--- a/others/开题报告.docx
+++ b/others/开题报告.docx
@@ -139,14 +139,7 @@
           <w:rFonts w:ascii="SimSun" w:hint="eastAsia"/>
           <w:sz w:val="28"/>
         </w:rPr>
-        <w:t>院（系、所）</w:t>
-      </w:r>
-      <w:r>
-        <w:rPr>
-          <w:rFonts w:ascii="SimSun" w:hint="eastAsia"/>
-          <w:sz w:val="28"/>
-        </w:rPr>
-        <w:t xml:space="preserve">  </w:t>
+        <w:t xml:space="preserve">院（系、所）  </w:t>
       </w:r>
       <w:r>
         <w:rPr>
@@ -237,17 +230,7 @@
           <w:kern w:val="16"/>
           <w:sz w:val="28"/>
         </w:rPr>
-        <w:t>学位类别</w:t>
-      </w:r>
-      <w:r>
-        <w:rPr>
-          <w:rFonts w:ascii="SimSun" w:hint="eastAsia"/>
-          <w:snapToGrid w:val="0"/>
-          <w:spacing w:val="40"/>
-          <w:kern w:val="16"/>
-          <w:sz w:val="28"/>
-        </w:rPr>
-        <w:t xml:space="preserve"> </w:t>
+        <w:t xml:space="preserve">学位类别 </w:t>
       </w:r>
       <w:r>
         <w:rPr>
@@ -266,16 +249,7 @@
           <w:kern w:val="4"/>
           <w:sz w:val="28"/>
         </w:rPr>
-        <w:t xml:space="preserve"> </w:t>
-      </w:r>
-      <w:r>
-        <w:rPr>
-          <w:rFonts w:ascii="SimSun" w:hint="eastAsia"/>
-          <w:snapToGrid w:val="0"/>
-          <w:kern w:val="4"/>
-          <w:sz w:val="28"/>
-        </w:rPr>
-        <w:t>＿＿＿＿＿＿＿＿＿＿</w:t>
+        <w:t xml:space="preserve"> ＿＿＿＿＿＿＿＿＿＿</w:t>
       </w:r>
     </w:p>
     <w:p>
@@ -310,17 +284,7 @@
           <w:kern w:val="10"/>
           <w:sz w:val="28"/>
         </w:rPr>
-        <w:t>专业领域</w:t>
-      </w:r>
-      <w:r>
-        <w:rPr>
-          <w:rFonts w:ascii="SimSun" w:hint="eastAsia"/>
-          <w:snapToGrid w:val="0"/>
-          <w:spacing w:val="40"/>
-          <w:kern w:val="10"/>
-          <w:sz w:val="28"/>
-        </w:rPr>
-        <w:t xml:space="preserve">   </w:t>
+        <w:t xml:space="preserve">专业领域   </w:t>
       </w:r>
       <w:r>
         <w:rPr>
@@ -505,13 +469,6 @@
           <w:u w:val="single"/>
         </w:rPr>
         <w:tab/>
-      </w:r>
-      <w:r>
-        <w:rPr>
-          <w:rFonts w:ascii="SimSun" w:hint="eastAsia"/>
-          <w:sz w:val="28"/>
-          <w:u w:val="single"/>
-        </w:rPr>
         <w:t>＿＿</w:t>
       </w:r>
     </w:p>
@@ -814,35 +771,7 @@
           <w:rFonts w:ascii="方正小标宋简体" w:eastAsia="方正小标宋简体" w:hint="eastAsia"/>
           <w:sz w:val="44"/>
         </w:rPr>
-        <w:t>表</w:t>
-      </w:r>
-      <w:r>
-        <w:rPr>
-          <w:rFonts w:ascii="方正小标宋简体" w:eastAsia="方正小标宋简体" w:hint="eastAsia"/>
-          <w:sz w:val="44"/>
-        </w:rPr>
-        <w:t xml:space="preserve"> </w:t>
-      </w:r>
-      <w:r>
-        <w:rPr>
-          <w:rFonts w:ascii="方正小标宋简体" w:eastAsia="方正小标宋简体" w:hint="eastAsia"/>
-          <w:sz w:val="44"/>
-        </w:rPr>
-        <w:t>须</w:t>
-      </w:r>
-      <w:r>
-        <w:rPr>
-          <w:rFonts w:ascii="方正小标宋简体" w:eastAsia="方正小标宋简体" w:hint="eastAsia"/>
-          <w:sz w:val="44"/>
-        </w:rPr>
-        <w:t xml:space="preserve"> </w:t>
-      </w:r>
-      <w:r>
-        <w:rPr>
-          <w:rFonts w:ascii="方正小标宋简体" w:eastAsia="方正小标宋简体" w:hint="eastAsia"/>
-          <w:sz w:val="44"/>
-        </w:rPr>
-        <w:t>知</w:t>
+        <w:t>表 须 知</w:t>
       </w:r>
     </w:p>
     <w:p>
@@ -893,13 +822,7 @@
         <w:rPr>
           <w:rFonts w:ascii="SimSun" w:hint="eastAsia"/>
         </w:rPr>
-        <w:t>3</w:t>
-      </w:r>
-      <w:r>
-        <w:rPr>
-          <w:rFonts w:ascii="SimSun" w:hint="eastAsia"/>
-        </w:rPr>
-        <w:t>、博士生应在第四学期内、硕士生应在第三学期内完成此开题报告。开题报告经研究生秘书在网上审核确认（硕士生至少半年、博士生至少一年）后方可申请答辩。</w:t>
+        <w:t>3、博士生应在第四学期内、硕士生应在第三学期内完成此开题报告。开题报告经研究生秘书在网上审核确认（硕士生至少半年、博士生至少一年）后方可申请答辩。</w:t>
       </w:r>
     </w:p>
     <w:p>
@@ -914,13 +837,7 @@
         <w:rPr>
           <w:rFonts w:ascii="SimSun" w:hint="eastAsia"/>
         </w:rPr>
-        <w:t>4</w:t>
-      </w:r>
-      <w:r>
-        <w:rPr>
-          <w:rFonts w:ascii="SimSun" w:hint="eastAsia"/>
-        </w:rPr>
-        <w:t>、研究生开题前应填写查新报告。查新报告对专业学位博士作为必要环节。博士生查新工作可委托图书馆负责，也可在完成网络文献检索类研究生课程的学习或参加学校组织的网络文献检索培训后，自行组织查新检索，自行组织查新需要详细文献查新述评作为附件。自行查新报告须经导师审查后由开题报告审核专家组审核签字（或盖章）。硕士生开题查新参考上述办法，不作硬性要求。</w:t>
+        <w:t>4、研究生开题前应填写查新报告。查新报告对专业学位博士作为必要环节。博士生查新工作可委托图书馆负责，也可在完成网络文献检索类研究生课程的学习或参加学校组织的网络文献检索培训后，自行组织查新检索，自行组织查新需要详细文献查新述评作为附件。自行查新报告须经导师审查后由开题报告审核专家组审核签字（或盖章）。硕士生开题查新参考上述办法，不作硬性要求。</w:t>
       </w:r>
     </w:p>
     <w:p>
@@ -935,13 +852,7 @@
         <w:rPr>
           <w:rFonts w:ascii="SimSun" w:hint="eastAsia"/>
         </w:rPr>
-        <w:t>5</w:t>
-      </w:r>
-      <w:r>
-        <w:rPr>
-          <w:rFonts w:ascii="SimSun" w:hint="eastAsia"/>
-        </w:rPr>
-        <w:t>、本表一式两份，一份研究生自留放入本人“研究生档案材料袋”；一份由院（系、所）保存并归入院（系、所）研究生教学档案。</w:t>
+        <w:t>5、本表一式两份，一份研究生自留放入本人“研究生档案材料袋”；一份由院（系、所）保存并归入院（系、所）研究生教学档案。</w:t>
       </w:r>
     </w:p>
     <w:p>
@@ -957,13 +868,7 @@
         <w:rPr>
           <w:rFonts w:ascii="SimSun" w:hint="eastAsia"/>
         </w:rPr>
-        <w:t>6</w:t>
-      </w:r>
-      <w:r>
-        <w:rPr>
-          <w:rFonts w:ascii="SimSun" w:hint="eastAsia"/>
-        </w:rPr>
-        <w:t>、</w:t>
+        <w:t>6、</w:t>
       </w:r>
       <w:r>
         <w:rPr>
@@ -993,13 +898,7 @@
         <w:rPr>
           <w:rFonts w:ascii="SimSun" w:hint="eastAsia"/>
         </w:rPr>
-        <w:t>7</w:t>
-      </w:r>
-      <w:r>
-        <w:rPr>
-          <w:rFonts w:ascii="SimSun" w:hint="eastAsia"/>
-        </w:rPr>
-        <w:t>、本表下载区：</w:t>
+        <w:t>7、本表下载区：</w:t>
       </w:r>
       <w:r>
         <w:rPr>
@@ -1011,25 +910,7 @@
         <w:rPr>
           <w:rFonts w:ascii="SimSun" w:hint="eastAsia"/>
         </w:rPr>
-        <w:t xml:space="preserve"> </w:t>
-      </w:r>
-      <w:r>
-        <w:rPr>
-          <w:rFonts w:ascii="SimSun" w:hint="eastAsia"/>
-        </w:rPr>
-        <w:t>。本表电子文档打印时用</w:t>
-      </w:r>
-      <w:r>
-        <w:rPr>
-          <w:rFonts w:ascii="SimSun" w:hint="eastAsia"/>
-        </w:rPr>
-        <w:t>A4</w:t>
-      </w:r>
-      <w:r>
-        <w:rPr>
-          <w:rFonts w:ascii="SimSun" w:hint="eastAsia"/>
-        </w:rPr>
-        <w:t>纸张，格式不变，内容较多可以加页。</w:t>
+        <w:t xml:space="preserve"> 。本表电子文档打印时用A4纸张，格式不变，内容较多可以加页。</w:t>
       </w:r>
     </w:p>
     <w:p>
@@ -1201,49 +1082,7 @@
                 <w:rFonts w:ascii="SimSun" w:hint="eastAsia"/>
                 <w:sz w:val="24"/>
               </w:rPr>
-              <w:t>论</w:t>
-            </w:r>
-            <w:r>
-              <w:rPr>
-                <w:rFonts w:ascii="SimSun" w:hint="eastAsia"/>
-                <w:sz w:val="24"/>
-              </w:rPr>
-              <w:t xml:space="preserve"> </w:t>
-            </w:r>
-            <w:r>
-              <w:rPr>
-                <w:rFonts w:ascii="SimSun" w:hint="eastAsia"/>
-                <w:sz w:val="24"/>
-              </w:rPr>
-              <w:t>文</w:t>
-            </w:r>
-            <w:r>
-              <w:rPr>
-                <w:rFonts w:ascii="SimSun" w:hint="eastAsia"/>
-                <w:sz w:val="24"/>
-              </w:rPr>
-              <w:t xml:space="preserve">                </w:t>
-            </w:r>
-            <w:r>
-              <w:rPr>
-                <w:rFonts w:ascii="SimSun" w:hint="eastAsia"/>
-                <w:sz w:val="24"/>
-              </w:rPr>
-              <w:t>题</w:t>
-            </w:r>
-            <w:r>
-              <w:rPr>
-                <w:rFonts w:ascii="SimSun" w:hint="eastAsia"/>
-                <w:sz w:val="24"/>
-              </w:rPr>
-              <w:t xml:space="preserve"> </w:t>
-            </w:r>
-            <w:r>
-              <w:rPr>
-                <w:rFonts w:ascii="SimSun" w:hint="eastAsia"/>
-                <w:sz w:val="24"/>
-              </w:rPr>
-              <w:t>目</w:t>
+              <w:t>论 文                题 目</w:t>
             </w:r>
           </w:p>
         </w:tc>
@@ -1322,21 +1161,7 @@
                 <w:rFonts w:ascii="SimSun" w:hint="eastAsia"/>
                 <w:sz w:val="24"/>
               </w:rPr>
-              <w:t>研</w:t>
-            </w:r>
-            <w:r>
-              <w:rPr>
-                <w:rFonts w:ascii="SimSun" w:hint="eastAsia"/>
-                <w:sz w:val="24"/>
-              </w:rPr>
-              <w:t xml:space="preserve"> </w:t>
-            </w:r>
-            <w:r>
-              <w:rPr>
-                <w:rFonts w:ascii="SimSun" w:hint="eastAsia"/>
-                <w:sz w:val="24"/>
-              </w:rPr>
-              <w:t>究</w:t>
+              <w:t>研 究</w:t>
             </w:r>
           </w:p>
           <w:p>
@@ -1353,21 +1178,7 @@
                 <w:rFonts w:ascii="SimSun" w:hint="eastAsia"/>
                 <w:sz w:val="24"/>
               </w:rPr>
-              <w:t>方</w:t>
-            </w:r>
-            <w:r>
-              <w:rPr>
-                <w:rFonts w:ascii="SimSun" w:hint="eastAsia"/>
-                <w:sz w:val="24"/>
-              </w:rPr>
-              <w:t xml:space="preserve"> </w:t>
-            </w:r>
-            <w:r>
-              <w:rPr>
-                <w:rFonts w:ascii="SimSun" w:hint="eastAsia"/>
-                <w:sz w:val="24"/>
-              </w:rPr>
-              <w:t>向</w:t>
+              <w:t>方 向</w:t>
             </w:r>
           </w:p>
         </w:tc>
@@ -1420,49 +1231,7 @@
                 <w:rFonts w:ascii="SimSun" w:hint="eastAsia"/>
                 <w:sz w:val="24"/>
               </w:rPr>
-              <w:t>题</w:t>
-            </w:r>
-            <w:r>
-              <w:rPr>
-                <w:rFonts w:ascii="SimSun" w:hint="eastAsia"/>
-                <w:sz w:val="24"/>
-              </w:rPr>
-              <w:t xml:space="preserve"> </w:t>
-            </w:r>
-            <w:r>
-              <w:rPr>
-                <w:rFonts w:ascii="SimSun" w:hint="eastAsia"/>
-                <w:sz w:val="24"/>
-              </w:rPr>
-              <w:t>目</w:t>
-            </w:r>
-            <w:r>
-              <w:rPr>
-                <w:rFonts w:ascii="SimSun" w:hint="eastAsia"/>
-                <w:sz w:val="24"/>
-              </w:rPr>
-              <w:t xml:space="preserve">    </w:t>
-            </w:r>
-            <w:r>
-              <w:rPr>
-                <w:rFonts w:ascii="SimSun" w:hint="eastAsia"/>
-                <w:sz w:val="24"/>
-              </w:rPr>
-              <w:t>来</w:t>
-            </w:r>
-            <w:r>
-              <w:rPr>
-                <w:rFonts w:ascii="SimSun" w:hint="eastAsia"/>
-                <w:sz w:val="24"/>
-              </w:rPr>
-              <w:t xml:space="preserve"> </w:t>
-            </w:r>
-            <w:r>
-              <w:rPr>
-                <w:rFonts w:ascii="SimSun" w:hint="eastAsia"/>
-                <w:sz w:val="24"/>
-              </w:rPr>
-              <w:t>源</w:t>
+              <w:t>题 目    来 源</w:t>
             </w:r>
           </w:p>
         </w:tc>
@@ -1863,21 +1632,7 @@
                 <w:rFonts w:ascii="SimSun" w:hint="eastAsia"/>
                 <w:sz w:val="24"/>
               </w:rPr>
-              <w:t>题</w:t>
-            </w:r>
-            <w:r>
-              <w:rPr>
-                <w:rFonts w:ascii="SimSun" w:hint="eastAsia"/>
-                <w:sz w:val="24"/>
-              </w:rPr>
-              <w:t xml:space="preserve"> </w:t>
-            </w:r>
-            <w:r>
-              <w:rPr>
-                <w:rFonts w:ascii="SimSun" w:hint="eastAsia"/>
-                <w:sz w:val="24"/>
-              </w:rPr>
-              <w:t>目</w:t>
+              <w:t>题 目</w:t>
             </w:r>
           </w:p>
           <w:p>
@@ -1894,21 +1649,7 @@
                 <w:rFonts w:ascii="SimSun" w:hint="eastAsia"/>
                 <w:sz w:val="24"/>
               </w:rPr>
-              <w:t>类</w:t>
-            </w:r>
-            <w:r>
-              <w:rPr>
-                <w:rFonts w:ascii="SimSun" w:hint="eastAsia"/>
-                <w:sz w:val="24"/>
-              </w:rPr>
-              <w:t xml:space="preserve"> </w:t>
-            </w:r>
-            <w:r>
-              <w:rPr>
-                <w:rFonts w:ascii="SimSun" w:hint="eastAsia"/>
-                <w:sz w:val="24"/>
-              </w:rPr>
-              <w:t>型</w:t>
+              <w:t>类 型</w:t>
             </w:r>
           </w:p>
         </w:tc>
@@ -2052,19 +1793,7 @@
               <w:rPr>
                 <w:rFonts w:ascii="SimSun" w:hint="eastAsia"/>
               </w:rPr>
-              <w:t>研</w:t>
-            </w:r>
-            <w:r>
-              <w:rPr>
-                <w:rFonts w:ascii="SimSun" w:hint="eastAsia"/>
-              </w:rPr>
-              <w:t xml:space="preserve"> </w:t>
-            </w:r>
-            <w:r>
-              <w:rPr>
-                <w:rFonts w:ascii="SimSun" w:hint="eastAsia"/>
-              </w:rPr>
-              <w:t>究</w:t>
+              <w:t>研 究</w:t>
             </w:r>
           </w:p>
         </w:tc>
@@ -10226,15 +9955,6 @@
           <w:p>
             <w:pPr>
               <w:spacing w:line="400" w:lineRule="exact"/>
-              <w:ind w:firstLineChars="200" w:firstLine="480"/>
-              <w:rPr>
-                <w:sz w:val="24"/>
-              </w:rPr>
-            </w:pPr>
-          </w:p>
-          <w:p>
-            <w:pPr>
-              <w:spacing w:line="400" w:lineRule="exact"/>
               <w:rPr>
                 <w:b/>
                 <w:bCs/>
@@ -10265,6 +9985,7 @@
               <w:spacing w:line="400" w:lineRule="exact"/>
               <w:ind w:firstLineChars="200" w:firstLine="480"/>
               <w:rPr>
+                <w:rFonts w:hint="eastAsia"/>
                 <w:sz w:val="24"/>
               </w:rPr>
             </w:pPr>
@@ -10431,6 +10152,124 @@
               </w:rPr>
               <w:t>的实际波长偏移量。</w:t>
             </w:r>
+            <w:r>
+              <w:rPr>
+                <w:rFonts w:hint="eastAsia"/>
+                <w:sz w:val="24"/>
+              </w:rPr>
+              <w:t>定标与解调算法</w:t>
+            </w:r>
+            <w:r>
+              <w:rPr>
+                <w:rFonts w:hint="eastAsia"/>
+                <w:sz w:val="24"/>
+              </w:rPr>
+              <w:t>流程图，如图</w:t>
+            </w:r>
+            <w:r>
+              <w:rPr>
+                <w:rFonts w:hint="eastAsia"/>
+                <w:sz w:val="24"/>
+              </w:rPr>
+              <w:t>3.x</w:t>
+            </w:r>
+            <w:r>
+              <w:rPr>
+                <w:rFonts w:hint="eastAsia"/>
+                <w:sz w:val="24"/>
+              </w:rPr>
+              <w:t>所示。</w:t>
+            </w:r>
+          </w:p>
+          <w:p>
+            <w:pPr>
+              <w:rPr>
+                <w:sz w:val="24"/>
+              </w:rPr>
+            </w:pPr>
+            <w:r>
+              <w:rPr>
+                <w:rFonts w:hint="eastAsia"/>
+                <w:noProof/>
+                <w:sz w:val="24"/>
+              </w:rPr>
+              <w:drawing>
+                <wp:inline distT="0" distB="0" distL="0" distR="0" wp14:anchorId="11ECE176" wp14:editId="3FC61C3B">
+                  <wp:extent cx="6120130" cy="6483350"/>
+                  <wp:effectExtent l="0" t="0" r="0" b="0"/>
+                  <wp:docPr id="1705307992" name="Picture 1"/>
+                  <wp:cNvGraphicFramePr>
+                    <a:graphicFrameLocks xmlns:a="http://schemas.openxmlformats.org/drawingml/2006/main" noChangeAspect="1"/>
+                  </wp:cNvGraphicFramePr>
+                  <a:graphic xmlns:a="http://schemas.openxmlformats.org/drawingml/2006/main">
+                    <a:graphicData uri="http://schemas.openxmlformats.org/drawingml/2006/picture">
+                      <pic:pic xmlns:pic="http://schemas.openxmlformats.org/drawingml/2006/picture">
+                        <pic:nvPicPr>
+                          <pic:cNvPr id="1705307992" name="Picture 1705307992"/>
+                          <pic:cNvPicPr/>
+                        </pic:nvPicPr>
+                        <pic:blipFill>
+                          <a:blip r:embed="rId13">
+                            <a:extLst>
+                              <a:ext uri="{28A0092B-C50C-407E-A947-70E740481C1C}">
+                                <a14:useLocalDpi xmlns:a14="http://schemas.microsoft.com/office/drawing/2010/main" val="0"/>
+                              </a:ext>
+                            </a:extLst>
+                          </a:blip>
+                          <a:stretch>
+                            <a:fillRect/>
+                          </a:stretch>
+                        </pic:blipFill>
+                        <pic:spPr>
+                          <a:xfrm>
+                            <a:off x="0" y="0"/>
+                            <a:ext cx="6120130" cy="6483350"/>
+                          </a:xfrm>
+                          <a:prstGeom prst="rect">
+                            <a:avLst/>
+                          </a:prstGeom>
+                        </pic:spPr>
+                      </pic:pic>
+                    </a:graphicData>
+                  </a:graphic>
+                </wp:inline>
+              </w:drawing>
+            </w:r>
+          </w:p>
+          <w:p>
+            <w:pPr>
+              <w:jc w:val="center"/>
+              <w:rPr>
+                <w:rFonts w:hint="eastAsia"/>
+                <w:sz w:val="24"/>
+              </w:rPr>
+            </w:pPr>
+            <w:r>
+              <w:rPr>
+                <w:sz w:val="24"/>
+              </w:rPr>
+              <w:t>图</w:t>
+            </w:r>
+            <w:r>
+              <w:rPr>
+                <w:sz w:val="24"/>
+              </w:rPr>
+              <w:t>3.x</w:t>
+            </w:r>
+            <w:r>
+              <w:rPr>
+                <w:rFonts w:hint="eastAsia"/>
+                <w:sz w:val="24"/>
+              </w:rPr>
+              <w:t>定标与解调算法</w:t>
+            </w:r>
+            <w:r>
+              <w:rPr>
+                <w:rFonts w:hint="eastAsia"/>
+                <w:sz w:val="24"/>
+              </w:rPr>
+              <w:t>流程图</w:t>
+            </w:r>
           </w:p>
           <w:p>
             <w:pPr>
@@ -10477,6 +10316,7 @@
               <w:rPr>
                 <w:sz w:val="24"/>
               </w:rPr>
+              <w:lastRenderedPageBreak/>
               <w:t>定标阶段旨在建立</w:t>
             </w:r>
             <m:oMath>
@@ -12245,14 +12085,7 @@
               <w:rPr>
                 <w:sz w:val="24"/>
               </w:rPr>
-              <w:t>。</w:t>
-            </w:r>
-            <w:r>
-              <w:rPr>
-                <w:sz w:val="24"/>
-              </w:rPr>
-              <w:lastRenderedPageBreak/>
-              <w:t>算法的核心思想为：当</w:t>
+              <w:t>。算法的核心思想为：当</w:t>
             </w:r>
             <w:r>
               <w:rPr>
@@ -12715,6 +12548,7 @@
                 <w:bCs/>
                 <w:sz w:val="24"/>
               </w:rPr>
+              <w:lastRenderedPageBreak/>
               <w:t>第二级：归一化互相关精细匹配。</w:t>
             </w:r>
             <w:r>
@@ -14648,14 +14482,7 @@
               <w:rPr>
                 <w:sz w:val="24"/>
               </w:rPr>
-              <w:t>解调系统进行系统的</w:t>
-            </w:r>
-            <w:r>
-              <w:rPr>
-                <w:sz w:val="24"/>
-              </w:rPr>
-              <w:lastRenderedPageBreak/>
-              <w:t>性能验证，包括</w:t>
+              <w:t>解调系统进行系统的性能验证，包括</w:t>
             </w:r>
             <w:r>
               <w:rPr>
@@ -14835,14 +14662,7 @@
                 <w:rFonts w:hint="eastAsia"/>
                 <w:sz w:val="24"/>
               </w:rPr>
-              <w:t>，</w:t>
-            </w:r>
-            <w:r>
-              <w:rPr>
-                <w:rFonts w:hint="eastAsia"/>
-                <w:sz w:val="24"/>
-              </w:rPr>
-              <w:t>不同温度下的</w:t>
+              <w:t>，不同温度下的</w:t>
             </w:r>
             <w:r>
               <w:rPr>
@@ -14856,14 +14676,7 @@
                 <w:rFonts w:hint="eastAsia"/>
                 <w:sz w:val="24"/>
               </w:rPr>
-              <w:t>反射光谱</w:t>
-            </w:r>
-            <w:r>
-              <w:rPr>
-                <w:rFonts w:hint="eastAsia"/>
-                <w:sz w:val="24"/>
-              </w:rPr>
-              <w:t>如图</w:t>
+              <w:t>反射光谱如图</w:t>
             </w:r>
             <w:r>
               <w:rPr>
@@ -14947,14 +14760,7 @@
                 <w:rFonts w:hint="eastAsia"/>
                 <w:sz w:val="24"/>
               </w:rPr>
-              <w:t>温度</w:t>
-            </w:r>
-            <w:r>
-              <w:rPr>
-                <w:rFonts w:hint="eastAsia"/>
-                <w:sz w:val="24"/>
-              </w:rPr>
-              <w:t>关系如图</w:t>
+              <w:t>温度关系如图</w:t>
             </w:r>
             <w:r>
               <w:rPr>
@@ -14994,21 +14800,7 @@
                   <w:rFonts w:ascii="Cambria Math" w:hAnsi="Cambria Math"/>
                   <w:sz w:val="24"/>
                 </w:rPr>
-                <m:t>α=</m:t>
-              </m:r>
-              <m:r>
-                <w:rPr>
-                  <w:rFonts w:ascii="Cambria Math" w:hAnsi="Cambria Math"/>
-                  <w:sz w:val="24"/>
-                </w:rPr>
-                <m:t>10.</m:t>
-              </m:r>
-              <m:r>
-                <w:rPr>
-                  <w:rFonts w:ascii="Cambria Math" w:hAnsi="Cambria Math"/>
-                  <w:sz w:val="24"/>
-                </w:rPr>
-                <m:t>62</m:t>
+                <m:t>α=10.62</m:t>
               </m:r>
             </m:oMath>
             <w:r>
@@ -15091,6 +14883,7 @@
                 <w:noProof/>
                 <w:sz w:val="24"/>
               </w:rPr>
+              <w:lastRenderedPageBreak/>
               <w:drawing>
                 <wp:inline distT="0" distB="0" distL="0" distR="0" wp14:anchorId="07B09CB7" wp14:editId="03E0774C">
                   <wp:extent cx="6120130" cy="2387600"/>
@@ -15107,7 +14900,7 @@
                           <pic:cNvPicPr/>
                         </pic:nvPicPr>
                         <pic:blipFill>
-                          <a:blip r:embed="rId13">
+                          <a:blip r:embed="rId14">
                             <a:extLst>
                               <a:ext uri="{28A0092B-C50C-407E-A947-70E740481C1C}">
                                 <a14:useLocalDpi xmlns:a14="http://schemas.microsoft.com/office/drawing/2010/main" val="0"/>
@@ -15447,28 +15240,7 @@
                   <w:rFonts w:ascii="Cambria Math" w:hAnsi="Cambria Math"/>
                   <w:sz w:val="24"/>
                 </w:rPr>
-                <m:t>α=</m:t>
-              </m:r>
-              <m:r>
-                <w:rPr>
-                  <w:rFonts w:ascii="Cambria Math" w:hAnsi="Cambria Math"/>
-                  <w:sz w:val="24"/>
-                </w:rPr>
-                <m:t>10</m:t>
-              </m:r>
-              <m:r>
-                <w:rPr>
-                  <w:rFonts w:ascii="Cambria Math" w:hAnsi="Cambria Math"/>
-                  <w:sz w:val="24"/>
-                </w:rPr>
-                <m:t>.</m:t>
-              </m:r>
-              <m:r>
-                <w:rPr>
-                  <w:rFonts w:ascii="Cambria Math" w:hAnsi="Cambria Math"/>
-                  <w:sz w:val="24"/>
-                </w:rPr>
-                <m:t>62</m:t>
+                <m:t>α=10.62</m:t>
               </m:r>
             </m:oMath>
             <w:r>
@@ -15782,7 +15554,6 @@
                 <w:bCs/>
                 <w:sz w:val="24"/>
               </w:rPr>
-              <w:lastRenderedPageBreak/>
               <w:t>（</w:t>
             </w:r>
             <w:r>
@@ -16078,6 +15849,7 @@
                 <w:rFonts w:hint="eastAsia"/>
                 <w:sz w:val="24"/>
               </w:rPr>
+              <w:lastRenderedPageBreak/>
               <w:t xml:space="preserve">3. </w:t>
             </w:r>
             <w:r>
@@ -16409,7 +16181,6 @@
               <w:rPr>
                 <w:rFonts w:hint="eastAsia"/>
               </w:rPr>
-              <w:lastRenderedPageBreak/>
               <w:t>Z. Lv, B. Zhu, L. Lu, et al. Miniature and low-power high-precision FBG interrogator with self-temperature compensation. Opt. Express, 2025, 33: 10289-10301.</w:t>
             </w:r>
           </w:p>
@@ -16492,14 +16263,23 @@
                 <w:rFonts w:ascii="SimSun" w:hint="eastAsia"/>
                 <w:sz w:val="24"/>
               </w:rPr>
-              <w:t xml:space="preserve">          </w:t>
-            </w:r>
+              <w:t xml:space="preserve">          研究生签名</w:t>
+            </w:r>
+          </w:p>
+          <w:p>
+            <w:pPr>
+              <w:spacing w:line="400" w:lineRule="exact"/>
+              <w:rPr>
+                <w:rFonts w:ascii="SimSun"/>
+                <w:sz w:val="24"/>
+              </w:rPr>
+            </w:pPr>
             <w:r>
               <w:rPr>
                 <w:rFonts w:ascii="SimSun" w:hint="eastAsia"/>
                 <w:sz w:val="24"/>
               </w:rPr>
-              <w:t>研究生签名</w:t>
+              <w:t xml:space="preserve">                                                  年    月    日</w:t>
             </w:r>
           </w:p>
           <w:p>
@@ -16515,57 +16295,7 @@
                 <w:rFonts w:ascii="SimSun" w:hint="eastAsia"/>
                 <w:sz w:val="24"/>
               </w:rPr>
-              <w:t xml:space="preserve">                                                  </w:t>
-            </w:r>
-            <w:r>
-              <w:rPr>
-                <w:rFonts w:ascii="SimSun" w:hint="eastAsia"/>
-                <w:sz w:val="24"/>
-              </w:rPr>
-              <w:t>年</w:t>
-            </w:r>
-            <w:r>
-              <w:rPr>
-                <w:rFonts w:ascii="SimSun" w:hint="eastAsia"/>
-                <w:sz w:val="24"/>
-              </w:rPr>
-              <w:t xml:space="preserve">    </w:t>
-            </w:r>
-            <w:r>
-              <w:rPr>
-                <w:rFonts w:ascii="SimSun" w:hint="eastAsia"/>
-                <w:sz w:val="24"/>
-              </w:rPr>
-              <w:t>月</w:t>
-            </w:r>
-            <w:r>
-              <w:rPr>
-                <w:rFonts w:ascii="SimSun" w:hint="eastAsia"/>
-                <w:sz w:val="24"/>
-              </w:rPr>
-              <w:t xml:space="preserve">    </w:t>
-            </w:r>
-            <w:r>
-              <w:rPr>
-                <w:rFonts w:ascii="SimSun" w:hint="eastAsia"/>
-                <w:sz w:val="24"/>
-              </w:rPr>
-              <w:t>日</w:t>
-            </w:r>
-          </w:p>
-          <w:p>
-            <w:pPr>
-              <w:spacing w:line="400" w:lineRule="exact"/>
-              <w:rPr>
-                <w:rFonts w:ascii="SimSun"/>
-                <w:sz w:val="24"/>
-              </w:rPr>
-            </w:pPr>
-            <w:r>
-              <w:rPr>
-                <w:rFonts w:ascii="SimSun" w:hint="eastAsia"/>
-                <w:sz w:val="24"/>
-              </w:rPr>
+              <w:lastRenderedPageBreak/>
               <w:t>（注：本页不够可附页）</w:t>
             </w:r>
           </w:p>
@@ -16751,91 +16481,7 @@
                 <w:rFonts w:ascii="SimSun" w:hint="eastAsia"/>
                 <w:sz w:val="24"/>
               </w:rPr>
-              <w:t>工</w:t>
-            </w:r>
-            <w:r>
-              <w:rPr>
-                <w:rFonts w:ascii="SimSun" w:hint="eastAsia"/>
-                <w:sz w:val="24"/>
-              </w:rPr>
-              <w:t xml:space="preserve">  </w:t>
-            </w:r>
-            <w:r>
-              <w:rPr>
-                <w:rFonts w:ascii="SimSun" w:hint="eastAsia"/>
-                <w:sz w:val="24"/>
-              </w:rPr>
-              <w:t>作</w:t>
-            </w:r>
-            <w:r>
-              <w:rPr>
-                <w:rFonts w:ascii="SimSun" w:hint="eastAsia"/>
-                <w:sz w:val="24"/>
-              </w:rPr>
-              <w:t xml:space="preserve">  </w:t>
-            </w:r>
-            <w:r>
-              <w:rPr>
-                <w:rFonts w:ascii="SimSun" w:hint="eastAsia"/>
-                <w:sz w:val="24"/>
-              </w:rPr>
-              <w:t>内</w:t>
-            </w:r>
-            <w:r>
-              <w:rPr>
-                <w:rFonts w:ascii="SimSun" w:hint="eastAsia"/>
-                <w:sz w:val="24"/>
-              </w:rPr>
-              <w:t xml:space="preserve">  </w:t>
-            </w:r>
-            <w:r>
-              <w:rPr>
-                <w:rFonts w:ascii="SimSun" w:hint="eastAsia"/>
-                <w:sz w:val="24"/>
-              </w:rPr>
-              <w:t>容</w:t>
-            </w:r>
-            <w:r>
-              <w:rPr>
-                <w:rFonts w:ascii="SimSun" w:hint="eastAsia"/>
-                <w:sz w:val="24"/>
-              </w:rPr>
-              <w:t xml:space="preserve">  </w:t>
-            </w:r>
-            <w:r>
-              <w:rPr>
-                <w:rFonts w:ascii="SimSun" w:hint="eastAsia"/>
-                <w:sz w:val="24"/>
-              </w:rPr>
-              <w:t>和</w:t>
-            </w:r>
-            <w:r>
-              <w:rPr>
-                <w:rFonts w:ascii="SimSun" w:hint="eastAsia"/>
-                <w:sz w:val="24"/>
-              </w:rPr>
-              <w:t xml:space="preserve">  </w:t>
-            </w:r>
-            <w:r>
-              <w:rPr>
-                <w:rFonts w:ascii="SimSun" w:hint="eastAsia"/>
-                <w:sz w:val="24"/>
-              </w:rPr>
-              <w:t>要</w:t>
-            </w:r>
-            <w:r>
-              <w:rPr>
-                <w:rFonts w:ascii="SimSun" w:hint="eastAsia"/>
-                <w:sz w:val="24"/>
-              </w:rPr>
-              <w:t xml:space="preserve">  </w:t>
-            </w:r>
-            <w:r>
-              <w:rPr>
-                <w:rFonts w:ascii="SimSun" w:hint="eastAsia"/>
-                <w:sz w:val="24"/>
-              </w:rPr>
-              <w:t>求</w:t>
+              <w:t>工  作  内  容  和  要  求</w:t>
             </w:r>
           </w:p>
         </w:tc>
@@ -16858,21 +16504,7 @@
                 <w:rFonts w:ascii="SimSun" w:hint="eastAsia"/>
                 <w:sz w:val="24"/>
               </w:rPr>
-              <w:t>备</w:t>
-            </w:r>
-            <w:r>
-              <w:rPr>
-                <w:rFonts w:ascii="SimSun" w:hint="eastAsia"/>
-                <w:sz w:val="24"/>
-              </w:rPr>
-              <w:t xml:space="preserve">  </w:t>
-            </w:r>
-            <w:r>
-              <w:rPr>
-                <w:rFonts w:ascii="SimSun" w:hint="eastAsia"/>
-                <w:sz w:val="24"/>
-              </w:rPr>
-              <w:t>注</w:t>
+              <w:t>备  注</w:t>
             </w:r>
           </w:p>
         </w:tc>
@@ -17256,7 +16888,6 @@
                 <w:color w:val="000000"/>
                 <w:kern w:val="0"/>
               </w:rPr>
-              <w:lastRenderedPageBreak/>
               <w:t>2025.10–2026.01</w:t>
             </w:r>
           </w:p>
@@ -17499,7 +17130,7 @@
               <w:spacing w:line="360" w:lineRule="auto"/>
               <w:jc w:val="center"/>
               <w:rPr>
-                <w:rFonts w:ascii="SimSun" w:hint="eastAsia"/>
+                <w:rFonts w:ascii="SimSun"/>
               </w:rPr>
             </w:pPr>
             <w:r>
@@ -17575,7 +17206,15 @@
                 <w:color w:val="000000"/>
                 <w:kern w:val="0"/>
               </w:rPr>
-              <w:t>2026.05–2026.06</w:t>
+              <w:t>2026.05–</w:t>
+            </w:r>
+            <w:r>
+              <w:rPr>
+                <w:color w:val="000000"/>
+                <w:kern w:val="0"/>
+              </w:rPr>
+              <w:lastRenderedPageBreak/>
+              <w:t>2026.06</w:t>
             </w:r>
           </w:p>
         </w:tc>
@@ -17599,6 +17238,7 @@
                 <w:color w:val="000000"/>
                 <w:kern w:val="0"/>
               </w:rPr>
+              <w:lastRenderedPageBreak/>
               <w:t>完成开题报告及中期检查；</w:t>
             </w:r>
             <w:r>
@@ -17644,6 +17284,7 @@
                 <w:color w:val="000000"/>
                 <w:kern w:val="0"/>
               </w:rPr>
+              <w:lastRenderedPageBreak/>
               <w:t>电路测试与优化</w:t>
             </w:r>
           </w:p>
@@ -17668,6 +17309,7 @@
                 <w:color w:val="000000"/>
                 <w:kern w:val="0"/>
               </w:rPr>
+              <w:lastRenderedPageBreak/>
               <w:t>进行中</w:t>
             </w:r>
           </w:p>
@@ -18587,14 +18229,7 @@
                 <w:rFonts w:ascii="SimSun" w:hint="eastAsia"/>
                 <w:sz w:val="24"/>
               </w:rPr>
-              <w:t xml:space="preserve"> </w:t>
-            </w:r>
-            <w:r>
-              <w:rPr>
-                <w:rFonts w:ascii="SimSun" w:hint="eastAsia"/>
-                <w:sz w:val="24"/>
-              </w:rPr>
-              <w:t>指导教师（签字）</w:t>
+              <w:t xml:space="preserve"> 指导教师（签字）</w:t>
             </w:r>
           </w:p>
           <w:p>
@@ -18611,42 +18246,7 @@
                 <w:rFonts w:ascii="SimSun" w:hint="eastAsia"/>
                 <w:sz w:val="24"/>
               </w:rPr>
-              <w:t xml:space="preserve">                                               </w:t>
-            </w:r>
-            <w:r>
-              <w:rPr>
-                <w:rFonts w:ascii="SimSun" w:hint="eastAsia"/>
-                <w:sz w:val="24"/>
-              </w:rPr>
-              <w:t>年</w:t>
-            </w:r>
-            <w:r>
-              <w:rPr>
-                <w:rFonts w:ascii="SimSun" w:hint="eastAsia"/>
-                <w:sz w:val="24"/>
-              </w:rPr>
-              <w:t xml:space="preserve">    </w:t>
-            </w:r>
-            <w:r>
-              <w:rPr>
-                <w:rFonts w:ascii="SimSun" w:hint="eastAsia"/>
-                <w:sz w:val="24"/>
-              </w:rPr>
-              <w:t>月</w:t>
-            </w:r>
-            <w:r>
-              <w:rPr>
-                <w:rFonts w:ascii="SimSun" w:hint="eastAsia"/>
-                <w:sz w:val="24"/>
-              </w:rPr>
-              <w:t xml:space="preserve">    </w:t>
-            </w:r>
-            <w:r>
-              <w:rPr>
-                <w:rFonts w:ascii="SimSun" w:hint="eastAsia"/>
-                <w:sz w:val="24"/>
-              </w:rPr>
-              <w:t>日</w:t>
+              <w:t xml:space="preserve">                                               年    月    日</w:t>
             </w:r>
           </w:p>
         </w:tc>
@@ -18860,79 +18460,7 @@
                 <w:color w:val="FF0000"/>
                 <w:sz w:val="24"/>
               </w:rPr>
-              <w:t>硕士至少</w:t>
-            </w:r>
-            <w:r>
-              <w:rPr>
-                <w:rFonts w:ascii="SimSun" w:hint="eastAsia"/>
-                <w:b/>
-                <w:color w:val="FF0000"/>
-                <w:sz w:val="24"/>
-              </w:rPr>
-              <w:t>5</w:t>
-            </w:r>
-            <w:r>
-              <w:rPr>
-                <w:rFonts w:ascii="SimSun" w:hint="eastAsia"/>
-                <w:b/>
-                <w:color w:val="FF0000"/>
-                <w:sz w:val="24"/>
-              </w:rPr>
-              <w:t>人，博士</w:t>
-            </w:r>
-            <w:r>
-              <w:rPr>
-                <w:rFonts w:ascii="SimSun" w:hint="eastAsia"/>
-                <w:b/>
-                <w:color w:val="FF0000"/>
-                <w:sz w:val="24"/>
-              </w:rPr>
-              <w:t>5</w:t>
-            </w:r>
-            <w:r>
-              <w:rPr>
-                <w:rFonts w:ascii="SimSun" w:hint="eastAsia"/>
-                <w:b/>
-                <w:color w:val="FF0000"/>
-                <w:sz w:val="24"/>
-              </w:rPr>
-              <w:t>－</w:t>
-            </w:r>
-            <w:r>
-              <w:rPr>
-                <w:rFonts w:ascii="SimSun" w:hint="eastAsia"/>
-                <w:b/>
-                <w:color w:val="FF0000"/>
-                <w:sz w:val="24"/>
-              </w:rPr>
-              <w:t>7</w:t>
-            </w:r>
-            <w:r>
-              <w:rPr>
-                <w:rFonts w:ascii="SimSun" w:hint="eastAsia"/>
-                <w:b/>
-                <w:color w:val="FF0000"/>
-                <w:sz w:val="24"/>
-              </w:rPr>
-              <w:t>人，其中</w:t>
-            </w:r>
-            <w:r>
-              <w:rPr>
-                <w:rFonts w:ascii="SimSun" w:hint="eastAsia"/>
-                <w:b/>
-                <w:color w:val="FF0000"/>
-                <w:sz w:val="24"/>
-              </w:rPr>
-              <w:t>1</w:t>
-            </w:r>
-            <w:r>
-              <w:rPr>
-                <w:rFonts w:ascii="SimSun" w:hint="eastAsia"/>
-                <w:b/>
-                <w:color w:val="FF0000"/>
-                <w:sz w:val="24"/>
-              </w:rPr>
-              <w:t>人须为校外导师</w:t>
+              <w:t>硕士至少5人，博士5－7人，其中1人须为校外导师</w:t>
             </w:r>
             <w:r>
               <w:rPr>
@@ -19040,94 +18568,52 @@
                 <w:rFonts w:ascii="SimSun" w:hint="eastAsia"/>
                 <w:sz w:val="24"/>
               </w:rPr>
-              <w:t>审议小组出席</w:t>
+              <w:t xml:space="preserve">审议小组出席 </w:t>
             </w:r>
             <w:r>
               <w:rPr>
                 <w:rFonts w:ascii="SimSun" w:hint="eastAsia"/>
                 <w:sz w:val="24"/>
-              </w:rPr>
-              <w:t xml:space="preserve"> </w:t>
+                <w:u w:val="single"/>
+              </w:rPr>
+              <w:t xml:space="preserve">       </w:t>
             </w:r>
             <w:r>
               <w:rPr>
                 <w:rFonts w:ascii="SimSun" w:hint="eastAsia"/>
                 <w:sz w:val="24"/>
+              </w:rPr>
+              <w:t xml:space="preserve"> 人；通过 </w:t>
+            </w:r>
+            <w:r>
+              <w:rPr>
+                <w:rFonts w:ascii="SimSun" w:hint="eastAsia"/>
+                <w:sz w:val="24"/>
                 <w:u w:val="single"/>
               </w:rPr>
-              <w:t xml:space="preserve">       </w:t>
+              <w:t xml:space="preserve">      </w:t>
             </w:r>
             <w:r>
               <w:rPr>
                 <w:rFonts w:ascii="SimSun" w:hint="eastAsia"/>
                 <w:sz w:val="24"/>
               </w:rPr>
-              <w:t xml:space="preserve"> </w:t>
+              <w:t xml:space="preserve"> 人；不通过 </w:t>
             </w:r>
             <w:r>
               <w:rPr>
                 <w:rFonts w:ascii="SimSun" w:hint="eastAsia"/>
                 <w:sz w:val="24"/>
-              </w:rPr>
-              <w:t>人；通过</w:t>
+                <w:u w:val="single"/>
+              </w:rPr>
+              <w:t xml:space="preserve">      </w:t>
             </w:r>
             <w:r>
               <w:rPr>
                 <w:rFonts w:ascii="SimSun" w:hint="eastAsia"/>
                 <w:sz w:val="24"/>
               </w:rPr>
-              <w:t xml:space="preserve"> </w:t>
-            </w:r>
-            <w:r>
-              <w:rPr>
-                <w:rFonts w:ascii="SimSun" w:hint="eastAsia"/>
-                <w:sz w:val="24"/>
-                <w:u w:val="single"/>
-              </w:rPr>
-              <w:t xml:space="preserve">      </w:t>
-            </w:r>
-            <w:r>
-              <w:rPr>
-                <w:rFonts w:ascii="SimSun" w:hint="eastAsia"/>
-                <w:sz w:val="24"/>
-              </w:rPr>
-              <w:t xml:space="preserve"> </w:t>
-            </w:r>
-            <w:r>
-              <w:rPr>
-                <w:rFonts w:ascii="SimSun" w:hint="eastAsia"/>
-                <w:sz w:val="24"/>
-              </w:rPr>
-              <w:t>人；不通过</w:t>
-            </w:r>
-            <w:r>
-              <w:rPr>
-                <w:rFonts w:ascii="SimSun" w:hint="eastAsia"/>
-                <w:sz w:val="24"/>
-              </w:rPr>
-              <w:t xml:space="preserve"> </w:t>
-            </w:r>
-            <w:r>
-              <w:rPr>
-                <w:rFonts w:ascii="SimSun" w:hint="eastAsia"/>
-                <w:sz w:val="24"/>
-                <w:u w:val="single"/>
-              </w:rPr>
-              <w:t xml:space="preserve">      </w:t>
-            </w:r>
-            <w:r>
-              <w:rPr>
-                <w:rFonts w:ascii="SimSun" w:hint="eastAsia"/>
-                <w:sz w:val="24"/>
-              </w:rPr>
-              <w:t xml:space="preserve"> </w:t>
-            </w:r>
-            <w:r>
-              <w:rPr>
-                <w:rFonts w:ascii="SimSun" w:hint="eastAsia"/>
-                <w:sz w:val="24"/>
-              </w:rPr>
-              <w:t>人。</w:t>
+              <w:t xml:space="preserve"> 人。</w:t>
             </w:r>
           </w:p>
           <w:p>
@@ -19152,15 +18638,7 @@
                 <w:sz w:val="24"/>
                 <w:u w:val="single"/>
               </w:rPr>
-              <w:t xml:space="preserve">            </w:t>
-            </w:r>
-            <w:r>
-              <w:rPr>
-                <w:rFonts w:ascii="SimSun" w:hint="eastAsia"/>
-                <w:sz w:val="24"/>
-                <w:u w:val="single"/>
-              </w:rPr>
-              <w:t>（优、良、中、通过）</w:t>
+              <w:t xml:space="preserve">            （优、良、中、通过）</w:t>
             </w:r>
           </w:p>
           <w:p>
@@ -19220,35 +18698,7 @@
                 <w:rFonts w:ascii="SimSun" w:hint="eastAsia"/>
                 <w:sz w:val="24"/>
               </w:rPr>
-              <w:t>年</w:t>
-            </w:r>
-            <w:r>
-              <w:rPr>
-                <w:rFonts w:ascii="SimSun" w:hint="eastAsia"/>
-                <w:sz w:val="24"/>
-              </w:rPr>
-              <w:t xml:space="preserve">   </w:t>
-            </w:r>
-            <w:r>
-              <w:rPr>
-                <w:rFonts w:ascii="SimSun" w:hint="eastAsia"/>
-                <w:sz w:val="24"/>
-              </w:rPr>
-              <w:t>月</w:t>
-            </w:r>
-            <w:r>
-              <w:rPr>
-                <w:rFonts w:ascii="SimSun" w:hint="eastAsia"/>
-                <w:sz w:val="24"/>
-              </w:rPr>
-              <w:t xml:space="preserve">   </w:t>
-            </w:r>
-            <w:r>
-              <w:rPr>
-                <w:rFonts w:ascii="SimSun" w:hint="eastAsia"/>
-                <w:sz w:val="24"/>
-              </w:rPr>
-              <w:t>日</w:t>
+              <w:t>年   月   日</w:t>
             </w:r>
           </w:p>
         </w:tc>
@@ -19331,42 +18781,7 @@
                 <w:rFonts w:ascii="SimSun" w:hint="eastAsia"/>
                 <w:sz w:val="24"/>
               </w:rPr>
-              <w:t xml:space="preserve">                                                           </w:t>
-            </w:r>
-            <w:r>
-              <w:rPr>
-                <w:rFonts w:ascii="SimSun" w:hint="eastAsia"/>
-                <w:sz w:val="24"/>
-              </w:rPr>
-              <w:t>年</w:t>
-            </w:r>
-            <w:r>
-              <w:rPr>
-                <w:rFonts w:ascii="SimSun" w:hint="eastAsia"/>
-                <w:sz w:val="24"/>
-              </w:rPr>
-              <w:t xml:space="preserve">    </w:t>
-            </w:r>
-            <w:r>
-              <w:rPr>
-                <w:rFonts w:ascii="SimSun" w:hint="eastAsia"/>
-                <w:sz w:val="24"/>
-              </w:rPr>
-              <w:t>月</w:t>
-            </w:r>
-            <w:r>
-              <w:rPr>
-                <w:rFonts w:ascii="SimSun" w:hint="eastAsia"/>
-                <w:sz w:val="24"/>
-              </w:rPr>
-              <w:t xml:space="preserve">    </w:t>
-            </w:r>
-            <w:r>
-              <w:rPr>
-                <w:rFonts w:ascii="SimSun" w:hint="eastAsia"/>
-                <w:sz w:val="24"/>
-              </w:rPr>
-              <w:t>日</w:t>
+              <w:t xml:space="preserve">                                                           年    月    日</w:t>
             </w:r>
           </w:p>
         </w:tc>
@@ -19406,7 +18821,7 @@
     </w:tbl>
     <w:p/>
     <w:sectPr>
-      <w:footerReference w:type="default" r:id="rId14"/>
+      <w:footerReference w:type="default" r:id="rId15"/>
       <w:pgSz w:w="11906" w:h="16838"/>
       <w:pgMar w:top="1134" w:right="1134" w:bottom="1134" w:left="1134" w:header="851" w:footer="992" w:gutter="0"/>
       <w:pgNumType w:start="0"/>
@@ -20110,6 +19525,7 @@
   <w:style w:type="character" w:default="1" w:styleId="DefaultParagraphFont">
     <w:name w:val="Default Paragraph Font"/>
     <w:uiPriority w:val="1"/>
+    <w:semiHidden/>
     <w:unhideWhenUsed/>
   </w:style>
   <w:style w:type="table" w:default="1" w:styleId="TableNormal">

--- a/others/开题报告.docx
+++ b/others/开题报告.docx
@@ -21,13 +21,7 @@
           <w:u w:val="single"/>
         </w:rPr>
         <w:tab/>
-      </w:r>
-      <w:r>
-        <w:rPr>
-          <w:rFonts w:ascii="SimSun" w:hint="eastAsia"/>
-          <w:u w:val="single"/>
-        </w:rPr>
-        <w:tab/>
+        <w:t xml:space="preserve">  241934</w:t>
       </w:r>
       <w:r>
         <w:rPr>
@@ -139,7 +133,7 @@
           <w:rFonts w:ascii="SimSun" w:hint="eastAsia"/>
           <w:sz w:val="28"/>
         </w:rPr>
-        <w:t xml:space="preserve">院（系、所）  </w:t>
+        <w:t xml:space="preserve">院（系、所）   </w:t>
       </w:r>
       <w:r>
         <w:rPr>
@@ -383,7 +377,7 @@
           <w:rFonts w:ascii="SimSun" w:hint="eastAsia"/>
           <w:sz w:val="28"/>
         </w:rPr>
-        <w:t xml:space="preserve">研究生姓名　</w:t>
+        <w:t xml:space="preserve">研究生姓名　   </w:t>
       </w:r>
       <w:r>
         <w:rPr>
@@ -583,7 +577,7 @@
           <w:rFonts w:ascii="SimSun" w:hint="eastAsia"/>
           <w:sz w:val="28"/>
         </w:rPr>
-        <w:t>开题报告日期</w:t>
+        <w:t xml:space="preserve">开题报告日期    </w:t>
       </w:r>
       <w:r>
         <w:rPr>
@@ -1119,21 +1113,28 @@
                 <w:rFonts w:ascii="SimSun" w:hint="eastAsia"/>
                 <w:sz w:val="24"/>
               </w:rPr>
-              <w:t>传感的</w:t>
+              <w:t>传感的集成化</w:t>
             </w:r>
             <w:r>
               <w:rPr>
                 <w:rFonts w:ascii="SimSun"/>
                 <w:sz w:val="24"/>
               </w:rPr>
-              <w:t>高精度</w:t>
+              <w:t>解调方法及其温</w:t>
+            </w:r>
+            <w:r>
+              <w:rPr>
+                <w:rFonts w:ascii="SimSun" w:hint="eastAsia"/>
+                <w:sz w:val="24"/>
+              </w:rPr>
+              <w:t>度</w:t>
             </w:r>
             <w:r>
               <w:rPr>
                 <w:rFonts w:ascii="SimSun"/>
                 <w:sz w:val="24"/>
               </w:rPr>
-              <w:t>解调方法及其温漂补偿研究</w:t>
+              <w:t>补偿研究</w:t>
             </w:r>
           </w:p>
         </w:tc>
@@ -3869,15 +3870,22 @@
               <w:spacing w:line="400" w:lineRule="exact"/>
               <w:ind w:firstLineChars="200" w:firstLine="480"/>
               <w:rPr>
-                <w:sz w:val="24"/>
-              </w:rPr>
-            </w:pPr>
-            <w:r>
-              <w:rPr>
-                <w:rFonts w:hint="eastAsia"/>
-                <w:sz w:val="24"/>
-              </w:rPr>
-              <w:t>搭建“激光器→相位调制器→微环谐振器→环形器→</w:t>
+                <w:rFonts w:hint="eastAsia"/>
+                <w:sz w:val="24"/>
+              </w:rPr>
+            </w:pPr>
+            <w:r>
+              <w:rPr>
+                <w:sz w:val="24"/>
+              </w:rPr>
+              <w:t>搭建</w:t>
+            </w:r>
+            <w:r>
+              <w:rPr>
+                <w:rFonts w:hint="eastAsia"/>
+                <w:sz w:val="24"/>
+              </w:rPr>
+              <w:t>基于微波光子滤波器的</w:t>
             </w:r>
             <w:r>
               <w:rPr>
@@ -3891,63 +3899,166 @@
                 <w:rFonts w:hint="eastAsia"/>
                 <w:sz w:val="24"/>
               </w:rPr>
-              <w:t>→环形器→</w:t>
-            </w:r>
-            <w:r>
-              <w:rPr>
-                <w:rFonts w:hint="eastAsia"/>
-                <w:sz w:val="24"/>
-              </w:rPr>
-              <w:t>EDFA</w:t>
-            </w:r>
-            <w:r>
-              <w:rPr>
-                <w:rFonts w:hint="eastAsia"/>
-                <w:sz w:val="24"/>
-              </w:rPr>
-              <w:t>→光电探测器→矢量网络分析仪”链路。在给定温度下确定微环谐振峰与</w:t>
-            </w:r>
-            <w:r>
-              <w:rPr>
-                <w:rFonts w:hint="eastAsia"/>
-                <w:sz w:val="24"/>
-              </w:rPr>
-              <w:t>FBG</w:t>
-            </w:r>
-            <w:r>
-              <w:rPr>
-                <w:rFonts w:hint="eastAsia"/>
-                <w:sz w:val="24"/>
-              </w:rPr>
-              <w:t>中心波长的最佳对准工作点，步进改变激光器波长采集定标曲线，建立波长</w:t>
-            </w:r>
-            <w:r>
-              <w:rPr>
-                <w:rFonts w:hint="eastAsia"/>
-                <w:sz w:val="24"/>
-              </w:rPr>
-              <w:t>-</w:t>
-            </w:r>
-            <w:r>
-              <w:rPr>
-                <w:rFonts w:hint="eastAsia"/>
-                <w:sz w:val="24"/>
-              </w:rPr>
-              <w:t>峰值频率映射表。测量时固定激光器波长，扫描微环功率获得实测曲线，采用“峰值频率预筛选</w:t>
-            </w:r>
-            <w:r>
-              <w:rPr>
-                <w:rFonts w:hint="eastAsia"/>
-                <w:sz w:val="24"/>
-              </w:rPr>
-              <w:t>+</w:t>
-            </w:r>
-            <w:r>
-              <w:rPr>
-                <w:rFonts w:hint="eastAsia"/>
-                <w:sz w:val="24"/>
-              </w:rPr>
-              <w:t>归一化互相关精细匹配”的两级解算策略，以相关系数最大对应的波长偏移量作为解调结果。</w:t>
+              <w:t>解调系统</w:t>
+            </w:r>
+            <w:r>
+              <w:rPr>
+                <w:sz w:val="24"/>
+              </w:rPr>
+              <w:t>链路，</w:t>
+            </w:r>
+            <w:r>
+              <w:rPr>
+                <w:rFonts w:hint="eastAsia"/>
+                <w:sz w:val="24"/>
+              </w:rPr>
+              <w:t>通过</w:t>
+            </w:r>
+            <w:r>
+              <w:rPr>
+                <w:sz w:val="24"/>
+              </w:rPr>
+              <w:t>PC</w:t>
+            </w:r>
+            <w:r>
+              <w:rPr>
+                <w:sz w:val="24"/>
+              </w:rPr>
+              <w:t>上位机协调激光器、</w:t>
+            </w:r>
+            <w:r>
+              <w:rPr>
+                <w:sz w:val="24"/>
+              </w:rPr>
+              <w:t>VNA</w:t>
+            </w:r>
+            <w:r>
+              <w:rPr>
+                <w:sz w:val="24"/>
+              </w:rPr>
+              <w:t>与</w:t>
+            </w:r>
+            <w:r>
+              <w:rPr>
+                <w:sz w:val="24"/>
+              </w:rPr>
+              <w:t>FPGA</w:t>
+            </w:r>
+            <w:r>
+              <w:rPr>
+                <w:sz w:val="24"/>
+              </w:rPr>
+              <w:t>三台仪器协同工作，实现波长扫描、</w:t>
+            </w:r>
+            <w:r>
+              <w:rPr>
+                <w:sz w:val="24"/>
+              </w:rPr>
+              <w:t>S21</w:t>
+            </w:r>
+            <w:r>
+              <w:rPr>
+                <w:sz w:val="24"/>
+              </w:rPr>
+              <w:t>测量与微环调谐的全流程自动化。设计定标流程：在基准温度下固定微环电压，步进改变激光器波长采集</w:t>
+            </w:r>
+            <w:r>
+              <w:rPr>
+                <w:sz w:val="24"/>
+              </w:rPr>
+              <w:t>S21</w:t>
+            </w:r>
+            <w:r>
+              <w:rPr>
+                <w:sz w:val="24"/>
+              </w:rPr>
+              <w:t>曲线，构建波长偏移量与</w:t>
+            </w:r>
+            <w:r>
+              <w:rPr>
+                <w:sz w:val="24"/>
+              </w:rPr>
+              <w:t>S21</w:t>
+            </w:r>
+            <w:r>
+              <w:rPr>
+                <w:sz w:val="24"/>
+              </w:rPr>
+              <w:t>曲线形状的定标映射表。测量阶段</w:t>
+            </w:r>
+            <w:r>
+              <w:rPr>
+                <w:rFonts w:hint="eastAsia"/>
+                <w:sz w:val="24"/>
+              </w:rPr>
+              <w:t>：</w:t>
+            </w:r>
+            <w:r>
+              <w:rPr>
+                <w:sz w:val="24"/>
+              </w:rPr>
+              <w:t>固定激光器波长，扫描微环功率获取实测曲线，</w:t>
+            </w:r>
+            <w:r>
+              <w:rPr>
+                <w:sz w:val="24"/>
+              </w:rPr>
+              <w:t>算法采用</w:t>
+            </w:r>
+            <w:r>
+              <w:rPr>
+                <w:sz w:val="24"/>
+              </w:rPr>
+              <w:t>“</w:t>
+            </w:r>
+            <w:r>
+              <w:rPr>
+                <w:sz w:val="24"/>
+              </w:rPr>
+              <w:t>峰值频率预筛选</w:t>
+            </w:r>
+            <w:r>
+              <w:rPr>
+                <w:sz w:val="24"/>
+              </w:rPr>
+              <w:t>—</w:t>
+            </w:r>
+            <w:r>
+              <w:rPr>
+                <w:sz w:val="24"/>
+              </w:rPr>
+              <w:t>归一化互相关精细匹配</w:t>
+            </w:r>
+            <w:r>
+              <w:rPr>
+                <w:sz w:val="24"/>
+              </w:rPr>
+              <w:t>—</w:t>
+            </w:r>
+            <w:r>
+              <w:rPr>
+                <w:sz w:val="24"/>
+              </w:rPr>
+              <w:t>多功率全局择优</w:t>
+            </w:r>
+            <w:r>
+              <w:rPr>
+                <w:sz w:val="24"/>
+              </w:rPr>
+              <w:t>”</w:t>
+            </w:r>
+            <w:r>
+              <w:rPr>
+                <w:sz w:val="24"/>
+              </w:rPr>
+              <w:t>的三级判决策略</w:t>
+            </w:r>
+            <w:r>
+              <w:rPr>
+                <w:rFonts w:hint="eastAsia"/>
+                <w:sz w:val="24"/>
+              </w:rPr>
+              <w:t>进行解调。</w:t>
             </w:r>
           </w:p>
           <w:p>
@@ -5037,7 +5148,7 @@
                 <w:noProof/>
               </w:rPr>
               <w:drawing>
-                <wp:inline distT="0" distB="0" distL="114300" distR="114300" wp14:anchorId="04F9CE35" wp14:editId="04F9CE36">
+                <wp:inline distT="0" distB="0" distL="114300" distR="114300" wp14:anchorId="6514A0A7" wp14:editId="63640FF1">
                   <wp:extent cx="5510530" cy="1195705"/>
                   <wp:effectExtent l="0" t="0" r="4445" b="4445"/>
                   <wp:docPr id="3" name="图片 7"/>
@@ -5054,7 +5165,7 @@
                           </pic:cNvPicPr>
                         </pic:nvPicPr>
                         <pic:blipFill>
-                          <a:blip r:embed="rId7"/>
+                          <a:blip r:embed="rId8"/>
                           <a:stretch>
                             <a:fillRect/>
                           </a:stretch>
@@ -5491,7 +5602,7 @@
                 <w:sz w:val="24"/>
               </w:rPr>
               <w:drawing>
-                <wp:inline distT="0" distB="0" distL="114300" distR="114300" wp14:anchorId="04F9CE37" wp14:editId="04F9CE38">
+                <wp:inline distT="0" distB="0" distL="114300" distR="114300" wp14:anchorId="10C47DB9" wp14:editId="5D17EEA2">
                   <wp:extent cx="5875020" cy="2977515"/>
                   <wp:effectExtent l="0" t="0" r="1905" b="3810"/>
                   <wp:docPr id="6" name="图片 6" descr="Figure_1"/>
@@ -5508,7 +5619,7 @@
                           </pic:cNvPicPr>
                         </pic:nvPicPr>
                         <pic:blipFill>
-                          <a:blip r:embed="rId8"/>
+                          <a:blip r:embed="rId9"/>
                           <a:stretch>
                             <a:fillRect/>
                           </a:stretch>
@@ -5581,7 +5692,14 @@
                 <w:rFonts w:hint="eastAsia"/>
                 <w:sz w:val="24"/>
               </w:rPr>
-              <w:t>输出光功率，</w:t>
+              <w:t>输出光功率</w:t>
+            </w:r>
+            <w:r>
+              <w:rPr>
+                <w:rFonts w:hint="eastAsia"/>
+                <w:sz w:val="24"/>
+              </w:rPr>
+              <w:t>；</w:t>
             </w:r>
             <w:r>
               <w:rPr>
@@ -5595,7 +5713,14 @@
                 <w:rFonts w:hint="eastAsia"/>
                 <w:sz w:val="24"/>
               </w:rPr>
-              <w:t>比率的线性拟合结果，</w:t>
+              <w:t>比率的线性拟合结果</w:t>
+            </w:r>
+            <w:r>
+              <w:rPr>
+                <w:rFonts w:hint="eastAsia"/>
+                <w:sz w:val="24"/>
+              </w:rPr>
+              <w:t>；</w:t>
             </w:r>
             <w:r>
               <w:rPr>
@@ -5609,7 +5734,14 @@
                 <w:rFonts w:hint="eastAsia"/>
                 <w:sz w:val="24"/>
               </w:rPr>
-              <w:t>全通道拟合结果，</w:t>
+              <w:t>全通道拟合结果</w:t>
+            </w:r>
+            <w:r>
+              <w:rPr>
+                <w:rFonts w:hint="eastAsia"/>
+                <w:sz w:val="24"/>
+              </w:rPr>
+              <w:t>；</w:t>
             </w:r>
             <w:r>
               <w:rPr>
@@ -6426,7 +6558,7 @@
                 <w:noProof/>
               </w:rPr>
               <w:drawing>
-                <wp:inline distT="0" distB="0" distL="114300" distR="114300" wp14:anchorId="04F9CE39" wp14:editId="04F9CE3A">
+                <wp:inline distT="0" distB="0" distL="114300" distR="114300" wp14:anchorId="7A2AA12D" wp14:editId="507643DE">
                   <wp:extent cx="4311650" cy="2324100"/>
                   <wp:effectExtent l="0" t="0" r="3175" b="0"/>
                   <wp:docPr id="1" name="图片 2"/>
@@ -6443,7 +6575,7 @@
                           </pic:cNvPicPr>
                         </pic:nvPicPr>
                         <pic:blipFill>
-                          <a:blip r:embed="rId9"/>
+                          <a:blip r:embed="rId10"/>
                           <a:stretch>
                             <a:fillRect/>
                           </a:stretch>
@@ -7361,261 +7493,905 @@
               <w:t>表观波长变化量：</w:t>
             </w:r>
           </w:p>
-          <w:p>
-            <w:pPr>
-              <w:jc w:val="right"/>
-              <w:rPr>
-                <w:rFonts w:eastAsia="FangSong"/>
-                <w:color w:val="000000" w:themeColor="text1"/>
-                <w:sz w:val="24"/>
-              </w:rPr>
-            </w:pPr>
-            <m:oMath>
-              <m:sSub>
-                <m:sSubPr>
-                  <m:ctrlPr>
-                    <w:rPr>
-                      <w:rFonts w:ascii="Cambria Math" w:hAnsi="Cambria Math"/>
-                      <w:sz w:val="24"/>
-                    </w:rPr>
-                  </m:ctrlPr>
-                </m:sSubPr>
-                <m:e>
-                  <m:r>
-                    <m:rPr>
-                      <m:sty m:val="p"/>
-                    </m:rPr>
-                    <w:rPr>
-                      <w:rFonts w:ascii="Cambria Math" w:hAnsi="Cambria Math"/>
-                      <w:sz w:val="24"/>
-                    </w:rPr>
-                    <m:t>Δλ</m:t>
-                  </m:r>
-                </m:e>
-                <m:sub>
-                  <m:r>
-                    <m:rPr>
-                      <m:sty m:val="p"/>
-                    </m:rPr>
-                    <w:rPr>
-                      <w:rFonts w:ascii="Cambria Math" w:hAnsi="Cambria Math"/>
-                      <w:sz w:val="24"/>
-                      <w:vertAlign w:val="subscript"/>
-                    </w:rPr>
-                    <m:t>sen</m:t>
-                  </m:r>
-                </m:sub>
-              </m:sSub>
-              <m:r>
-                <m:rPr>
-                  <m:sty m:val="p"/>
-                </m:rPr>
-                <w:rPr>
-                  <w:rFonts w:ascii="Cambria Math" w:hAnsi="Cambria Math"/>
-                  <w:sz w:val="24"/>
-                </w:rPr>
-                <m:t xml:space="preserve"> = </m:t>
-              </m:r>
-              <m:sSub>
-                <m:sSubPr>
-                  <m:ctrlPr>
-                    <w:rPr>
-                      <w:rFonts w:ascii="Cambria Math" w:hAnsi="Cambria Math"/>
-                      <w:sz w:val="24"/>
-                    </w:rPr>
-                  </m:ctrlPr>
-                </m:sSubPr>
-                <m:e>
-                  <m:r>
-                    <m:rPr>
-                      <m:sty m:val="p"/>
-                    </m:rPr>
-                    <w:rPr>
-                      <w:rFonts w:ascii="Cambria Math" w:hAnsi="Cambria Math"/>
-                      <w:sz w:val="24"/>
-                    </w:rPr>
-                    <m:t>λ</m:t>
-                  </m:r>
-                </m:e>
-                <m:sub>
-                  <m:r>
-                    <m:rPr>
-                      <m:sty m:val="p"/>
-                    </m:rPr>
-                    <w:rPr>
-                      <w:rFonts w:ascii="Cambria Math" w:hAnsi="Cambria Math"/>
-                      <w:sz w:val="24"/>
-                      <w:vertAlign w:val="subscript"/>
-                    </w:rPr>
-                    <m:t>sen_measured</m:t>
-                  </m:r>
-                </m:sub>
-              </m:sSub>
-              <m:r>
-                <m:rPr>
-                  <m:sty m:val="p"/>
-                </m:rPr>
-                <w:rPr>
-                  <w:rFonts w:ascii="Cambria Math" w:hAnsi="Cambria Math"/>
-                  <w:sz w:val="24"/>
-                </w:rPr>
-                <m:t xml:space="preserve"> - </m:t>
-              </m:r>
-              <m:sSub>
-                <m:sSubPr>
-                  <m:ctrlPr>
-                    <w:rPr>
-                      <w:rFonts w:ascii="Cambria Math" w:hAnsi="Cambria Math"/>
-                      <w:sz w:val="24"/>
-                    </w:rPr>
-                  </m:ctrlPr>
-                </m:sSubPr>
-                <m:e>
-                  <m:r>
-                    <m:rPr>
-                      <m:sty m:val="p"/>
-                    </m:rPr>
-                    <w:rPr>
-                      <w:rFonts w:ascii="Cambria Math" w:hAnsi="Cambria Math"/>
-                      <w:sz w:val="24"/>
-                    </w:rPr>
-                    <m:t>λ</m:t>
-                  </m:r>
-                </m:e>
-                <m:sub>
-                  <m:r>
-                    <m:rPr>
-                      <m:sty m:val="p"/>
-                    </m:rPr>
-                    <w:rPr>
-                      <w:rFonts w:ascii="Cambria Math" w:hAnsi="Cambria Math"/>
-                      <w:sz w:val="24"/>
-                      <w:vertAlign w:val="subscript"/>
-                    </w:rPr>
-                    <m:t>sen_initial</m:t>
-                  </m:r>
-                </m:sub>
-              </m:sSub>
-              <m:r>
-                <m:rPr>
-                  <m:sty m:val="p"/>
-                </m:rPr>
-                <w:rPr>
-                  <w:rFonts w:ascii="Cambria Math" w:hAnsi="Cambria Math" w:hint="eastAsia"/>
-                  <w:sz w:val="24"/>
-                </w:rPr>
-                <m:t xml:space="preserve"> </m:t>
-              </m:r>
-            </m:oMath>
-            <w:r>
-              <w:rPr>
-                <w:rFonts w:eastAsia="FangSong"/>
+          <w:tbl>
+            <w:tblPr>
+              <w:tblStyle w:val="TableGrid"/>
+              <w:tblW w:w="0" w:type="auto"/>
+              <w:tblInd w:w="5" w:type="dxa"/>
+              <w:tblBorders>
+                <w:top w:val="none" w:sz="0" w:space="0" w:color="auto"/>
+                <w:left w:val="none" w:sz="0" w:space="0" w:color="auto"/>
+                <w:bottom w:val="none" w:sz="0" w:space="0" w:color="auto"/>
+                <w:right w:val="none" w:sz="0" w:space="0" w:color="auto"/>
+                <w:insideH w:val="none" w:sz="0" w:space="0" w:color="auto"/>
+                <w:insideV w:val="none" w:sz="0" w:space="0" w:color="auto"/>
+              </w:tblBorders>
+              <w:tblLook w:val="04A0" w:firstRow="1" w:lastRow="0" w:firstColumn="1" w:lastColumn="0" w:noHBand="0" w:noVBand="1"/>
+            </w:tblPr>
+            <w:tblGrid>
+              <w:gridCol w:w="1242"/>
+              <w:gridCol w:w="6744"/>
+              <w:gridCol w:w="1647"/>
+            </w:tblGrid>
+            <w:tr>
+              <w:trPr>
+                <w:trHeight w:val="671"/>
+              </w:trPr>
+              <w:tc>
+                <w:tcPr>
+                  <w:tcW w:w="1242" w:type="dxa"/>
+                  <w:vAlign w:val="center"/>
+                </w:tcPr>
+                <w:p>
+                  <w:pPr>
+                    <w:spacing w:line="400" w:lineRule="exact"/>
+                    <w:jc w:val="center"/>
+                    <w:rPr>
+                      <w:sz w:val="24"/>
+                    </w:rPr>
+                  </w:pPr>
+                </w:p>
+              </w:tc>
+              <w:tc>
+                <w:tcPr>
+                  <w:tcW w:w="6744" w:type="dxa"/>
+                  <w:vAlign w:val="center"/>
+                </w:tcPr>
+                <w:p>
+                  <w:pPr>
+                    <w:spacing w:line="400" w:lineRule="exact"/>
+                    <w:jc w:val="center"/>
+                    <w:rPr>
+                      <w:sz w:val="24"/>
+                    </w:rPr>
+                  </w:pPr>
+                  <m:oMathPara>
+                    <m:oMath>
+                      <m:sSub>
+                        <m:sSubPr>
+                          <m:ctrlPr>
+                            <w:rPr>
+                              <w:rFonts w:ascii="Cambria Math" w:hAnsi="Cambria Math"/>
+                              <w:sz w:val="24"/>
+                            </w:rPr>
+                          </m:ctrlPr>
+                        </m:sSubPr>
+                        <m:e>
+                          <m:r>
+                            <m:rPr>
+                              <m:sty m:val="p"/>
+                            </m:rPr>
+                            <w:rPr>
+                              <w:rFonts w:ascii="Cambria Math" w:hAnsi="Cambria Math"/>
+                              <w:sz w:val="24"/>
+                            </w:rPr>
+                            <m:t>Δλ</m:t>
+                          </m:r>
+                        </m:e>
+                        <m:sub>
+                          <m:r>
+                            <m:rPr>
+                              <m:sty m:val="p"/>
+                            </m:rPr>
+                            <w:rPr>
+                              <w:rFonts w:ascii="Cambria Math" w:hAnsi="Cambria Math"/>
+                              <w:sz w:val="24"/>
+                              <w:vertAlign w:val="subscript"/>
+                            </w:rPr>
+                            <m:t>sen</m:t>
+                          </m:r>
+                        </m:sub>
+                      </m:sSub>
+                      <m:r>
+                        <m:rPr>
+                          <m:sty m:val="p"/>
+                        </m:rPr>
+                        <w:rPr>
+                          <w:rFonts w:ascii="Cambria Math" w:hAnsi="Cambria Math"/>
+                          <w:sz w:val="24"/>
+                        </w:rPr>
+                        <m:t xml:space="preserve"> = </m:t>
+                      </m:r>
+                      <m:sSub>
+                        <m:sSubPr>
+                          <m:ctrlPr>
+                            <w:rPr>
+                              <w:rFonts w:ascii="Cambria Math" w:hAnsi="Cambria Math"/>
+                              <w:sz w:val="24"/>
+                            </w:rPr>
+                          </m:ctrlPr>
+                        </m:sSubPr>
+                        <m:e>
+                          <m:r>
+                            <m:rPr>
+                              <m:sty m:val="p"/>
+                            </m:rPr>
+                            <w:rPr>
+                              <w:rFonts w:ascii="Cambria Math" w:hAnsi="Cambria Math"/>
+                              <w:sz w:val="24"/>
+                            </w:rPr>
+                            <m:t>λ</m:t>
+                          </m:r>
+                        </m:e>
+                        <m:sub>
+                          <m:r>
+                            <m:rPr>
+                              <m:sty m:val="p"/>
+                            </m:rPr>
+                            <w:rPr>
+                              <w:rFonts w:ascii="Cambria Math" w:hAnsi="Cambria Math"/>
+                              <w:sz w:val="24"/>
+                              <w:vertAlign w:val="subscript"/>
+                            </w:rPr>
+                            <m:t>sen_measured</m:t>
+                          </m:r>
+                        </m:sub>
+                      </m:sSub>
+                      <m:r>
+                        <m:rPr>
+                          <m:sty m:val="p"/>
+                        </m:rPr>
+                        <w:rPr>
+                          <w:rFonts w:ascii="Cambria Math" w:hAnsi="Cambria Math"/>
+                          <w:sz w:val="24"/>
+                        </w:rPr>
+                        <m:t xml:space="preserve"> - </m:t>
+                      </m:r>
+                      <m:sSub>
+                        <m:sSubPr>
+                          <m:ctrlPr>
+                            <w:rPr>
+                              <w:rFonts w:ascii="Cambria Math" w:hAnsi="Cambria Math"/>
+                              <w:sz w:val="24"/>
+                            </w:rPr>
+                          </m:ctrlPr>
+                        </m:sSubPr>
+                        <m:e>
+                          <m:r>
+                            <m:rPr>
+                              <m:sty m:val="p"/>
+                            </m:rPr>
+                            <w:rPr>
+                              <w:rFonts w:ascii="Cambria Math" w:hAnsi="Cambria Math"/>
+                              <w:sz w:val="24"/>
+                            </w:rPr>
+                            <m:t>λ</m:t>
+                          </m:r>
+                        </m:e>
+                        <m:sub>
+                          <m:r>
+                            <m:rPr>
+                              <m:sty m:val="p"/>
+                            </m:rPr>
+                            <w:rPr>
+                              <w:rFonts w:ascii="Cambria Math" w:hAnsi="Cambria Math"/>
+                              <w:sz w:val="24"/>
+                              <w:vertAlign w:val="subscript"/>
+                            </w:rPr>
+                            <m:t>sen_initial</m:t>
+                          </m:r>
+                        </m:sub>
+                      </m:sSub>
+                    </m:oMath>
+                  </m:oMathPara>
+                </w:p>
+              </w:tc>
+              <w:tc>
+                <w:tcPr>
+                  <w:tcW w:w="1647" w:type="dxa"/>
+                  <w:vAlign w:val="center"/>
+                </w:tcPr>
+                <w:p>
+                  <w:pPr>
+                    <w:spacing w:line="400" w:lineRule="exact"/>
+                    <w:jc w:val="right"/>
+                    <w:rPr>
+                      <w:sz w:val="24"/>
+                    </w:rPr>
+                  </w:pPr>
+                  <w:r>
+                    <w:rPr>
+                      <w:rFonts w:eastAsia="FangSong"/>
+                      <w:color w:val="000000" w:themeColor="text1"/>
+                      <w:sz w:val="24"/>
+                    </w:rPr>
+                    <w:t>（</w:t>
+                  </w:r>
+                  <w:r>
+                    <w:rPr>
+                      <w:rFonts w:eastAsia="FangSong" w:hint="eastAsia"/>
+                      <w:color w:val="000000" w:themeColor="text1"/>
+                      <w:sz w:val="24"/>
+                    </w:rPr>
+                    <w:t>3</w:t>
+                  </w:r>
+                  <w:r>
+                    <w:rPr>
+                      <w:rFonts w:eastAsia="FangSong"/>
+                      <w:color w:val="000000" w:themeColor="text1"/>
+                      <w:sz w:val="24"/>
+                    </w:rPr>
+                    <w:t>-</w:t>
+                  </w:r>
+                  <w:r>
+                    <w:rPr>
+                      <w:rFonts w:eastAsia="FangSong" w:hint="eastAsia"/>
+                      <w:color w:val="000000" w:themeColor="text1"/>
+                      <w:sz w:val="24"/>
+                    </w:rPr>
+                    <w:t>1</w:t>
+                  </w:r>
+                  <w:r>
+                    <w:rPr>
+                      <w:rFonts w:eastAsia="FangSong"/>
+                      <w:color w:val="000000" w:themeColor="text1"/>
+                      <w:sz w:val="24"/>
+                    </w:rPr>
+                    <w:t>）</w:t>
+                  </w:r>
+                </w:p>
+              </w:tc>
+            </w:tr>
+          </w:tbl>
+          <w:p>
+            <w:pPr>
+              <w:spacing w:line="400" w:lineRule="exact"/>
+              <w:ind w:firstLineChars="200" w:firstLine="480"/>
+              <w:rPr>
+                <w:sz w:val="24"/>
+              </w:rPr>
+            </w:pPr>
+            <w:r>
+              <w:rPr>
+                <w:rFonts w:hint="eastAsia"/>
+                <w:sz w:val="24"/>
+              </w:rPr>
+              <w:t>参考</w:t>
+            </w:r>
+            <w:r>
+              <w:rPr>
+                <w:rFonts w:hint="eastAsia"/>
+                <w:sz w:val="24"/>
+              </w:rPr>
+              <w:t>FBG</w:t>
+            </w:r>
+            <w:r>
+              <w:rPr>
+                <w:rFonts w:hint="eastAsia"/>
+                <w:sz w:val="24"/>
+              </w:rPr>
+              <w:t>表观波长变化量：</w:t>
+            </w:r>
+          </w:p>
+          <w:tbl>
+            <w:tblPr>
+              <w:tblStyle w:val="TableGrid"/>
+              <w:tblW w:w="0" w:type="auto"/>
+              <w:tblInd w:w="5" w:type="dxa"/>
+              <w:tblBorders>
+                <w:top w:val="none" w:sz="0" w:space="0" w:color="auto"/>
+                <w:left w:val="none" w:sz="0" w:space="0" w:color="auto"/>
+                <w:bottom w:val="none" w:sz="0" w:space="0" w:color="auto"/>
+                <w:right w:val="none" w:sz="0" w:space="0" w:color="auto"/>
+                <w:insideH w:val="none" w:sz="0" w:space="0" w:color="auto"/>
+                <w:insideV w:val="none" w:sz="0" w:space="0" w:color="auto"/>
+              </w:tblBorders>
+              <w:tblLook w:val="04A0" w:firstRow="1" w:lastRow="0" w:firstColumn="1" w:lastColumn="0" w:noHBand="0" w:noVBand="1"/>
+            </w:tblPr>
+            <w:tblGrid>
+              <w:gridCol w:w="1242"/>
+              <w:gridCol w:w="6744"/>
+              <w:gridCol w:w="1647"/>
+            </w:tblGrid>
+            <w:tr>
+              <w:trPr>
+                <w:trHeight w:val="671"/>
+              </w:trPr>
+              <w:tc>
+                <w:tcPr>
+                  <w:tcW w:w="1242" w:type="dxa"/>
+                  <w:vAlign w:val="center"/>
+                </w:tcPr>
+                <w:p>
+                  <w:pPr>
+                    <w:spacing w:line="400" w:lineRule="exact"/>
+                    <w:jc w:val="center"/>
+                    <w:rPr>
+                      <w:sz w:val="24"/>
+                    </w:rPr>
+                  </w:pPr>
+                </w:p>
+              </w:tc>
+              <w:tc>
+                <w:tcPr>
+                  <w:tcW w:w="6744" w:type="dxa"/>
+                  <w:vAlign w:val="center"/>
+                </w:tcPr>
+                <w:p>
+                  <w:pPr>
+                    <w:spacing w:line="400" w:lineRule="exact"/>
+                    <w:jc w:val="center"/>
+                    <w:rPr>
+                      <w:sz w:val="24"/>
+                    </w:rPr>
+                  </w:pPr>
+                  <m:oMathPara>
+                    <m:oMath>
+                      <m:sSub>
+                        <m:sSubPr>
+                          <m:ctrlPr>
+                            <w:rPr>
+                              <w:rFonts w:ascii="Cambria Math" w:hAnsi="Cambria Math"/>
+                              <w:sz w:val="24"/>
+                            </w:rPr>
+                          </m:ctrlPr>
+                        </m:sSubPr>
+                        <m:e>
+                          <m:r>
+                            <m:rPr>
+                              <m:sty m:val="p"/>
+                            </m:rPr>
+                            <w:rPr>
+                              <w:rFonts w:ascii="Cambria Math" w:hAnsi="Cambria Math"/>
+                              <w:sz w:val="24"/>
+                            </w:rPr>
+                            <m:t>Δλ</m:t>
+                          </m:r>
+                        </m:e>
+                        <m:sub>
+                          <m:r>
+                            <m:rPr>
+                              <m:nor/>
+                            </m:rPr>
+                            <w:rPr>
+                              <w:sz w:val="24"/>
+                            </w:rPr>
+                            <m:t>ref</m:t>
+                          </m:r>
+                        </m:sub>
+                      </m:sSub>
+                      <m:r>
+                        <m:rPr>
+                          <m:sty m:val="p"/>
+                        </m:rPr>
+                        <w:rPr>
+                          <w:rFonts w:ascii="Cambria Math" w:hAnsi="Cambria Math"/>
+                          <w:sz w:val="24"/>
+                        </w:rPr>
+                        <m:t xml:space="preserve"> = </m:t>
+                      </m:r>
+                      <m:sSub>
+                        <m:sSubPr>
+                          <m:ctrlPr>
+                            <w:rPr>
+                              <w:rFonts w:ascii="Cambria Math" w:hAnsi="Cambria Math"/>
+                              <w:sz w:val="24"/>
+                            </w:rPr>
+                          </m:ctrlPr>
+                        </m:sSubPr>
+                        <m:e>
+                          <m:r>
+                            <m:rPr>
+                              <m:sty m:val="p"/>
+                            </m:rPr>
+                            <w:rPr>
+                              <w:rFonts w:ascii="Cambria Math" w:hAnsi="Cambria Math"/>
+                              <w:sz w:val="24"/>
+                            </w:rPr>
+                            <m:t>λ</m:t>
+                          </m:r>
+                        </m:e>
+                        <m:sub>
+                          <m:r>
+                            <m:rPr>
+                              <m:sty m:val="p"/>
+                            </m:rPr>
+                            <w:rPr>
+                              <w:rFonts w:ascii="Cambria Math" w:hAnsi="Cambria Math" w:hint="eastAsia"/>
+                              <w:sz w:val="24"/>
+                            </w:rPr>
+                            <m:t>ref</m:t>
+                          </m:r>
+                          <m:r>
+                            <m:rPr>
+                              <m:sty m:val="p"/>
+                            </m:rPr>
+                            <w:rPr>
+                              <w:rFonts w:ascii="Cambria Math" w:hAnsi="Cambria Math"/>
+                              <w:sz w:val="24"/>
+                              <w:vertAlign w:val="subscript"/>
+                            </w:rPr>
+                            <m:t>_measured</m:t>
+                          </m:r>
+                        </m:sub>
+                      </m:sSub>
+                      <m:r>
+                        <m:rPr>
+                          <m:sty m:val="p"/>
+                        </m:rPr>
+                        <w:rPr>
+                          <w:rFonts w:ascii="Cambria Math" w:hAnsi="Cambria Math"/>
+                          <w:sz w:val="24"/>
+                        </w:rPr>
+                        <m:t xml:space="preserve"> - </m:t>
+                      </m:r>
+                      <m:sSub>
+                        <m:sSubPr>
+                          <m:ctrlPr>
+                            <w:rPr>
+                              <w:rFonts w:ascii="Cambria Math" w:hAnsi="Cambria Math"/>
+                              <w:sz w:val="24"/>
+                            </w:rPr>
+                          </m:ctrlPr>
+                        </m:sSubPr>
+                        <m:e>
+                          <m:r>
+                            <m:rPr>
+                              <m:sty m:val="p"/>
+                            </m:rPr>
+                            <w:rPr>
+                              <w:rFonts w:ascii="Cambria Math" w:hAnsi="Cambria Math"/>
+                              <w:sz w:val="24"/>
+                            </w:rPr>
+                            <m:t>λ</m:t>
+                          </m:r>
+                        </m:e>
+                        <m:sub>
+                          <m:r>
+                            <m:rPr>
+                              <m:sty m:val="p"/>
+                            </m:rPr>
+                            <w:rPr>
+                              <w:rFonts w:ascii="Cambria Math" w:hAnsi="Cambria Math"/>
+                              <w:sz w:val="24"/>
+                            </w:rPr>
+                            <m:t>ref</m:t>
+                          </m:r>
+                          <m:r>
+                            <m:rPr>
+                              <m:sty m:val="p"/>
+                            </m:rPr>
+                            <w:rPr>
+                              <w:rFonts w:ascii="Cambria Math" w:hAnsi="Cambria Math"/>
+                              <w:sz w:val="24"/>
+                              <w:vertAlign w:val="subscript"/>
+                            </w:rPr>
+                            <m:t>_initial</m:t>
+                          </m:r>
+                        </m:sub>
+                      </m:sSub>
+                    </m:oMath>
+                  </m:oMathPara>
+                </w:p>
+              </w:tc>
+              <w:tc>
+                <w:tcPr>
+                  <w:tcW w:w="1647" w:type="dxa"/>
+                  <w:vAlign w:val="center"/>
+                </w:tcPr>
+                <w:p>
+                  <w:pPr>
+                    <w:spacing w:line="400" w:lineRule="exact"/>
+                    <w:jc w:val="right"/>
+                    <w:rPr>
+                      <w:sz w:val="24"/>
+                    </w:rPr>
+                  </w:pPr>
+                  <w:r>
+                    <w:rPr>
+                      <w:rFonts w:eastAsia="FangSong"/>
+                      <w:color w:val="000000" w:themeColor="text1"/>
+                      <w:sz w:val="24"/>
+                    </w:rPr>
+                    <w:t>（</w:t>
+                  </w:r>
+                  <w:r>
+                    <w:rPr>
+                      <w:rFonts w:eastAsia="FangSong" w:hint="eastAsia"/>
+                      <w:color w:val="000000" w:themeColor="text1"/>
+                      <w:sz w:val="24"/>
+                    </w:rPr>
+                    <w:t>3</w:t>
+                  </w:r>
+                  <w:r>
+                    <w:rPr>
+                      <w:rFonts w:eastAsia="FangSong"/>
+                      <w:color w:val="000000" w:themeColor="text1"/>
+                      <w:sz w:val="24"/>
+                    </w:rPr>
+                    <w:t>-</w:t>
+                  </w:r>
+                  <w:r>
+                    <w:rPr>
+                      <w:rFonts w:eastAsia="FangSong" w:hint="eastAsia"/>
+                      <w:color w:val="000000" w:themeColor="text1"/>
+                      <w:sz w:val="24"/>
+                    </w:rPr>
+                    <w:t>2</w:t>
+                  </w:r>
+                  <w:r>
+                    <w:rPr>
+                      <w:rFonts w:eastAsia="FangSong"/>
+                      <w:color w:val="000000" w:themeColor="text1"/>
+                      <w:sz w:val="24"/>
+                    </w:rPr>
+                    <w:t>）</w:t>
+                  </w:r>
+                </w:p>
+              </w:tc>
+            </w:tr>
+          </w:tbl>
+          <w:p>
+            <w:pPr>
+              <w:spacing w:line="400" w:lineRule="exact"/>
+              <w:ind w:firstLineChars="200" w:firstLine="480"/>
+              <w:rPr>
+                <w:sz w:val="24"/>
+              </w:rPr>
+            </w:pPr>
+            <w:r>
+              <w:rPr>
+                <w:rFonts w:hint="eastAsia"/>
+                <w:sz w:val="24"/>
+              </w:rPr>
+              <w:t>传感</w:t>
+            </w:r>
+            <w:r>
+              <w:rPr>
+                <w:rFonts w:hint="eastAsia"/>
+                <w:sz w:val="24"/>
+              </w:rPr>
+              <w:t>FBG</w:t>
+            </w:r>
+            <w:r>
+              <w:rPr>
+                <w:rFonts w:hint="eastAsia"/>
+                <w:sz w:val="24"/>
+              </w:rPr>
+              <w:t>真实波长漂移量：</w:t>
+            </w:r>
+          </w:p>
+          <w:tbl>
+            <w:tblPr>
+              <w:tblStyle w:val="TableGrid"/>
+              <w:tblW w:w="0" w:type="auto"/>
+              <w:tblInd w:w="5" w:type="dxa"/>
+              <w:tblBorders>
+                <w:top w:val="none" w:sz="0" w:space="0" w:color="auto"/>
+                <w:left w:val="none" w:sz="0" w:space="0" w:color="auto"/>
+                <w:bottom w:val="none" w:sz="0" w:space="0" w:color="auto"/>
+                <w:right w:val="none" w:sz="0" w:space="0" w:color="auto"/>
+                <w:insideH w:val="none" w:sz="0" w:space="0" w:color="auto"/>
+                <w:insideV w:val="none" w:sz="0" w:space="0" w:color="auto"/>
+              </w:tblBorders>
+              <w:tblLook w:val="04A0" w:firstRow="1" w:lastRow="0" w:firstColumn="1" w:lastColumn="0" w:noHBand="0" w:noVBand="1"/>
+            </w:tblPr>
+            <w:tblGrid>
+              <w:gridCol w:w="1242"/>
+              <w:gridCol w:w="6744"/>
+              <w:gridCol w:w="1647"/>
+            </w:tblGrid>
+            <w:tr>
+              <w:trPr>
+                <w:trHeight w:val="671"/>
+              </w:trPr>
+              <w:tc>
+                <w:tcPr>
+                  <w:tcW w:w="1242" w:type="dxa"/>
+                  <w:vAlign w:val="center"/>
+                </w:tcPr>
+                <w:p>
+                  <w:pPr>
+                    <w:spacing w:line="400" w:lineRule="exact"/>
+                    <w:jc w:val="center"/>
+                    <w:rPr>
+                      <w:sz w:val="24"/>
+                    </w:rPr>
+                  </w:pPr>
+                </w:p>
+              </w:tc>
+              <w:tc>
+                <w:tcPr>
+                  <w:tcW w:w="6744" w:type="dxa"/>
+                  <w:vAlign w:val="center"/>
+                </w:tcPr>
+                <w:p>
+                  <w:pPr>
+                    <w:spacing w:line="400" w:lineRule="exact"/>
+                    <w:jc w:val="center"/>
+                    <w:rPr>
+                      <w:sz w:val="24"/>
+                    </w:rPr>
+                  </w:pPr>
+                  <m:oMathPara>
+                    <m:oMath>
+                      <m:sSub>
+                        <m:sSubPr>
+                          <m:ctrlPr>
+                            <w:rPr>
+                              <w:rFonts w:ascii="Cambria Math" w:hAnsi="Cambria Math"/>
+                              <w:sz w:val="24"/>
+                            </w:rPr>
+                          </m:ctrlPr>
+                        </m:sSubPr>
+                        <m:e>
+                          <m:r>
+                            <m:rPr>
+                              <m:sty m:val="p"/>
+                            </m:rPr>
+                            <w:rPr>
+                              <w:rFonts w:ascii="Cambria Math" w:hAnsi="Cambria Math"/>
+                              <w:sz w:val="24"/>
+                            </w:rPr>
+                            <m:t>Δλ</m:t>
+                          </m:r>
+                        </m:e>
+                        <m:sub>
+                          <m:r>
+                            <m:rPr>
+                              <m:sty m:val="p"/>
+                            </m:rPr>
+                            <w:rPr>
+                              <w:rFonts w:ascii="Cambria Math" w:hAnsi="Cambria Math"/>
+                              <w:sz w:val="24"/>
+                              <w:vertAlign w:val="subscript"/>
+                            </w:rPr>
+                            <m:t>corrected</m:t>
+                          </m:r>
+                        </m:sub>
+                      </m:sSub>
+                      <m:r>
+                        <m:rPr>
+                          <m:sty m:val="p"/>
+                        </m:rPr>
+                        <w:rPr>
+                          <w:rFonts w:ascii="Cambria Math" w:hAnsi="Cambria Math"/>
+                          <w:sz w:val="24"/>
+                        </w:rPr>
+                        <m:t xml:space="preserve"> = </m:t>
+                      </m:r>
+                      <m:sSub>
+                        <m:sSubPr>
+                          <m:ctrlPr>
+                            <w:rPr>
+                              <w:rFonts w:ascii="Cambria Math" w:hAnsi="Cambria Math"/>
+                              <w:sz w:val="24"/>
+                            </w:rPr>
+                          </m:ctrlPr>
+                        </m:sSubPr>
+                        <m:e>
+                          <m:r>
+                            <m:rPr>
+                              <m:sty m:val="p"/>
+                            </m:rPr>
+                            <w:rPr>
+                              <w:rFonts w:ascii="Cambria Math" w:hAnsi="Cambria Math"/>
+                              <w:sz w:val="24"/>
+                            </w:rPr>
+                            <m:t>Δλ</m:t>
+                          </m:r>
+                        </m:e>
+                        <m:sub>
+                          <m:r>
+                            <m:rPr>
+                              <m:sty m:val="p"/>
+                            </m:rPr>
+                            <w:rPr>
+                              <w:rFonts w:ascii="Cambria Math" w:hAnsi="Cambria Math"/>
+                              <w:sz w:val="24"/>
+                              <w:vertAlign w:val="subscript"/>
+                            </w:rPr>
+                            <m:t>sen</m:t>
+                          </m:r>
+                        </m:sub>
+                      </m:sSub>
+                      <m:r>
+                        <m:rPr>
+                          <m:sty m:val="p"/>
+                        </m:rPr>
+                        <w:rPr>
+                          <w:rFonts w:ascii="Cambria Math" w:hAnsi="Cambria Math"/>
+                          <w:sz w:val="24"/>
+                        </w:rPr>
+                        <m:t xml:space="preserve"> - </m:t>
+                      </m:r>
+                      <m:sSub>
+                        <m:sSubPr>
+                          <m:ctrlPr>
+                            <w:rPr>
+                              <w:rFonts w:ascii="Cambria Math" w:hAnsi="Cambria Math"/>
+                              <w:sz w:val="24"/>
+                            </w:rPr>
+                          </m:ctrlPr>
+                        </m:sSubPr>
+                        <m:e>
+                          <m:r>
+                            <m:rPr>
+                              <m:sty m:val="p"/>
+                            </m:rPr>
+                            <w:rPr>
+                              <w:rFonts w:ascii="Cambria Math" w:hAnsi="Cambria Math"/>
+                              <w:sz w:val="24"/>
+                            </w:rPr>
+                            <m:t>Δλ</m:t>
+                          </m:r>
+                        </m:e>
+                        <m:sub>
+                          <m:r>
+                            <m:rPr>
+                              <m:sty m:val="p"/>
+                            </m:rPr>
+                            <w:rPr>
+                              <w:rFonts w:ascii="Cambria Math" w:hAnsi="Cambria Math"/>
+                              <w:sz w:val="24"/>
+                            </w:rPr>
+                            <m:t>ref</m:t>
+                          </m:r>
+                        </m:sub>
+                      </m:sSub>
+                      <m:r>
+                        <m:rPr>
+                          <m:sty m:val="p"/>
+                        </m:rPr>
+                        <w:rPr>
+                          <w:rFonts w:ascii="Cambria Math" w:hAnsi="Cambria Math" w:hint="eastAsia"/>
+                          <w:sz w:val="24"/>
+                        </w:rPr>
+                        <m:t xml:space="preserve"> </m:t>
+                      </m:r>
+                    </m:oMath>
+                  </m:oMathPara>
+                </w:p>
+              </w:tc>
+              <w:tc>
+                <w:tcPr>
+                  <w:tcW w:w="1647" w:type="dxa"/>
+                  <w:vAlign w:val="center"/>
+                </w:tcPr>
+                <w:p>
+                  <w:pPr>
+                    <w:spacing w:line="400" w:lineRule="exact"/>
+                    <w:jc w:val="right"/>
+                    <w:rPr>
+                      <w:sz w:val="24"/>
+                    </w:rPr>
+                  </w:pPr>
+                  <w:r>
+                    <w:rPr>
+                      <w:rFonts w:eastAsia="FangSong"/>
+                      <w:color w:val="000000" w:themeColor="text1"/>
+                      <w:sz w:val="24"/>
+                    </w:rPr>
+                    <w:t>（</w:t>
+                  </w:r>
+                  <w:r>
+                    <w:rPr>
+                      <w:rFonts w:eastAsia="FangSong" w:hint="eastAsia"/>
+                      <w:color w:val="000000" w:themeColor="text1"/>
+                      <w:sz w:val="24"/>
+                    </w:rPr>
+                    <w:t>3</w:t>
+                  </w:r>
+                  <w:r>
+                    <w:rPr>
+                      <w:rFonts w:eastAsia="FangSong"/>
+                      <w:color w:val="000000" w:themeColor="text1"/>
+                      <w:sz w:val="24"/>
+                    </w:rPr>
+                    <w:t>-</w:t>
+                  </w:r>
+                  <w:r>
+                    <w:rPr>
+                      <w:rFonts w:eastAsia="FangSong" w:hint="eastAsia"/>
+                      <w:color w:val="000000" w:themeColor="text1"/>
+                      <w:sz w:val="24"/>
+                    </w:rPr>
+                    <w:t>3</w:t>
+                  </w:r>
+                  <w:r>
+                    <w:rPr>
+                      <w:rFonts w:eastAsia="FangSong"/>
+                      <w:color w:val="000000" w:themeColor="text1"/>
+                      <w:sz w:val="24"/>
+                    </w:rPr>
+                    <w:t>）</w:t>
+                  </w:r>
+                </w:p>
+              </w:tc>
+            </w:tr>
+          </w:tbl>
+          <w:p>
+            <w:pPr>
+              <w:spacing w:line="400" w:lineRule="exact"/>
+              <w:rPr>
                 <w:b/>
                 <w:bCs/>
-                <w:color w:val="000000" w:themeColor="text1"/>
-                <w:sz w:val="24"/>
-              </w:rPr>
-              <w:t xml:space="preserve">   </w:t>
-            </w:r>
-            <w:r>
-              <w:rPr>
-                <w:rFonts w:eastAsia="FangSong" w:hint="eastAsia"/>
+                <w:sz w:val="24"/>
+              </w:rPr>
+            </w:pPr>
+            <w:r>
+              <w:rPr>
+                <w:rFonts w:hint="eastAsia"/>
                 <w:b/>
                 <w:bCs/>
-                <w:color w:val="000000" w:themeColor="text1"/>
-                <w:sz w:val="24"/>
-              </w:rPr>
-              <w:t xml:space="preserve">    </w:t>
-            </w:r>
-            <w:r>
-              <w:rPr>
-                <w:rFonts w:eastAsia="FangSong"/>
+                <w:sz w:val="24"/>
+              </w:rPr>
+              <w:t xml:space="preserve">3.1.4 </w:t>
+            </w:r>
+            <w:r>
+              <w:rPr>
+                <w:rFonts w:hint="eastAsia"/>
                 <w:b/>
                 <w:bCs/>
-                <w:color w:val="000000" w:themeColor="text1"/>
-                <w:sz w:val="24"/>
-              </w:rPr>
-              <w:t xml:space="preserve">   </w:t>
-            </w:r>
-            <w:r>
-              <w:rPr>
-                <w:rFonts w:eastAsia="FangSong" w:hint="eastAsia"/>
+                <w:sz w:val="24"/>
+              </w:rPr>
+              <w:t>光电转换电路优化与测试</w:t>
+            </w:r>
+          </w:p>
+          <w:p>
+            <w:pPr>
+              <w:spacing w:line="400" w:lineRule="exact"/>
+              <w:rPr>
                 <w:b/>
                 <w:bCs/>
-                <w:color w:val="000000" w:themeColor="text1"/>
-                <w:sz w:val="24"/>
-              </w:rPr>
-              <w:t xml:space="preserve"> </w:t>
-            </w:r>
-            <w:r>
-              <w:rPr>
-                <w:rFonts w:eastAsia="FangSong"/>
+                <w:sz w:val="24"/>
+              </w:rPr>
+            </w:pPr>
+          </w:p>
+          <w:p>
+            <w:pPr>
+              <w:spacing w:line="400" w:lineRule="exact"/>
+              <w:rPr>
                 <w:b/>
                 <w:bCs/>
-                <w:color w:val="000000" w:themeColor="text1"/>
-                <w:sz w:val="24"/>
-              </w:rPr>
-              <w:t xml:space="preserve"> </w:t>
-            </w:r>
-            <w:r>
-              <w:rPr>
-                <w:rFonts w:eastAsia="FangSong" w:hint="eastAsia"/>
+                <w:sz w:val="24"/>
+              </w:rPr>
+            </w:pPr>
+          </w:p>
+          <w:p>
+            <w:pPr>
+              <w:spacing w:line="400" w:lineRule="exact"/>
+              <w:rPr>
                 <w:b/>
                 <w:bCs/>
-                <w:color w:val="000000" w:themeColor="text1"/>
-                <w:sz w:val="24"/>
-              </w:rPr>
-              <w:t xml:space="preserve"> </w:t>
-            </w:r>
-            <w:r>
-              <w:rPr>
-                <w:rFonts w:eastAsia="FangSong"/>
+                <w:sz w:val="24"/>
+              </w:rPr>
+            </w:pPr>
+            <w:r>
+              <w:rPr>
+                <w:rFonts w:hint="eastAsia"/>
                 <w:b/>
                 <w:bCs/>
-                <w:color w:val="000000" w:themeColor="text1"/>
-                <w:sz w:val="24"/>
-              </w:rPr>
-              <w:t xml:space="preserve">    </w:t>
-            </w:r>
-            <w:r>
-              <w:rPr>
-                <w:rFonts w:eastAsia="FangSong"/>
-                <w:color w:val="000000" w:themeColor="text1"/>
-                <w:sz w:val="24"/>
-              </w:rPr>
-              <w:t>（</w:t>
-            </w:r>
-            <w:r>
-              <w:rPr>
-                <w:rFonts w:eastAsia="FangSong" w:hint="eastAsia"/>
-                <w:color w:val="000000" w:themeColor="text1"/>
-                <w:sz w:val="24"/>
-              </w:rPr>
-              <w:t>3</w:t>
-            </w:r>
-            <w:r>
-              <w:rPr>
-                <w:rFonts w:eastAsia="FangSong"/>
-                <w:color w:val="000000" w:themeColor="text1"/>
-                <w:sz w:val="24"/>
-              </w:rPr>
-              <w:t>-</w:t>
-            </w:r>
-            <w:r>
-              <w:rPr>
-                <w:rFonts w:eastAsia="FangSong" w:hint="eastAsia"/>
-                <w:color w:val="000000" w:themeColor="text1"/>
-                <w:sz w:val="24"/>
-              </w:rPr>
-              <w:t>1</w:t>
-            </w:r>
-            <w:r>
-              <w:rPr>
-                <w:rFonts w:eastAsia="FangSong"/>
-                <w:color w:val="000000" w:themeColor="text1"/>
-                <w:sz w:val="24"/>
-              </w:rPr>
-              <w:t>）</w:t>
+                <w:sz w:val="24"/>
+              </w:rPr>
+              <w:t xml:space="preserve">3.2 </w:t>
+            </w:r>
+            <w:r>
+              <w:rPr>
+                <w:rFonts w:hint="eastAsia"/>
+                <w:b/>
+                <w:bCs/>
+                <w:sz w:val="24"/>
+              </w:rPr>
+              <w:t>基于微波光子滤波器的</w:t>
+            </w:r>
+            <w:r>
+              <w:rPr>
+                <w:rFonts w:hint="eastAsia"/>
+                <w:b/>
+                <w:bCs/>
+                <w:sz w:val="24"/>
+              </w:rPr>
+              <w:t>FBG</w:t>
+            </w:r>
+            <w:r>
+              <w:rPr>
+                <w:rFonts w:hint="eastAsia"/>
+                <w:b/>
+                <w:bCs/>
+                <w:sz w:val="24"/>
+              </w:rPr>
+              <w:t>解调方案</w:t>
             </w:r>
           </w:p>
           <w:p>
@@ -7631,296 +8407,210 @@
                 <w:rFonts w:hint="eastAsia"/>
                 <w:sz w:val="24"/>
               </w:rPr>
-              <w:t>参考</w:t>
-            </w:r>
-            <w:r>
-              <w:rPr>
-                <w:rFonts w:hint="eastAsia"/>
-                <w:sz w:val="24"/>
-              </w:rPr>
-              <w:t>FBG</w:t>
-            </w:r>
-            <w:r>
-              <w:rPr>
-                <w:rFonts w:hint="eastAsia"/>
-                <w:sz w:val="24"/>
-              </w:rPr>
-              <w:t>表观波长变化量：</w:t>
-            </w:r>
-          </w:p>
-          <w:p>
-            <w:pPr>
-              <w:jc w:val="right"/>
+              <w:t>上述方案属于光域的边缘滤波解调，利用</w:t>
+            </w:r>
+            <w:r>
+              <w:rPr>
+                <w:rFonts w:hint="eastAsia"/>
+                <w:sz w:val="24"/>
+              </w:rPr>
+              <w:t>AWG</w:t>
+            </w:r>
+            <w:r>
+              <w:rPr>
+                <w:rFonts w:hint="eastAsia"/>
+                <w:sz w:val="24"/>
+              </w:rPr>
+              <w:t>通道光谱交叠区域的功率比对数与波长的近似线性关系进行波长解调，其精度上限受限于</w:t>
+            </w:r>
+            <w:r>
+              <w:rPr>
+                <w:rFonts w:hint="eastAsia"/>
+                <w:sz w:val="24"/>
+              </w:rPr>
+              <w:t>AWG</w:t>
+            </w:r>
+            <w:r>
+              <w:rPr>
+                <w:rFonts w:hint="eastAsia"/>
+                <w:sz w:val="24"/>
+              </w:rPr>
+              <w:t>通道光谱的线性度和光功率测量的信噪比。尽管课题组通过宽输入波导设计、双输入架构和多项式回归算法已将解调精度提升至</w:t>
+            </w:r>
+            <w:r>
+              <w:rPr>
+                <w:rFonts w:hint="eastAsia"/>
+                <w:sz w:val="24"/>
+              </w:rPr>
+              <w:t>0.31 pm</w:t>
+            </w:r>
+            <w:r>
+              <w:rPr>
+                <w:rFonts w:hint="eastAsia"/>
+                <w:sz w:val="24"/>
+                <w:vertAlign w:val="superscript"/>
+              </w:rPr>
+              <w:t>[9]</w:t>
+            </w:r>
+            <w:r>
+              <w:rPr>
+                <w:rFonts w:hint="eastAsia"/>
+                <w:sz w:val="24"/>
+              </w:rPr>
+              <w:t>，但仍未突破光域解调的物理限制。</w:t>
+            </w:r>
+          </w:p>
+          <w:p>
+            <w:pPr>
+              <w:spacing w:line="400" w:lineRule="exact"/>
+              <w:ind w:firstLineChars="200" w:firstLine="480"/>
               <w:rPr>
                 <w:b/>
                 <w:bCs/>
                 <w:sz w:val="24"/>
               </w:rPr>
             </w:pPr>
-            <m:oMath>
-              <m:sSub>
-                <m:sSubPr>
-                  <m:ctrlPr>
-                    <w:rPr>
-                      <w:rFonts w:ascii="Cambria Math" w:hAnsi="Cambria Math"/>
-                      <w:sz w:val="24"/>
-                    </w:rPr>
-                  </m:ctrlPr>
-                </m:sSubPr>
-                <m:e>
-                  <m:r>
-                    <m:rPr>
-                      <m:sty m:val="p"/>
-                    </m:rPr>
-                    <w:rPr>
-                      <w:rFonts w:ascii="Cambria Math" w:hAnsi="Cambria Math"/>
-                      <w:sz w:val="24"/>
-                    </w:rPr>
-                    <m:t>Δλ</m:t>
-                  </m:r>
-                </m:e>
-                <m:sub>
-                  <m:r>
-                    <m:rPr>
-                      <m:nor/>
-                    </m:rPr>
-                    <w:rPr>
-                      <w:sz w:val="24"/>
-                    </w:rPr>
-                    <m:t>ref</m:t>
-                  </m:r>
-                </m:sub>
-              </m:sSub>
-              <m:r>
-                <m:rPr>
-                  <m:sty m:val="p"/>
-                </m:rPr>
-                <w:rPr>
-                  <w:rFonts w:ascii="Cambria Math" w:hAnsi="Cambria Math"/>
-                  <w:sz w:val="24"/>
-                </w:rPr>
-                <m:t xml:space="preserve"> = </m:t>
-              </m:r>
-              <m:sSub>
-                <m:sSubPr>
-                  <m:ctrlPr>
-                    <w:rPr>
-                      <w:rFonts w:ascii="Cambria Math" w:hAnsi="Cambria Math"/>
-                      <w:sz w:val="24"/>
-                    </w:rPr>
-                  </m:ctrlPr>
-                </m:sSubPr>
-                <m:e>
-                  <m:r>
-                    <m:rPr>
-                      <m:sty m:val="p"/>
-                    </m:rPr>
-                    <w:rPr>
-                      <w:rFonts w:ascii="Cambria Math" w:hAnsi="Cambria Math"/>
-                      <w:sz w:val="24"/>
-                    </w:rPr>
-                    <m:t>λ</m:t>
-                  </m:r>
-                </m:e>
-                <m:sub>
-                  <m:r>
-                    <m:rPr>
-                      <m:sty m:val="p"/>
-                    </m:rPr>
-                    <w:rPr>
-                      <w:rFonts w:ascii="Cambria Math" w:hAnsi="Cambria Math" w:hint="eastAsia"/>
-                      <w:sz w:val="24"/>
-                    </w:rPr>
-                    <m:t>ref</m:t>
-                  </m:r>
-                  <m:r>
-                    <m:rPr>
-                      <m:sty m:val="p"/>
-                    </m:rPr>
-                    <w:rPr>
-                      <w:rFonts w:ascii="Cambria Math" w:hAnsi="Cambria Math"/>
-                      <w:sz w:val="24"/>
-                      <w:vertAlign w:val="subscript"/>
-                    </w:rPr>
-                    <m:t>_measured</m:t>
-                  </m:r>
-                </m:sub>
-              </m:sSub>
-              <m:r>
-                <m:rPr>
-                  <m:sty m:val="p"/>
-                </m:rPr>
-                <w:rPr>
-                  <w:rFonts w:ascii="Cambria Math" w:hAnsi="Cambria Math"/>
-                  <w:sz w:val="24"/>
-                </w:rPr>
-                <m:t xml:space="preserve"> - </m:t>
-              </m:r>
-              <m:sSub>
-                <m:sSubPr>
-                  <m:ctrlPr>
-                    <w:rPr>
-                      <w:rFonts w:ascii="Cambria Math" w:hAnsi="Cambria Math"/>
-                      <w:sz w:val="24"/>
-                    </w:rPr>
-                  </m:ctrlPr>
-                </m:sSubPr>
-                <m:e>
-                  <m:r>
-                    <m:rPr>
-                      <m:sty m:val="p"/>
-                    </m:rPr>
-                    <w:rPr>
-                      <w:rFonts w:ascii="Cambria Math" w:hAnsi="Cambria Math"/>
-                      <w:sz w:val="24"/>
-                    </w:rPr>
-                    <m:t>λ</m:t>
-                  </m:r>
-                </m:e>
-                <m:sub>
-                  <m:r>
-                    <m:rPr>
-                      <m:sty m:val="p"/>
-                    </m:rPr>
-                    <w:rPr>
-                      <w:rFonts w:ascii="Cambria Math" w:hAnsi="Cambria Math"/>
-                      <w:sz w:val="24"/>
-                    </w:rPr>
-                    <m:t>ref</m:t>
-                  </m:r>
-                  <m:r>
-                    <m:rPr>
-                      <m:sty m:val="p"/>
-                    </m:rPr>
-                    <w:rPr>
-                      <w:rFonts w:ascii="Cambria Math" w:hAnsi="Cambria Math"/>
-                      <w:sz w:val="24"/>
-                      <w:vertAlign w:val="subscript"/>
-                    </w:rPr>
-                    <m:t>_initial</m:t>
-                  </m:r>
-                </m:sub>
-              </m:sSub>
-              <m:r>
-                <m:rPr>
-                  <m:sty m:val="p"/>
-                </m:rPr>
-                <w:rPr>
-                  <w:rFonts w:ascii="Cambria Math" w:hAnsi="Cambria Math" w:hint="eastAsia"/>
-                  <w:sz w:val="24"/>
-                </w:rPr>
-                <m:t xml:space="preserve"> </m:t>
-              </m:r>
-            </m:oMath>
-            <w:r>
-              <w:rPr>
-                <w:rFonts w:eastAsia="FangSong"/>
+            <w:r>
+              <w:rPr>
+                <w:rFonts w:hint="eastAsia"/>
+                <w:sz w:val="24"/>
+              </w:rPr>
+              <w:t>微波光子学技术为突破这一瓶颈提供了新的路径。其核心思想是将光域的波长变化映射至微波域的频率变化，利用光学滤波器对光载微波信号的边带进行调控，经光电探测器拍频下变频后，在</w:t>
+            </w:r>
+            <w:r>
+              <w:rPr>
+                <w:rFonts w:hint="eastAsia"/>
+                <w:sz w:val="24"/>
+              </w:rPr>
+              <w:t>VNA</w:t>
+            </w:r>
+            <w:r>
+              <w:rPr>
+                <w:rFonts w:hint="eastAsia"/>
+                <w:sz w:val="24"/>
+              </w:rPr>
+              <w:t>频域上形成微波光子通带或陷波。当</w:t>
+            </w:r>
+            <w:r>
+              <w:rPr>
+                <w:rFonts w:hint="eastAsia"/>
+                <w:sz w:val="24"/>
+              </w:rPr>
+              <w:t>FBG</w:t>
+            </w:r>
+            <w:r>
+              <w:rPr>
+                <w:rFonts w:hint="eastAsia"/>
+                <w:sz w:val="24"/>
+              </w:rPr>
+              <w:t>波长漂移时，微波通带的频率响应发生相应变化，通过监测微波频率偏移即可反推</w:t>
+            </w:r>
+            <w:r>
+              <w:rPr>
+                <w:rFonts w:hint="eastAsia"/>
+                <w:sz w:val="24"/>
+              </w:rPr>
+              <w:t>FBG</w:t>
+            </w:r>
+            <w:r>
+              <w:rPr>
+                <w:rFonts w:hint="eastAsia"/>
+                <w:sz w:val="24"/>
+              </w:rPr>
+              <w:t>波长变化。与光域解调直接测量光功率或波长不同，微波域解调的分辨率取决于</w:t>
+            </w:r>
+            <w:r>
+              <w:rPr>
+                <w:rFonts w:hint="eastAsia"/>
+                <w:sz w:val="24"/>
+              </w:rPr>
+              <w:t>VNA</w:t>
+            </w:r>
+            <w:r>
+              <w:rPr>
+                <w:rFonts w:hint="eastAsia"/>
+                <w:sz w:val="24"/>
+              </w:rPr>
+              <w:t>的频率测量精度（可达</w:t>
+            </w:r>
+            <w:r>
+              <w:rPr>
+                <w:rFonts w:hint="eastAsia"/>
+                <w:sz w:val="24"/>
+              </w:rPr>
+              <w:t>Hz</w:t>
+            </w:r>
+            <w:r>
+              <w:rPr>
+                <w:rFonts w:hint="eastAsia"/>
+                <w:sz w:val="24"/>
+              </w:rPr>
+              <w:t>量级），而非光学滤波器的消光比或光谱线性度，因此有望突破传统光域解调的精度上限</w:t>
+            </w:r>
+            <w:r>
+              <w:rPr>
+                <w:rFonts w:hint="eastAsia"/>
+                <w:sz w:val="24"/>
+                <w:vertAlign w:val="superscript"/>
+              </w:rPr>
+              <w:t>[11-12]</w:t>
+            </w:r>
+            <w:r>
+              <w:rPr>
+                <w:rFonts w:hint="eastAsia"/>
+                <w:sz w:val="24"/>
+              </w:rPr>
+              <w:t>。基于这一</w:t>
+            </w:r>
+            <w:r>
+              <w:rPr>
+                <w:rFonts w:hint="eastAsia"/>
+                <w:sz w:val="24"/>
+              </w:rPr>
+              <w:lastRenderedPageBreak/>
+              <w:t>思想，本文将建立基于微环谐振器的微波光子滤波</w:t>
+            </w:r>
+            <w:r>
+              <w:rPr>
+                <w:rFonts w:hint="eastAsia"/>
+                <w:sz w:val="24"/>
+              </w:rPr>
+              <w:t>FBG</w:t>
+            </w:r>
+            <w:r>
+              <w:rPr>
+                <w:rFonts w:hint="eastAsia"/>
+                <w:sz w:val="24"/>
+              </w:rPr>
+              <w:t>解调系统。</w:t>
+            </w:r>
+          </w:p>
+          <w:p>
+            <w:pPr>
+              <w:spacing w:line="400" w:lineRule="exact"/>
+              <w:rPr>
                 <w:b/>
                 <w:bCs/>
-                <w:color w:val="000000" w:themeColor="text1"/>
-                <w:sz w:val="24"/>
-              </w:rPr>
-              <w:t xml:space="preserve">   </w:t>
-            </w:r>
-            <w:r>
-              <w:rPr>
-                <w:rFonts w:eastAsia="FangSong" w:hint="eastAsia"/>
+                <w:sz w:val="24"/>
+              </w:rPr>
+            </w:pPr>
+            <w:r>
+              <w:rPr>
+                <w:rFonts w:hint="eastAsia"/>
                 <w:b/>
                 <w:bCs/>
-                <w:color w:val="000000" w:themeColor="text1"/>
-                <w:sz w:val="24"/>
-              </w:rPr>
-              <w:t xml:space="preserve">   </w:t>
-            </w:r>
-            <w:r>
-              <w:rPr>
-                <w:rFonts w:eastAsia="FangSong"/>
+                <w:sz w:val="24"/>
+              </w:rPr>
+              <w:t xml:space="preserve">3.2.1 </w:t>
+            </w:r>
+            <w:r>
+              <w:rPr>
+                <w:rFonts w:hint="eastAsia"/>
                 <w:b/>
                 <w:bCs/>
-                <w:color w:val="000000" w:themeColor="text1"/>
-                <w:sz w:val="24"/>
-              </w:rPr>
-              <w:t xml:space="preserve">   </w:t>
-            </w:r>
-            <w:r>
-              <w:rPr>
-                <w:rFonts w:eastAsia="FangSong" w:hint="eastAsia"/>
-                <w:b/>
-                <w:bCs/>
-                <w:color w:val="000000" w:themeColor="text1"/>
-                <w:sz w:val="24"/>
-              </w:rPr>
-              <w:t xml:space="preserve"> </w:t>
-            </w:r>
-            <w:r>
-              <w:rPr>
-                <w:rFonts w:eastAsia="FangSong"/>
-                <w:b/>
-                <w:bCs/>
-                <w:color w:val="000000" w:themeColor="text1"/>
-                <w:sz w:val="24"/>
-              </w:rPr>
-              <w:t xml:space="preserve"> </w:t>
-            </w:r>
-            <w:r>
-              <w:rPr>
-                <w:rFonts w:eastAsia="FangSong" w:hint="eastAsia"/>
-                <w:b/>
-                <w:bCs/>
-                <w:color w:val="000000" w:themeColor="text1"/>
-                <w:sz w:val="24"/>
-              </w:rPr>
-              <w:t xml:space="preserve">  </w:t>
-            </w:r>
-            <w:r>
-              <w:rPr>
-                <w:rFonts w:eastAsia="FangSong"/>
-                <w:b/>
-                <w:bCs/>
-                <w:color w:val="000000" w:themeColor="text1"/>
-                <w:sz w:val="24"/>
-              </w:rPr>
-              <w:t xml:space="preserve">    </w:t>
-            </w:r>
-            <w:r>
-              <w:rPr>
-                <w:rFonts w:eastAsia="FangSong"/>
-                <w:color w:val="000000" w:themeColor="text1"/>
-                <w:sz w:val="24"/>
-              </w:rPr>
-              <w:t>（</w:t>
-            </w:r>
-            <w:r>
-              <w:rPr>
-                <w:rFonts w:eastAsia="FangSong" w:hint="eastAsia"/>
-                <w:color w:val="000000" w:themeColor="text1"/>
-                <w:sz w:val="24"/>
-              </w:rPr>
-              <w:t>3</w:t>
-            </w:r>
-            <w:r>
-              <w:rPr>
-                <w:rFonts w:eastAsia="FangSong"/>
-                <w:color w:val="000000" w:themeColor="text1"/>
-                <w:sz w:val="24"/>
-              </w:rPr>
-              <w:t>-</w:t>
-            </w:r>
-            <w:r>
-              <w:rPr>
-                <w:rFonts w:eastAsia="FangSong" w:hint="eastAsia"/>
-                <w:color w:val="000000" w:themeColor="text1"/>
-                <w:sz w:val="24"/>
-              </w:rPr>
-              <w:t>2</w:t>
-            </w:r>
-            <w:r>
-              <w:rPr>
-                <w:rFonts w:eastAsia="FangSong"/>
-                <w:color w:val="000000" w:themeColor="text1"/>
-                <w:sz w:val="24"/>
-              </w:rPr>
-              <w:t>）</w:t>
+                <w:sz w:val="24"/>
+              </w:rPr>
+              <w:t>微波光子滤波解调系统链路设计</w:t>
             </w:r>
           </w:p>
           <w:p>
@@ -7936,588 +8626,6 @@
                 <w:rFonts w:hint="eastAsia"/>
                 <w:sz w:val="24"/>
               </w:rPr>
-              <w:t>传感</w:t>
-            </w:r>
-            <w:r>
-              <w:rPr>
-                <w:rFonts w:hint="eastAsia"/>
-                <w:sz w:val="24"/>
-              </w:rPr>
-              <w:t>FBG</w:t>
-            </w:r>
-            <w:r>
-              <w:rPr>
-                <w:rFonts w:hint="eastAsia"/>
-                <w:sz w:val="24"/>
-              </w:rPr>
-              <w:t>真实波长漂移量：</w:t>
-            </w:r>
-          </w:p>
-          <w:p>
-            <w:pPr>
-              <w:jc w:val="right"/>
-              <w:rPr>
-                <w:rFonts w:eastAsia="FangSong"/>
-                <w:color w:val="000000" w:themeColor="text1"/>
-                <w:sz w:val="24"/>
-              </w:rPr>
-            </w:pPr>
-            <m:oMath>
-              <m:sSub>
-                <m:sSubPr>
-                  <m:ctrlPr>
-                    <w:rPr>
-                      <w:rFonts w:ascii="Cambria Math" w:hAnsi="Cambria Math"/>
-                      <w:sz w:val="24"/>
-                    </w:rPr>
-                  </m:ctrlPr>
-                </m:sSubPr>
-                <m:e>
-                  <m:r>
-                    <m:rPr>
-                      <m:sty m:val="p"/>
-                    </m:rPr>
-                    <w:rPr>
-                      <w:rFonts w:ascii="Cambria Math" w:hAnsi="Cambria Math"/>
-                      <w:sz w:val="24"/>
-                    </w:rPr>
-                    <m:t>Δλ</m:t>
-                  </m:r>
-                </m:e>
-                <m:sub>
-                  <m:r>
-                    <m:rPr>
-                      <m:sty m:val="p"/>
-                    </m:rPr>
-                    <w:rPr>
-                      <w:rFonts w:ascii="Cambria Math" w:hAnsi="Cambria Math"/>
-                      <w:sz w:val="24"/>
-                      <w:vertAlign w:val="subscript"/>
-                    </w:rPr>
-                    <m:t>corrected</m:t>
-                  </m:r>
-                </m:sub>
-              </m:sSub>
-              <m:r>
-                <m:rPr>
-                  <m:sty m:val="p"/>
-                </m:rPr>
-                <w:rPr>
-                  <w:rFonts w:ascii="Cambria Math" w:hAnsi="Cambria Math"/>
-                  <w:sz w:val="24"/>
-                </w:rPr>
-                <m:t xml:space="preserve"> = </m:t>
-              </m:r>
-              <m:sSub>
-                <m:sSubPr>
-                  <m:ctrlPr>
-                    <w:rPr>
-                      <w:rFonts w:ascii="Cambria Math" w:hAnsi="Cambria Math"/>
-                      <w:sz w:val="24"/>
-                    </w:rPr>
-                  </m:ctrlPr>
-                </m:sSubPr>
-                <m:e>
-                  <m:r>
-                    <m:rPr>
-                      <m:sty m:val="p"/>
-                    </m:rPr>
-                    <w:rPr>
-                      <w:rFonts w:ascii="Cambria Math" w:hAnsi="Cambria Math"/>
-                      <w:sz w:val="24"/>
-                    </w:rPr>
-                    <m:t>Δλ</m:t>
-                  </m:r>
-                </m:e>
-                <m:sub>
-                  <m:r>
-                    <m:rPr>
-                      <m:sty m:val="p"/>
-                    </m:rPr>
-                    <w:rPr>
-                      <w:rFonts w:ascii="Cambria Math" w:hAnsi="Cambria Math"/>
-                      <w:sz w:val="24"/>
-                      <w:vertAlign w:val="subscript"/>
-                    </w:rPr>
-                    <m:t>sen</m:t>
-                  </m:r>
-                </m:sub>
-              </m:sSub>
-              <m:r>
-                <m:rPr>
-                  <m:sty m:val="p"/>
-                </m:rPr>
-                <w:rPr>
-                  <w:rFonts w:ascii="Cambria Math" w:hAnsi="Cambria Math"/>
-                  <w:sz w:val="24"/>
-                </w:rPr>
-                <m:t xml:space="preserve"> - </m:t>
-              </m:r>
-              <m:sSub>
-                <m:sSubPr>
-                  <m:ctrlPr>
-                    <w:rPr>
-                      <w:rFonts w:ascii="Cambria Math" w:hAnsi="Cambria Math"/>
-                      <w:sz w:val="24"/>
-                    </w:rPr>
-                  </m:ctrlPr>
-                </m:sSubPr>
-                <m:e>
-                  <m:r>
-                    <m:rPr>
-                      <m:sty m:val="p"/>
-                    </m:rPr>
-                    <w:rPr>
-                      <w:rFonts w:ascii="Cambria Math" w:hAnsi="Cambria Math"/>
-                      <w:sz w:val="24"/>
-                    </w:rPr>
-                    <m:t>Δλ</m:t>
-                  </m:r>
-                </m:e>
-                <m:sub>
-                  <m:r>
-                    <m:rPr>
-                      <m:sty m:val="p"/>
-                    </m:rPr>
-                    <w:rPr>
-                      <w:rFonts w:ascii="Cambria Math" w:hAnsi="Cambria Math"/>
-                      <w:sz w:val="24"/>
-                    </w:rPr>
-                    <m:t>ref</m:t>
-                  </m:r>
-                </m:sub>
-              </m:sSub>
-              <m:r>
-                <m:rPr>
-                  <m:sty m:val="p"/>
-                </m:rPr>
-                <w:rPr>
-                  <w:rFonts w:ascii="Cambria Math" w:hAnsi="Cambria Math" w:hint="eastAsia"/>
-                  <w:sz w:val="24"/>
-                </w:rPr>
-                <m:t xml:space="preserve"> </m:t>
-              </m:r>
-            </m:oMath>
-            <w:r>
-              <w:rPr>
-                <w:rFonts w:eastAsia="FangSong"/>
-                <w:b/>
-                <w:bCs/>
-                <w:color w:val="000000" w:themeColor="text1"/>
-                <w:sz w:val="24"/>
-              </w:rPr>
-              <w:t xml:space="preserve">   </w:t>
-            </w:r>
-            <w:r>
-              <w:rPr>
-                <w:rFonts w:eastAsia="FangSong" w:hint="eastAsia"/>
-                <w:b/>
-                <w:bCs/>
-                <w:color w:val="000000" w:themeColor="text1"/>
-                <w:sz w:val="24"/>
-              </w:rPr>
-              <w:t xml:space="preserve">   </w:t>
-            </w:r>
-            <w:r>
-              <w:rPr>
-                <w:rFonts w:eastAsia="FangSong"/>
-                <w:b/>
-                <w:bCs/>
-                <w:color w:val="000000" w:themeColor="text1"/>
-                <w:sz w:val="24"/>
-              </w:rPr>
-              <w:t xml:space="preserve">   </w:t>
-            </w:r>
-            <w:r>
-              <w:rPr>
-                <w:rFonts w:eastAsia="FangSong" w:hint="eastAsia"/>
-                <w:b/>
-                <w:bCs/>
-                <w:color w:val="000000" w:themeColor="text1"/>
-                <w:sz w:val="24"/>
-              </w:rPr>
-              <w:t xml:space="preserve">      </w:t>
-            </w:r>
-            <w:r>
-              <w:rPr>
-                <w:rFonts w:eastAsia="FangSong"/>
-                <w:b/>
-                <w:bCs/>
-                <w:color w:val="000000" w:themeColor="text1"/>
-                <w:sz w:val="24"/>
-              </w:rPr>
-              <w:t xml:space="preserve">    </w:t>
-            </w:r>
-            <w:r>
-              <w:rPr>
-                <w:rFonts w:eastAsia="FangSong"/>
-                <w:color w:val="000000" w:themeColor="text1"/>
-                <w:sz w:val="24"/>
-              </w:rPr>
-              <w:t>（</w:t>
-            </w:r>
-            <w:r>
-              <w:rPr>
-                <w:rFonts w:eastAsia="FangSong" w:hint="eastAsia"/>
-                <w:color w:val="000000" w:themeColor="text1"/>
-                <w:sz w:val="24"/>
-              </w:rPr>
-              <w:t>3</w:t>
-            </w:r>
-            <w:r>
-              <w:rPr>
-                <w:rFonts w:eastAsia="FangSong"/>
-                <w:color w:val="000000" w:themeColor="text1"/>
-                <w:sz w:val="24"/>
-              </w:rPr>
-              <w:t>-</w:t>
-            </w:r>
-            <w:r>
-              <w:rPr>
-                <w:rFonts w:eastAsia="FangSong" w:hint="eastAsia"/>
-                <w:color w:val="000000" w:themeColor="text1"/>
-                <w:sz w:val="24"/>
-              </w:rPr>
-              <w:t>3</w:t>
-            </w:r>
-            <w:r>
-              <w:rPr>
-                <w:rFonts w:eastAsia="FangSong"/>
-                <w:color w:val="000000" w:themeColor="text1"/>
-                <w:sz w:val="24"/>
-              </w:rPr>
-              <w:t>）</w:t>
-            </w:r>
-          </w:p>
-          <w:p>
-            <w:pPr>
-              <w:jc w:val="right"/>
-              <w:rPr>
-                <w:rFonts w:eastAsia="FangSong"/>
-                <w:color w:val="000000" w:themeColor="text1"/>
-                <w:sz w:val="24"/>
-              </w:rPr>
-            </w:pPr>
-          </w:p>
-          <w:p>
-            <w:pPr>
-              <w:spacing w:line="400" w:lineRule="exact"/>
-              <w:rPr>
-                <w:b/>
-                <w:bCs/>
-                <w:sz w:val="24"/>
-              </w:rPr>
-            </w:pPr>
-            <w:r>
-              <w:rPr>
-                <w:rFonts w:hint="eastAsia"/>
-                <w:b/>
-                <w:bCs/>
-                <w:sz w:val="24"/>
-              </w:rPr>
-              <w:t xml:space="preserve">3.1.4 </w:t>
-            </w:r>
-            <w:r>
-              <w:rPr>
-                <w:rFonts w:hint="eastAsia"/>
-                <w:b/>
-                <w:bCs/>
-                <w:sz w:val="24"/>
-              </w:rPr>
-              <w:t>光电转换电路优化与测试</w:t>
-            </w:r>
-          </w:p>
-          <w:p>
-            <w:pPr>
-              <w:spacing w:line="400" w:lineRule="exact"/>
-              <w:rPr>
-                <w:b/>
-                <w:bCs/>
-                <w:sz w:val="24"/>
-              </w:rPr>
-            </w:pPr>
-          </w:p>
-          <w:p>
-            <w:pPr>
-              <w:spacing w:line="400" w:lineRule="exact"/>
-              <w:rPr>
-                <w:b/>
-                <w:bCs/>
-                <w:sz w:val="24"/>
-              </w:rPr>
-            </w:pPr>
-          </w:p>
-          <w:p>
-            <w:pPr>
-              <w:spacing w:line="400" w:lineRule="exact"/>
-              <w:rPr>
-                <w:b/>
-                <w:bCs/>
-                <w:sz w:val="24"/>
-              </w:rPr>
-            </w:pPr>
-            <w:r>
-              <w:rPr>
-                <w:rFonts w:hint="eastAsia"/>
-                <w:b/>
-                <w:bCs/>
-                <w:sz w:val="24"/>
-              </w:rPr>
-              <w:t xml:space="preserve">3.2 </w:t>
-            </w:r>
-            <w:r>
-              <w:rPr>
-                <w:rFonts w:hint="eastAsia"/>
-                <w:b/>
-                <w:bCs/>
-                <w:sz w:val="24"/>
-              </w:rPr>
-              <w:t>基于微波光子滤波器的</w:t>
-            </w:r>
-            <w:r>
-              <w:rPr>
-                <w:rFonts w:hint="eastAsia"/>
-                <w:b/>
-                <w:bCs/>
-                <w:sz w:val="24"/>
-              </w:rPr>
-              <w:t>FBG</w:t>
-            </w:r>
-            <w:r>
-              <w:rPr>
-                <w:rFonts w:hint="eastAsia"/>
-                <w:b/>
-                <w:bCs/>
-                <w:sz w:val="24"/>
-              </w:rPr>
-              <w:t>解调方案</w:t>
-            </w:r>
-          </w:p>
-          <w:p>
-            <w:pPr>
-              <w:spacing w:line="400" w:lineRule="exact"/>
-              <w:ind w:firstLineChars="200" w:firstLine="480"/>
-              <w:rPr>
-                <w:sz w:val="24"/>
-              </w:rPr>
-            </w:pPr>
-            <w:r>
-              <w:rPr>
-                <w:rFonts w:hint="eastAsia"/>
-                <w:sz w:val="24"/>
-              </w:rPr>
-              <w:t>上述方案属于光域的边缘滤波解调，利用</w:t>
-            </w:r>
-            <w:r>
-              <w:rPr>
-                <w:rFonts w:hint="eastAsia"/>
-                <w:sz w:val="24"/>
-              </w:rPr>
-              <w:t>AWG</w:t>
-            </w:r>
-            <w:r>
-              <w:rPr>
-                <w:rFonts w:hint="eastAsia"/>
-                <w:sz w:val="24"/>
-              </w:rPr>
-              <w:t>通道光谱交叠区域的功率比对数与波长的近似线性关系进行波长解调，其精度上限受限于</w:t>
-            </w:r>
-            <w:r>
-              <w:rPr>
-                <w:rFonts w:hint="eastAsia"/>
-                <w:sz w:val="24"/>
-              </w:rPr>
-              <w:t>AWG</w:t>
-            </w:r>
-            <w:r>
-              <w:rPr>
-                <w:rFonts w:hint="eastAsia"/>
-                <w:sz w:val="24"/>
-              </w:rPr>
-              <w:t>通道光谱的线性度和光功率测量的信噪比。尽管课题组通过宽输入波导设计、双输入架构和多项式回归算法已将解调精度提升至</w:t>
-            </w:r>
-            <w:r>
-              <w:rPr>
-                <w:rFonts w:hint="eastAsia"/>
-                <w:sz w:val="24"/>
-              </w:rPr>
-              <w:t>0.31 pm</w:t>
-            </w:r>
-            <w:r>
-              <w:rPr>
-                <w:rFonts w:hint="eastAsia"/>
-                <w:sz w:val="24"/>
-                <w:vertAlign w:val="superscript"/>
-              </w:rPr>
-              <w:t>[9]</w:t>
-            </w:r>
-            <w:r>
-              <w:rPr>
-                <w:rFonts w:hint="eastAsia"/>
-                <w:sz w:val="24"/>
-              </w:rPr>
-              <w:t>，但仍未突破光域解调的物理限制。</w:t>
-            </w:r>
-          </w:p>
-          <w:p>
-            <w:pPr>
-              <w:spacing w:line="400" w:lineRule="exact"/>
-              <w:ind w:firstLineChars="200" w:firstLine="480"/>
-              <w:rPr>
-                <w:b/>
-                <w:bCs/>
-                <w:sz w:val="24"/>
-              </w:rPr>
-            </w:pPr>
-            <w:r>
-              <w:rPr>
-                <w:rFonts w:hint="eastAsia"/>
-                <w:sz w:val="24"/>
-              </w:rPr>
-              <w:t>微波光子学技术为突破这一瓶颈提供了新的路径。其核心思想是将光域的波长变化映射至微波域的频率变化，利用光学滤波器对光载微波信号的边带进行调控，经光电探测器拍频下变频后，在</w:t>
-            </w:r>
-            <w:r>
-              <w:rPr>
-                <w:rFonts w:hint="eastAsia"/>
-                <w:sz w:val="24"/>
-              </w:rPr>
-              <w:t>VNA</w:t>
-            </w:r>
-            <w:r>
-              <w:rPr>
-                <w:rFonts w:hint="eastAsia"/>
-                <w:sz w:val="24"/>
-              </w:rPr>
-              <w:t>频域上形成微波光子通带或陷波。当</w:t>
-            </w:r>
-            <w:r>
-              <w:rPr>
-                <w:rFonts w:hint="eastAsia"/>
-                <w:sz w:val="24"/>
-              </w:rPr>
-              <w:t>FBG</w:t>
-            </w:r>
-            <w:r>
-              <w:rPr>
-                <w:rFonts w:hint="eastAsia"/>
-                <w:sz w:val="24"/>
-              </w:rPr>
-              <w:t>波长漂移时，微波通带的频率响应发生相应变化，通过监测微波频率偏移即可反推</w:t>
-            </w:r>
-            <w:r>
-              <w:rPr>
-                <w:rFonts w:hint="eastAsia"/>
-                <w:sz w:val="24"/>
-              </w:rPr>
-              <w:t>FBG</w:t>
-            </w:r>
-            <w:r>
-              <w:rPr>
-                <w:rFonts w:hint="eastAsia"/>
-                <w:sz w:val="24"/>
-              </w:rPr>
-              <w:t>波长变化。与光域解调直接测量光功率或波长不同，微波域解调的分辨率取决于</w:t>
-            </w:r>
-            <w:r>
-              <w:rPr>
-                <w:rFonts w:hint="eastAsia"/>
-                <w:sz w:val="24"/>
-              </w:rPr>
-              <w:t>VNA</w:t>
-            </w:r>
-            <w:r>
-              <w:rPr>
-                <w:rFonts w:hint="eastAsia"/>
-                <w:sz w:val="24"/>
-              </w:rPr>
-              <w:t>的频率测量精度（可达</w:t>
-            </w:r>
-            <w:r>
-              <w:rPr>
-                <w:rFonts w:hint="eastAsia"/>
-                <w:sz w:val="24"/>
-              </w:rPr>
-              <w:t>Hz</w:t>
-            </w:r>
-            <w:r>
-              <w:rPr>
-                <w:rFonts w:hint="eastAsia"/>
-                <w:sz w:val="24"/>
-              </w:rPr>
-              <w:t>量级），而非光学滤波器的消光比或光谱线性度，因此有望突破传统光域解调的精度上限</w:t>
-            </w:r>
-            <w:r>
-              <w:rPr>
-                <w:rFonts w:hint="eastAsia"/>
-                <w:sz w:val="24"/>
-                <w:vertAlign w:val="superscript"/>
-              </w:rPr>
-              <w:t>[12-13]</w:t>
-            </w:r>
-            <w:r>
-              <w:rPr>
-                <w:rFonts w:hint="eastAsia"/>
-                <w:sz w:val="24"/>
-              </w:rPr>
-              <w:t>。基于这一思想，本文将建立基于微环谐振器的微波光子滤波</w:t>
-            </w:r>
-            <w:r>
-              <w:rPr>
-                <w:rFonts w:hint="eastAsia"/>
-                <w:sz w:val="24"/>
-              </w:rPr>
-              <w:t>FBG</w:t>
-            </w:r>
-            <w:r>
-              <w:rPr>
-                <w:rFonts w:hint="eastAsia"/>
-                <w:sz w:val="24"/>
-              </w:rPr>
-              <w:t>解调系统。</w:t>
-            </w:r>
-          </w:p>
-          <w:p>
-            <w:pPr>
-              <w:spacing w:line="400" w:lineRule="exact"/>
-              <w:rPr>
-                <w:b/>
-                <w:bCs/>
-                <w:sz w:val="24"/>
-              </w:rPr>
-            </w:pPr>
-            <w:r>
-              <w:rPr>
-                <w:rFonts w:hint="eastAsia"/>
-                <w:b/>
-                <w:bCs/>
-                <w:sz w:val="24"/>
-              </w:rPr>
-              <w:t xml:space="preserve">3.2.1 </w:t>
-            </w:r>
-            <w:r>
-              <w:rPr>
-                <w:rFonts w:hint="eastAsia"/>
-                <w:b/>
-                <w:bCs/>
-                <w:sz w:val="24"/>
-              </w:rPr>
-              <w:t>微波光子滤波解调系统链路设计</w:t>
-            </w:r>
-          </w:p>
-          <w:p>
-            <w:pPr>
-              <w:spacing w:line="400" w:lineRule="exact"/>
-              <w:ind w:firstLineChars="200" w:firstLine="480"/>
-              <w:rPr>
-                <w:sz w:val="24"/>
-              </w:rPr>
-            </w:pPr>
-            <w:r>
-              <w:rPr>
-                <w:rFonts w:hint="eastAsia"/>
-                <w:sz w:val="24"/>
-              </w:rPr>
-              <w:lastRenderedPageBreak/>
               <w:t>微波光子滤波解调系统链路结构，如图</w:t>
             </w:r>
             <w:r>
@@ -8544,7 +8652,7 @@
                 <w:noProof/>
               </w:rPr>
               <w:drawing>
-                <wp:inline distT="0" distB="0" distL="114300" distR="114300" wp14:anchorId="04F9CE3B" wp14:editId="04F9CE3C">
+                <wp:inline distT="0" distB="0" distL="114300" distR="114300" wp14:anchorId="641673B0" wp14:editId="4C61112F">
                   <wp:extent cx="3397250" cy="2013585"/>
                   <wp:effectExtent l="0" t="0" r="3175" b="5715"/>
                   <wp:docPr id="12" name="图片 10"/>
@@ -8561,7 +8669,7 @@
                           </pic:cNvPicPr>
                         </pic:nvPicPr>
                         <pic:blipFill>
-                          <a:blip r:embed="rId10"/>
+                          <a:blip r:embed="rId11"/>
                           <a:stretch>
                             <a:fillRect/>
                           </a:stretch>
@@ -9031,10 +9139,10 @@
                 <w:noProof/>
               </w:rPr>
               <w:drawing>
-                <wp:inline distT="0" distB="0" distL="114300" distR="114300" wp14:anchorId="04F9CE3D" wp14:editId="04F9CE3E">
-                  <wp:extent cx="3654425" cy="2404110"/>
-                  <wp:effectExtent l="0" t="0" r="3175" b="5715"/>
-                  <wp:docPr id="14" name="图片 12"/>
+                <wp:inline distT="0" distB="0" distL="114300" distR="114300" wp14:anchorId="42DD27A5" wp14:editId="3946AA2D">
+                  <wp:extent cx="4439285" cy="2506980"/>
+                  <wp:effectExtent l="0" t="0" r="8890" b="7620"/>
+                  <wp:docPr id="14" name="图片 12" descr="D:/Graduate_year/组会/实验/LD/mrr_1.10_am/MRR_FBG_py.pngMRR_FBG_py"/>
                   <wp:cNvGraphicFramePr>
                     <a:graphicFrameLocks xmlns:a="http://schemas.openxmlformats.org/drawingml/2006/main" noChangeAspect="1"/>
                   </wp:cNvGraphicFramePr>
@@ -9042,14 +9150,14 @@
                     <a:graphicData uri="http://schemas.openxmlformats.org/drawingml/2006/picture">
                       <pic:pic xmlns:pic="http://schemas.openxmlformats.org/drawingml/2006/picture">
                         <pic:nvPicPr>
-                          <pic:cNvPr id="14" name="图片 12"/>
+                          <pic:cNvPr id="14" name="图片 12" descr="D:/Graduate_year/组会/实验/LD/mrr_1.10_am/MRR_FBG_py.pngMRR_FBG_py"/>
                           <pic:cNvPicPr>
                             <a:picLocks noChangeAspect="1"/>
                           </pic:cNvPicPr>
                         </pic:nvPicPr>
                         <pic:blipFill>
-                          <a:blip r:embed="rId11"/>
-                          <a:srcRect l="-135" t="2966" r="135" b="107"/>
+                          <a:blip r:embed="rId12"/>
+                          <a:srcRect t="2945" b="2945"/>
                           <a:stretch>
                             <a:fillRect/>
                           </a:stretch>
@@ -9057,7 +9165,7 @@
                         <pic:spPr>
                           <a:xfrm>
                             <a:off x="0" y="0"/>
-                            <a:ext cx="3654425" cy="2404110"/>
+                            <a:ext cx="4439285" cy="2506980"/>
                           </a:xfrm>
                           <a:prstGeom prst="rect">
                             <a:avLst/>
@@ -9142,6 +9250,7 @@
               <w:rPr>
                 <w:sz w:val="24"/>
               </w:rPr>
+              <w:lastRenderedPageBreak/>
               <w:t>实验进一步研究了微环谐振峰与</w:t>
             </w:r>
             <w:r>
@@ -9178,14 +9287,7 @@
               <w:rPr>
                 <w:sz w:val="24"/>
               </w:rPr>
-              <w:t>中心波长）时，谐振峰主</w:t>
-            </w:r>
-            <w:r>
-              <w:rPr>
-                <w:sz w:val="24"/>
-              </w:rPr>
-              <w:lastRenderedPageBreak/>
-              <w:t>要作用于光载波的上边带，通带现象的观测频率范围</w:t>
+              <w:t>中心波长）时，谐振峰主要作用于光载波的上边带，通带现象的观测频率范围</w:t>
             </w:r>
             <w:r>
               <w:rPr>
@@ -9400,7 +9502,7 @@
                 <w:noProof/>
               </w:rPr>
               <w:drawing>
-                <wp:inline distT="0" distB="0" distL="114300" distR="114300" wp14:anchorId="04F9CE3F" wp14:editId="04F9CE40">
+                <wp:inline distT="0" distB="0" distL="114300" distR="114300" wp14:anchorId="66FB53E4" wp14:editId="52CE3FF9">
                   <wp:extent cx="4079240" cy="2266950"/>
                   <wp:effectExtent l="0" t="0" r="6985" b="0"/>
                   <wp:docPr id="15" name="图片 13"/>
@@ -9417,7 +9519,7 @@
                           </pic:cNvPicPr>
                         </pic:nvPicPr>
                         <pic:blipFill>
-                          <a:blip r:embed="rId12"/>
+                          <a:blip r:embed="rId13"/>
                           <a:stretch>
                             <a:fillRect/>
                           </a:stretch>
@@ -9886,6 +9988,7 @@
               <w:rPr>
                 <w:sz w:val="24"/>
               </w:rPr>
+              <w:lastRenderedPageBreak/>
               <w:t>通道电压归零）、</w:t>
             </w:r>
             <w:r>
@@ -9910,20 +10013,7 @@
               <w:rPr>
                 <w:sz w:val="24"/>
               </w:rPr>
-              <w:t>秒）及异常恢复机制（定标扫描支持暂停、恢复与中止操作）。数据可靠性方面，每完成一个波长点立即保存测量数据，断电不丢失已采集</w:t>
-            </w:r>
-            <w:r>
-              <w:rPr>
-                <w:sz w:val="24"/>
-              </w:rPr>
-              <w:lastRenderedPageBreak/>
-              <w:t>结果，同时保存完整的扫描参数与时间戳等元数据信息。</w:t>
-            </w:r>
-            <w:r>
-              <w:rPr>
-                <w:sz w:val="24"/>
-              </w:rPr>
-              <w:t>该自动化控制系统的搭建，</w:t>
+              <w:t>秒）及异常恢复机制（定标扫描支持暂停、恢复与中止操作）。数据可靠性方面，每完成一个波长点立即保存测量数据，断电不丢失已采集结果，同时保存完整的扫描参数与时间戳等元数据信息。该自动化控制系统的搭建，</w:t>
             </w:r>
             <w:r>
               <w:rPr>
@@ -9985,7 +10075,6 @@
               <w:spacing w:line="400" w:lineRule="exact"/>
               <w:ind w:firstLineChars="200" w:firstLine="480"/>
               <w:rPr>
-                <w:rFonts w:hint="eastAsia"/>
                 <w:sz w:val="24"/>
               </w:rPr>
             </w:pPr>
@@ -10157,14 +10246,7 @@
                 <w:rFonts w:hint="eastAsia"/>
                 <w:sz w:val="24"/>
               </w:rPr>
-              <w:t>定标与解调算法</w:t>
-            </w:r>
-            <w:r>
-              <w:rPr>
-                <w:rFonts w:hint="eastAsia"/>
-                <w:sz w:val="24"/>
-              </w:rPr>
-              <w:t>流程图，如图</w:t>
+              <w:t>定标与解调算法流程图，如图</w:t>
             </w:r>
             <w:r>
               <w:rPr>
@@ -10194,7 +10276,7 @@
                 <w:sz w:val="24"/>
               </w:rPr>
               <w:drawing>
-                <wp:inline distT="0" distB="0" distL="0" distR="0" wp14:anchorId="11ECE176" wp14:editId="3FC61C3B">
+                <wp:inline distT="0" distB="0" distL="0" distR="0" wp14:anchorId="4D790DBF" wp14:editId="38112D82">
                   <wp:extent cx="6120130" cy="6483350"/>
                   <wp:effectExtent l="0" t="0" r="0" b="0"/>
                   <wp:docPr id="1705307992" name="Picture 1"/>
@@ -10205,11 +10287,13 @@
                     <a:graphicData uri="http://schemas.openxmlformats.org/drawingml/2006/picture">
                       <pic:pic xmlns:pic="http://schemas.openxmlformats.org/drawingml/2006/picture">
                         <pic:nvPicPr>
-                          <pic:cNvPr id="1705307992" name="Picture 1705307992"/>
-                          <pic:cNvPicPr/>
+                          <pic:cNvPr id="1705307992" name="Picture 1"/>
+                          <pic:cNvPicPr>
+                            <a:picLocks noChangeAspect="1"/>
+                          </pic:cNvPicPr>
                         </pic:nvPicPr>
                         <pic:blipFill>
-                          <a:blip r:embed="rId13">
+                          <a:blip r:embed="rId14">
                             <a:extLst>
                               <a:ext uri="{28A0092B-C50C-407E-A947-70E740481C1C}">
                                 <a14:useLocalDpi xmlns:a14="http://schemas.microsoft.com/office/drawing/2010/main" val="0"/>
@@ -10240,14 +10324,14 @@
             <w:pPr>
               <w:jc w:val="center"/>
               <w:rPr>
-                <w:rFonts w:hint="eastAsia"/>
-                <w:sz w:val="24"/>
-              </w:rPr>
-            </w:pPr>
-            <w:r>
-              <w:rPr>
-                <w:sz w:val="24"/>
-              </w:rPr>
+                <w:sz w:val="24"/>
+              </w:rPr>
+            </w:pPr>
+            <w:r>
+              <w:rPr>
+                <w:sz w:val="24"/>
+              </w:rPr>
+              <w:lastRenderedPageBreak/>
               <w:t>图</w:t>
             </w:r>
             <w:r>
@@ -10261,14 +10345,7 @@
                 <w:rFonts w:hint="eastAsia"/>
                 <w:sz w:val="24"/>
               </w:rPr>
-              <w:t>定标与解调算法</w:t>
-            </w:r>
-            <w:r>
-              <w:rPr>
-                <w:rFonts w:hint="eastAsia"/>
-                <w:sz w:val="24"/>
-              </w:rPr>
-              <w:t>流程图</w:t>
+              <w:t>定标与解调算法流程图</w:t>
             </w:r>
           </w:p>
           <w:p>
@@ -10295,13 +10372,7 @@
               <w:rPr>
                 <w:sz w:val="24"/>
               </w:rPr>
-              <w:t>）</w:t>
-            </w:r>
-            <w:r>
-              <w:rPr>
-                <w:sz w:val="24"/>
-              </w:rPr>
-              <w:t>定标原理与流程设计</w:t>
+              <w:t>）定标原理与流程设计</w:t>
             </w:r>
           </w:p>
           <w:p>
@@ -10316,7 +10387,6 @@
               <w:rPr>
                 <w:sz w:val="24"/>
               </w:rPr>
-              <w:lastRenderedPageBreak/>
               <w:t>定标阶段旨在建立</w:t>
             </w:r>
             <m:oMath>
@@ -11170,243 +11240,338 @@
               <w:t>对每条定标曲线执行均匀移动平均平滑处理：</w:t>
             </w:r>
           </w:p>
-          <w:p>
-            <w:pPr>
-              <w:spacing w:line="400" w:lineRule="exact"/>
-              <w:ind w:firstLineChars="200" w:firstLine="480"/>
-              <w:rPr>
-                <w:sz w:val="24"/>
-              </w:rPr>
-            </w:pPr>
-            <m:oMathPara>
-              <m:oMath>
-                <m:acc>
-                  <m:accPr>
-                    <m:chr m:val="̃"/>
-                    <m:ctrlPr>
-                      <w:rPr>
-                        <w:rFonts w:ascii="Cambria Math" w:hAnsi="Cambria Math"/>
-                        <w:sz w:val="24"/>
-                      </w:rPr>
-                    </m:ctrlPr>
-                  </m:accPr>
-                  <m:e>
-                    <m:r>
-                      <w:rPr>
-                        <w:rFonts w:ascii="Cambria Math" w:hAnsi="Cambria Math"/>
-                        <w:sz w:val="24"/>
-                      </w:rPr>
-                      <m:t>M</m:t>
-                    </m:r>
-                  </m:e>
-                </m:acc>
-                <m:r>
-                  <m:rPr>
-                    <m:sty m:val="p"/>
-                  </m:rPr>
-                  <w:rPr>
-                    <w:rFonts w:ascii="Cambria Math" w:hAnsi="Cambria Math"/>
-                    <w:sz w:val="24"/>
-                  </w:rPr>
-                  <m:t>(</m:t>
-                </m:r>
-                <m:sSub>
-                  <m:sSubPr>
-                    <m:ctrlPr>
-                      <w:rPr>
-                        <w:rFonts w:ascii="Cambria Math" w:hAnsi="Cambria Math"/>
-                        <w:sz w:val="24"/>
-                      </w:rPr>
-                    </m:ctrlPr>
-                  </m:sSubPr>
-                  <m:e>
-                    <m:r>
-                      <w:rPr>
-                        <w:rFonts w:ascii="Cambria Math" w:hAnsi="Cambria Math"/>
-                        <w:sz w:val="24"/>
-                      </w:rPr>
-                      <m:t>f</m:t>
-                    </m:r>
-                  </m:e>
-                  <m:sub>
-                    <m:r>
-                      <w:rPr>
-                        <w:rFonts w:ascii="Cambria Math" w:hAnsi="Cambria Math"/>
-                        <w:sz w:val="24"/>
-                      </w:rPr>
-                      <m:t>k</m:t>
-                    </m:r>
-                  </m:sub>
-                </m:sSub>
-                <m:r>
-                  <m:rPr>
-                    <m:sty m:val="p"/>
-                  </m:rPr>
-                  <w:rPr>
-                    <w:rFonts w:ascii="Cambria Math" w:hAnsi="Cambria Math"/>
-                    <w:sz w:val="24"/>
-                  </w:rPr>
-                  <m:t>)=</m:t>
-                </m:r>
-                <m:f>
-                  <m:fPr>
-                    <m:ctrlPr>
-                      <w:rPr>
-                        <w:rFonts w:ascii="Cambria Math" w:hAnsi="Cambria Math"/>
-                        <w:sz w:val="24"/>
-                      </w:rPr>
-                    </m:ctrlPr>
-                  </m:fPr>
-                  <m:num>
-                    <m:r>
-                      <m:rPr>
-                        <m:sty m:val="p"/>
-                      </m:rPr>
-                      <w:rPr>
-                        <w:rFonts w:ascii="Cambria Math" w:hAnsi="Cambria Math"/>
-                        <w:sz w:val="24"/>
-                      </w:rPr>
-                      <m:t>1</m:t>
-                    </m:r>
-                  </m:num>
-                  <m:den>
-                    <m:r>
-                      <w:rPr>
-                        <w:rFonts w:ascii="Cambria Math" w:hAnsi="Cambria Math"/>
-                        <w:sz w:val="24"/>
-                      </w:rPr>
-                      <m:t>N</m:t>
-                    </m:r>
-                  </m:den>
-                </m:f>
-                <m:nary>
-                  <m:naryPr>
-                    <m:chr m:val="∑"/>
-                    <m:limLoc m:val="subSup"/>
-                    <m:grow m:val="1"/>
-                    <m:ctrlPr>
-                      <w:rPr>
-                        <w:rFonts w:ascii="Cambria Math" w:hAnsi="Cambria Math"/>
-                        <w:sz w:val="24"/>
-                      </w:rPr>
-                    </m:ctrlPr>
-                  </m:naryPr>
-                  <m:sub>
-                    <m:r>
-                      <w:rPr>
-                        <w:rFonts w:ascii="Cambria Math" w:hAnsi="Cambria Math"/>
-                        <w:sz w:val="24"/>
-                      </w:rPr>
-                      <m:t>j</m:t>
-                    </m:r>
-                    <m:r>
-                      <m:rPr>
-                        <m:sty m:val="p"/>
-                      </m:rPr>
-                      <w:rPr>
-                        <w:rFonts w:ascii="Cambria Math" w:hAnsi="Cambria Math"/>
-                        <w:sz w:val="24"/>
-                      </w:rPr>
-                      <m:t>=0</m:t>
-                    </m:r>
-                  </m:sub>
-                  <m:sup>
-                    <m:r>
-                      <w:rPr>
-                        <w:rFonts w:ascii="Cambria Math" w:hAnsi="Cambria Math"/>
-                        <w:sz w:val="24"/>
-                      </w:rPr>
-                      <m:t>N</m:t>
-                    </m:r>
-                    <m:r>
-                      <m:rPr>
-                        <m:sty m:val="p"/>
-                      </m:rPr>
-                      <w:rPr>
-                        <w:rFonts w:ascii="Cambria Math" w:hAnsi="Cambria Math"/>
-                        <w:sz w:val="24"/>
-                      </w:rPr>
-                      <m:t>-1</m:t>
-                    </m:r>
-                  </m:sup>
-                  <m:e>
-                    <m:r>
-                      <w:rPr>
-                        <w:rFonts w:ascii="Cambria Math" w:hAnsi="Cambria Math"/>
-                        <w:sz w:val="24"/>
-                      </w:rPr>
-                      <m:t>M</m:t>
-                    </m:r>
-                    <m:r>
-                      <m:rPr>
-                        <m:sty m:val="p"/>
-                      </m:rPr>
-                      <w:rPr>
-                        <w:rFonts w:ascii="Cambria Math" w:hAnsi="Cambria Math"/>
-                        <w:sz w:val="24"/>
-                      </w:rPr>
-                      <m:t>(</m:t>
-                    </m:r>
-                  </m:e>
-                </m:nary>
-                <m:sSub>
-                  <m:sSubPr>
-                    <m:ctrlPr>
-                      <w:rPr>
-                        <w:rFonts w:ascii="Cambria Math" w:hAnsi="Cambria Math"/>
-                        <w:sz w:val="24"/>
-                      </w:rPr>
-                    </m:ctrlPr>
-                  </m:sSubPr>
-                  <m:e>
-                    <m:r>
-                      <w:rPr>
-                        <w:rFonts w:ascii="Cambria Math" w:hAnsi="Cambria Math"/>
-                        <w:sz w:val="24"/>
-                      </w:rPr>
-                      <m:t>f</m:t>
-                    </m:r>
-                  </m:e>
-                  <m:sub>
-                    <m:r>
-                      <w:rPr>
-                        <w:rFonts w:ascii="Cambria Math" w:hAnsi="Cambria Math"/>
-                        <w:sz w:val="24"/>
-                      </w:rPr>
-                      <m:t>k</m:t>
-                    </m:r>
-                    <m:r>
-                      <m:rPr>
-                        <m:sty m:val="p"/>
-                      </m:rPr>
-                      <w:rPr>
-                        <w:rFonts w:ascii="Cambria Math" w:hAnsi="Cambria Math"/>
-                        <w:sz w:val="24"/>
-                      </w:rPr>
-                      <m:t>+</m:t>
-                    </m:r>
-                    <m:r>
-                      <w:rPr>
-                        <w:rFonts w:ascii="Cambria Math" w:hAnsi="Cambria Math"/>
-                        <w:sz w:val="24"/>
-                      </w:rPr>
-                      <m:t>j</m:t>
-                    </m:r>
-                  </m:sub>
-                </m:sSub>
-                <m:r>
-                  <m:rPr>
-                    <m:sty m:val="p"/>
-                  </m:rPr>
-                  <w:rPr>
-                    <w:rFonts w:ascii="Cambria Math" w:hAnsi="Cambria Math"/>
-                    <w:sz w:val="24"/>
-                  </w:rPr>
-                  <m:t>)</m:t>
-                </m:r>
-              </m:oMath>
-            </m:oMathPara>
-          </w:p>
+          <w:tbl>
+            <w:tblPr>
+              <w:tblStyle w:val="TableGrid"/>
+              <w:tblW w:w="0" w:type="auto"/>
+              <w:tblInd w:w="5" w:type="dxa"/>
+              <w:tblBorders>
+                <w:top w:val="none" w:sz="0" w:space="0" w:color="auto"/>
+                <w:left w:val="none" w:sz="0" w:space="0" w:color="auto"/>
+                <w:bottom w:val="none" w:sz="0" w:space="0" w:color="auto"/>
+                <w:right w:val="none" w:sz="0" w:space="0" w:color="auto"/>
+                <w:insideH w:val="none" w:sz="0" w:space="0" w:color="auto"/>
+                <w:insideV w:val="none" w:sz="0" w:space="0" w:color="auto"/>
+              </w:tblBorders>
+              <w:tblLook w:val="04A0" w:firstRow="1" w:lastRow="0" w:firstColumn="1" w:lastColumn="0" w:noHBand="0" w:noVBand="1"/>
+            </w:tblPr>
+            <w:tblGrid>
+              <w:gridCol w:w="1197"/>
+              <w:gridCol w:w="7125"/>
+              <w:gridCol w:w="1311"/>
+            </w:tblGrid>
+            <w:tr>
+              <w:tc>
+                <w:tcPr>
+                  <w:tcW w:w="1197" w:type="dxa"/>
+                  <w:vAlign w:val="center"/>
+                </w:tcPr>
+                <w:p>
+                  <w:pPr>
+                    <w:spacing w:line="400" w:lineRule="exact"/>
+                    <w:jc w:val="center"/>
+                    <w:rPr>
+                      <w:sz w:val="24"/>
+                    </w:rPr>
+                  </w:pPr>
+                </w:p>
+              </w:tc>
+              <w:tc>
+                <w:tcPr>
+                  <w:tcW w:w="7125" w:type="dxa"/>
+                  <w:vAlign w:val="center"/>
+                </w:tcPr>
+                <w:p>
+                  <w:pPr>
+                    <w:ind w:firstLineChars="200" w:firstLine="480"/>
+                    <w:jc w:val="center"/>
+                    <w:rPr>
+                      <w:sz w:val="24"/>
+                    </w:rPr>
+                  </w:pPr>
+                  <m:oMathPara>
+                    <m:oMath>
+                      <m:acc>
+                        <m:accPr>
+                          <m:chr m:val="̃"/>
+                          <m:ctrlPr>
+                            <w:rPr>
+                              <w:rFonts w:ascii="Cambria Math" w:hAnsi="Cambria Math"/>
+                              <w:sz w:val="24"/>
+                            </w:rPr>
+                          </m:ctrlPr>
+                        </m:accPr>
+                        <m:e>
+                          <m:r>
+                            <w:rPr>
+                              <w:rFonts w:ascii="Cambria Math" w:hAnsi="Cambria Math"/>
+                              <w:sz w:val="24"/>
+                            </w:rPr>
+                            <m:t>M</m:t>
+                          </m:r>
+                        </m:e>
+                      </m:acc>
+                      <m:r>
+                        <m:rPr>
+                          <m:sty m:val="p"/>
+                        </m:rPr>
+                        <w:rPr>
+                          <w:rFonts w:ascii="Cambria Math" w:hAnsi="Cambria Math"/>
+                          <w:sz w:val="24"/>
+                        </w:rPr>
+                        <m:t>(</m:t>
+                      </m:r>
+                      <m:sSub>
+                        <m:sSubPr>
+                          <m:ctrlPr>
+                            <w:rPr>
+                              <w:rFonts w:ascii="Cambria Math" w:hAnsi="Cambria Math"/>
+                              <w:sz w:val="24"/>
+                            </w:rPr>
+                          </m:ctrlPr>
+                        </m:sSubPr>
+                        <m:e>
+                          <m:r>
+                            <w:rPr>
+                              <w:rFonts w:ascii="Cambria Math" w:hAnsi="Cambria Math"/>
+                              <w:sz w:val="24"/>
+                            </w:rPr>
+                            <m:t>f</m:t>
+                          </m:r>
+                        </m:e>
+                        <m:sub>
+                          <m:r>
+                            <w:rPr>
+                              <w:rFonts w:ascii="Cambria Math" w:hAnsi="Cambria Math"/>
+                              <w:sz w:val="24"/>
+                            </w:rPr>
+                            <m:t>k</m:t>
+                          </m:r>
+                        </m:sub>
+                      </m:sSub>
+                      <m:r>
+                        <m:rPr>
+                          <m:sty m:val="p"/>
+                        </m:rPr>
+                        <w:rPr>
+                          <w:rFonts w:ascii="Cambria Math" w:hAnsi="Cambria Math"/>
+                          <w:sz w:val="24"/>
+                        </w:rPr>
+                        <m:t>)=</m:t>
+                      </m:r>
+                      <m:f>
+                        <m:fPr>
+                          <m:ctrlPr>
+                            <w:rPr>
+                              <w:rFonts w:ascii="Cambria Math" w:hAnsi="Cambria Math"/>
+                              <w:sz w:val="24"/>
+                            </w:rPr>
+                          </m:ctrlPr>
+                        </m:fPr>
+                        <m:num>
+                          <m:r>
+                            <m:rPr>
+                              <m:sty m:val="p"/>
+                            </m:rPr>
+                            <w:rPr>
+                              <w:rFonts w:ascii="Cambria Math" w:hAnsi="Cambria Math"/>
+                              <w:sz w:val="24"/>
+                            </w:rPr>
+                            <m:t>1</m:t>
+                          </m:r>
+                        </m:num>
+                        <m:den>
+                          <m:r>
+                            <w:rPr>
+                              <w:rFonts w:ascii="Cambria Math" w:hAnsi="Cambria Math"/>
+                              <w:sz w:val="24"/>
+                            </w:rPr>
+                            <m:t>N</m:t>
+                          </m:r>
+                        </m:den>
+                      </m:f>
+                      <m:nary>
+                        <m:naryPr>
+                          <m:chr m:val="∑"/>
+                          <m:limLoc m:val="subSup"/>
+                          <m:grow m:val="1"/>
+                          <m:ctrlPr>
+                            <w:rPr>
+                              <w:rFonts w:ascii="Cambria Math" w:hAnsi="Cambria Math"/>
+                              <w:sz w:val="24"/>
+                            </w:rPr>
+                          </m:ctrlPr>
+                        </m:naryPr>
+                        <m:sub>
+                          <m:r>
+                            <w:rPr>
+                              <w:rFonts w:ascii="Cambria Math" w:hAnsi="Cambria Math"/>
+                              <w:sz w:val="24"/>
+                            </w:rPr>
+                            <m:t>j</m:t>
+                          </m:r>
+                          <m:r>
+                            <m:rPr>
+                              <m:sty m:val="p"/>
+                            </m:rPr>
+                            <w:rPr>
+                              <w:rFonts w:ascii="Cambria Math" w:hAnsi="Cambria Math"/>
+                              <w:sz w:val="24"/>
+                            </w:rPr>
+                            <m:t>=0</m:t>
+                          </m:r>
+                        </m:sub>
+                        <m:sup>
+                          <m:r>
+                            <w:rPr>
+                              <w:rFonts w:ascii="Cambria Math" w:hAnsi="Cambria Math"/>
+                              <w:sz w:val="24"/>
+                            </w:rPr>
+                            <m:t>N</m:t>
+                          </m:r>
+                          <m:r>
+                            <m:rPr>
+                              <m:sty m:val="p"/>
+                            </m:rPr>
+                            <w:rPr>
+                              <w:rFonts w:ascii="Cambria Math" w:hAnsi="Cambria Math"/>
+                              <w:sz w:val="24"/>
+                            </w:rPr>
+                            <m:t>-1</m:t>
+                          </m:r>
+                        </m:sup>
+                        <m:e>
+                          <m:r>
+                            <w:rPr>
+                              <w:rFonts w:ascii="Cambria Math" w:hAnsi="Cambria Math"/>
+                              <w:sz w:val="24"/>
+                            </w:rPr>
+                            <m:t>M</m:t>
+                          </m:r>
+                          <m:r>
+                            <m:rPr>
+                              <m:sty m:val="p"/>
+                            </m:rPr>
+                            <w:rPr>
+                              <w:rFonts w:ascii="Cambria Math" w:hAnsi="Cambria Math"/>
+                              <w:sz w:val="24"/>
+                            </w:rPr>
+                            <m:t>(</m:t>
+                          </m:r>
+                        </m:e>
+                      </m:nary>
+                      <m:sSub>
+                        <m:sSubPr>
+                          <m:ctrlPr>
+                            <w:rPr>
+                              <w:rFonts w:ascii="Cambria Math" w:hAnsi="Cambria Math"/>
+                              <w:sz w:val="24"/>
+                            </w:rPr>
+                          </m:ctrlPr>
+                        </m:sSubPr>
+                        <m:e>
+                          <m:r>
+                            <w:rPr>
+                              <w:rFonts w:ascii="Cambria Math" w:hAnsi="Cambria Math"/>
+                              <w:sz w:val="24"/>
+                            </w:rPr>
+                            <m:t>f</m:t>
+                          </m:r>
+                        </m:e>
+                        <m:sub>
+                          <m:r>
+                            <w:rPr>
+                              <w:rFonts w:ascii="Cambria Math" w:hAnsi="Cambria Math"/>
+                              <w:sz w:val="24"/>
+                            </w:rPr>
+                            <m:t>k</m:t>
+                          </m:r>
+                          <m:r>
+                            <m:rPr>
+                              <m:sty m:val="p"/>
+                            </m:rPr>
+                            <w:rPr>
+                              <w:rFonts w:ascii="Cambria Math" w:hAnsi="Cambria Math"/>
+                              <w:sz w:val="24"/>
+                            </w:rPr>
+                            <m:t>+</m:t>
+                          </m:r>
+                          <m:r>
+                            <w:rPr>
+                              <w:rFonts w:ascii="Cambria Math" w:hAnsi="Cambria Math"/>
+                              <w:sz w:val="24"/>
+                            </w:rPr>
+                            <m:t>j</m:t>
+                          </m:r>
+                        </m:sub>
+                      </m:sSub>
+                      <m:r>
+                        <m:rPr>
+                          <m:sty m:val="p"/>
+                        </m:rPr>
+                        <w:rPr>
+                          <w:rFonts w:ascii="Cambria Math" w:hAnsi="Cambria Math"/>
+                          <w:sz w:val="24"/>
+                        </w:rPr>
+                        <m:t>)</m:t>
+                      </m:r>
+                    </m:oMath>
+                  </m:oMathPara>
+                </w:p>
+              </w:tc>
+              <w:tc>
+                <w:tcPr>
+                  <w:tcW w:w="1311" w:type="dxa"/>
+                  <w:vAlign w:val="center"/>
+                </w:tcPr>
+                <w:p>
+                  <w:pPr>
+                    <w:jc w:val="right"/>
+                  </w:pPr>
+                  <w:r>
+                    <w:rPr>
+                      <w:rFonts w:eastAsia="FangSong"/>
+                      <w:color w:val="000000" w:themeColor="text1"/>
+                      <w:sz w:val="24"/>
+                    </w:rPr>
+                    <w:t>（</w:t>
+                  </w:r>
+                  <w:r>
+                    <w:rPr>
+                      <w:rFonts w:eastAsia="FangSong" w:hint="eastAsia"/>
+                      <w:color w:val="000000" w:themeColor="text1"/>
+                      <w:sz w:val="24"/>
+                    </w:rPr>
+                    <w:t>3</w:t>
+                  </w:r>
+                  <w:r>
+                    <w:rPr>
+                      <w:rFonts w:eastAsia="FangSong"/>
+                      <w:color w:val="000000" w:themeColor="text1"/>
+                      <w:sz w:val="24"/>
+                    </w:rPr>
+                    <w:t>-</w:t>
+                  </w:r>
+                  <w:r>
+                    <w:rPr>
+                      <w:rFonts w:eastAsia="FangSong" w:hint="eastAsia"/>
+                      <w:color w:val="000000" w:themeColor="text1"/>
+                      <w:sz w:val="24"/>
+                    </w:rPr>
+                    <w:t>4</w:t>
+                  </w:r>
+                  <w:r>
+                    <w:rPr>
+                      <w:rFonts w:eastAsia="FangSong"/>
+                      <w:color w:val="000000" w:themeColor="text1"/>
+                      <w:sz w:val="24"/>
+                    </w:rPr>
+                    <w:t>）</w:t>
+                  </w:r>
+                </w:p>
+              </w:tc>
+            </w:tr>
+          </w:tbl>
           <w:p>
             <w:pPr>
               <w:spacing w:line="400" w:lineRule="exact"/>
@@ -11475,152 +11640,250 @@
               <w:t>：</w:t>
             </w:r>
           </w:p>
-          <w:p>
-            <w:pPr>
-              <w:spacing w:line="400" w:lineRule="exact"/>
-              <w:ind w:firstLineChars="200" w:firstLine="480"/>
-              <w:rPr>
-                <w:sz w:val="24"/>
-              </w:rPr>
-            </w:pPr>
-            <m:oMathPara>
-              <m:oMath>
-                <m:sSub>
-                  <m:sSubPr>
-                    <m:ctrlPr>
-                      <w:rPr>
-                        <w:rFonts w:ascii="Cambria Math" w:hAnsi="Cambria Math"/>
-                        <w:sz w:val="24"/>
-                      </w:rPr>
-                    </m:ctrlPr>
-                  </m:sSubPr>
-                  <m:e>
-                    <m:r>
-                      <w:rPr>
-                        <w:rFonts w:ascii="Cambria Math" w:hAnsi="Cambria Math"/>
-                        <w:sz w:val="24"/>
-                      </w:rPr>
-                      <m:t>f</m:t>
-                    </m:r>
-                  </m:e>
-                  <m:sub>
-                    <m:r>
-                      <w:rPr>
-                        <w:rFonts w:ascii="Cambria Math" w:hAnsi="Cambria Math"/>
-                        <w:sz w:val="24"/>
-                      </w:rPr>
-                      <m:t>peak</m:t>
-                    </m:r>
-                    <m:r>
-                      <m:rPr>
-                        <m:sty m:val="p"/>
-                      </m:rPr>
-                      <w:rPr>
-                        <w:rFonts w:ascii="Cambria Math" w:hAnsi="Cambria Math"/>
-                        <w:sz w:val="24"/>
-                      </w:rPr>
-                      <m:t>,</m:t>
-                    </m:r>
-                    <m:r>
-                      <w:rPr>
-                        <w:rFonts w:ascii="Cambria Math" w:hAnsi="Cambria Math"/>
-                        <w:sz w:val="24"/>
-                      </w:rPr>
-                      <m:t>k</m:t>
-                    </m:r>
-                  </m:sub>
-                </m:sSub>
-                <m:r>
-                  <m:rPr>
-                    <m:sty m:val="p"/>
-                  </m:rPr>
-                  <w:rPr>
-                    <w:rFonts w:ascii="Cambria Math" w:hAnsi="Cambria Math"/>
-                    <w:sz w:val="24"/>
-                  </w:rPr>
-                  <m:t>=arg⁡</m:t>
-                </m:r>
-                <m:sSub>
-                  <m:sSubPr>
-                    <m:ctrlPr>
-                      <w:rPr>
-                        <w:rFonts w:ascii="Cambria Math" w:hAnsi="Cambria Math"/>
-                        <w:sz w:val="24"/>
-                      </w:rPr>
-                    </m:ctrlPr>
-                  </m:sSubPr>
-                  <m:e>
-                    <m:r>
-                      <m:rPr>
-                        <m:sty m:val="p"/>
-                      </m:rPr>
-                      <w:rPr>
-                        <w:rFonts w:ascii="Cambria Math" w:hAnsi="Cambria Math"/>
-                        <w:sz w:val="24"/>
-                      </w:rPr>
-                      <m:t>max⁡</m:t>
-                    </m:r>
-                  </m:e>
-                  <m:sub>
-                    <m:r>
-                      <w:rPr>
-                        <w:rFonts w:ascii="Cambria Math" w:hAnsi="Cambria Math"/>
-                        <w:sz w:val="24"/>
-                      </w:rPr>
-                      <m:t>f</m:t>
-                    </m:r>
-                  </m:sub>
-                </m:sSub>
-                <m:acc>
-                  <m:accPr>
-                    <m:chr m:val="̃"/>
-                    <m:ctrlPr>
-                      <w:rPr>
-                        <w:rFonts w:ascii="Cambria Math" w:hAnsi="Cambria Math"/>
-                        <w:sz w:val="24"/>
-                      </w:rPr>
-                    </m:ctrlPr>
-                  </m:accPr>
-                  <m:e>
-                    <m:r>
-                      <w:rPr>
-                        <w:rFonts w:ascii="Cambria Math" w:hAnsi="Cambria Math"/>
-                        <w:sz w:val="24"/>
-                      </w:rPr>
-                      <m:t>M</m:t>
-                    </m:r>
-                  </m:e>
-                </m:acc>
-                <m:r>
-                  <m:rPr>
-                    <m:sty m:val="p"/>
-                  </m:rPr>
-                  <w:rPr>
-                    <w:rFonts w:ascii="Cambria Math" w:hAnsi="Cambria Math"/>
-                    <w:sz w:val="24"/>
-                  </w:rPr>
-                  <m:t>(</m:t>
-                </m:r>
-                <m:r>
-                  <w:rPr>
-                    <w:rFonts w:ascii="Cambria Math" w:hAnsi="Cambria Math"/>
-                    <w:sz w:val="24"/>
-                  </w:rPr>
-                  <m:t>f</m:t>
-                </m:r>
-                <m:r>
-                  <m:rPr>
-                    <m:sty m:val="p"/>
-                  </m:rPr>
-                  <w:rPr>
-                    <w:rFonts w:ascii="Cambria Math" w:hAnsi="Cambria Math"/>
-                    <w:sz w:val="24"/>
-                  </w:rPr>
-                  <m:t>)</m:t>
-                </m:r>
-              </m:oMath>
-            </m:oMathPara>
-          </w:p>
+          <w:tbl>
+            <w:tblPr>
+              <w:tblStyle w:val="TableGrid"/>
+              <w:tblW w:w="0" w:type="auto"/>
+              <w:tblInd w:w="5" w:type="dxa"/>
+              <w:tblBorders>
+                <w:top w:val="none" w:sz="0" w:space="0" w:color="auto"/>
+                <w:left w:val="none" w:sz="0" w:space="0" w:color="auto"/>
+                <w:bottom w:val="none" w:sz="0" w:space="0" w:color="auto"/>
+                <w:right w:val="none" w:sz="0" w:space="0" w:color="auto"/>
+                <w:insideH w:val="none" w:sz="0" w:space="0" w:color="auto"/>
+                <w:insideV w:val="none" w:sz="0" w:space="0" w:color="auto"/>
+              </w:tblBorders>
+              <w:tblLook w:val="04A0" w:firstRow="1" w:lastRow="0" w:firstColumn="1" w:lastColumn="0" w:noHBand="0" w:noVBand="1"/>
+            </w:tblPr>
+            <w:tblGrid>
+              <w:gridCol w:w="1197"/>
+              <w:gridCol w:w="7125"/>
+              <w:gridCol w:w="1311"/>
+            </w:tblGrid>
+            <w:tr>
+              <w:trPr>
+                <w:trHeight w:val="843"/>
+              </w:trPr>
+              <w:tc>
+                <w:tcPr>
+                  <w:tcW w:w="1197" w:type="dxa"/>
+                  <w:vAlign w:val="center"/>
+                </w:tcPr>
+                <w:p>
+                  <w:pPr>
+                    <w:spacing w:line="400" w:lineRule="exact"/>
+                    <w:jc w:val="center"/>
+                    <w:rPr>
+                      <w:sz w:val="24"/>
+                    </w:rPr>
+                  </w:pPr>
+                </w:p>
+              </w:tc>
+              <w:tc>
+                <w:tcPr>
+                  <w:tcW w:w="7125" w:type="dxa"/>
+                  <w:vAlign w:val="center"/>
+                </w:tcPr>
+                <w:p>
+                  <w:pPr>
+                    <w:ind w:firstLineChars="200" w:firstLine="480"/>
+                    <w:jc w:val="center"/>
+                    <w:rPr>
+                      <w:sz w:val="24"/>
+                    </w:rPr>
+                  </w:pPr>
+                  <m:oMathPara>
+                    <m:oMath>
+                      <m:sSub>
+                        <m:sSubPr>
+                          <m:ctrlPr>
+                            <w:rPr>
+                              <w:rFonts w:ascii="Cambria Math" w:hAnsi="Cambria Math"/>
+                              <w:sz w:val="24"/>
+                            </w:rPr>
+                          </m:ctrlPr>
+                        </m:sSubPr>
+                        <m:e>
+                          <m:r>
+                            <w:rPr>
+                              <w:rFonts w:ascii="Cambria Math" w:hAnsi="Cambria Math"/>
+                              <w:sz w:val="24"/>
+                            </w:rPr>
+                            <m:t>f</m:t>
+                          </m:r>
+                        </m:e>
+                        <m:sub>
+                          <m:r>
+                            <w:rPr>
+                              <w:rFonts w:ascii="Cambria Math" w:hAnsi="Cambria Math"/>
+                              <w:sz w:val="24"/>
+                            </w:rPr>
+                            <m:t>peak</m:t>
+                          </m:r>
+                          <m:r>
+                            <m:rPr>
+                              <m:sty m:val="p"/>
+                            </m:rPr>
+                            <w:rPr>
+                              <w:rFonts w:ascii="Cambria Math" w:hAnsi="Cambria Math"/>
+                              <w:sz w:val="24"/>
+                            </w:rPr>
+                            <m:t>,</m:t>
+                          </m:r>
+                          <m:r>
+                            <w:rPr>
+                              <w:rFonts w:ascii="Cambria Math" w:hAnsi="Cambria Math"/>
+                              <w:sz w:val="24"/>
+                            </w:rPr>
+                            <m:t>k</m:t>
+                          </m:r>
+                        </m:sub>
+                      </m:sSub>
+                      <m:r>
+                        <m:rPr>
+                          <m:sty m:val="p"/>
+                        </m:rPr>
+                        <w:rPr>
+                          <w:rFonts w:ascii="Cambria Math" w:hAnsi="Cambria Math"/>
+                          <w:sz w:val="24"/>
+                        </w:rPr>
+                        <m:t>=arg⁡</m:t>
+                      </m:r>
+                      <m:sSub>
+                        <m:sSubPr>
+                          <m:ctrlPr>
+                            <w:rPr>
+                              <w:rFonts w:ascii="Cambria Math" w:hAnsi="Cambria Math"/>
+                              <w:sz w:val="24"/>
+                            </w:rPr>
+                          </m:ctrlPr>
+                        </m:sSubPr>
+                        <m:e>
+                          <m:r>
+                            <m:rPr>
+                              <m:sty m:val="p"/>
+                            </m:rPr>
+                            <w:rPr>
+                              <w:rFonts w:ascii="Cambria Math" w:hAnsi="Cambria Math"/>
+                              <w:sz w:val="24"/>
+                            </w:rPr>
+                            <m:t>max⁡</m:t>
+                          </m:r>
+                        </m:e>
+                        <m:sub>
+                          <m:r>
+                            <w:rPr>
+                              <w:rFonts w:ascii="Cambria Math" w:hAnsi="Cambria Math"/>
+                              <w:sz w:val="24"/>
+                            </w:rPr>
+                            <m:t>f</m:t>
+                          </m:r>
+                        </m:sub>
+                      </m:sSub>
+                      <m:acc>
+                        <m:accPr>
+                          <m:chr m:val="̃"/>
+                          <m:ctrlPr>
+                            <w:rPr>
+                              <w:rFonts w:ascii="Cambria Math" w:hAnsi="Cambria Math"/>
+                              <w:sz w:val="24"/>
+                            </w:rPr>
+                          </m:ctrlPr>
+                        </m:accPr>
+                        <m:e>
+                          <m:r>
+                            <w:rPr>
+                              <w:rFonts w:ascii="Cambria Math" w:hAnsi="Cambria Math"/>
+                              <w:sz w:val="24"/>
+                            </w:rPr>
+                            <m:t>M</m:t>
+                          </m:r>
+                        </m:e>
+                      </m:acc>
+                      <m:r>
+                        <m:rPr>
+                          <m:sty m:val="p"/>
+                        </m:rPr>
+                        <w:rPr>
+                          <w:rFonts w:ascii="Cambria Math" w:hAnsi="Cambria Math"/>
+                          <w:sz w:val="24"/>
+                        </w:rPr>
+                        <m:t>(</m:t>
+                      </m:r>
+                      <m:r>
+                        <w:rPr>
+                          <w:rFonts w:ascii="Cambria Math" w:hAnsi="Cambria Math"/>
+                          <w:sz w:val="24"/>
+                        </w:rPr>
+                        <m:t>f</m:t>
+                      </m:r>
+                      <m:r>
+                        <m:rPr>
+                          <m:sty m:val="p"/>
+                        </m:rPr>
+                        <w:rPr>
+                          <w:rFonts w:ascii="Cambria Math" w:hAnsi="Cambria Math"/>
+                          <w:sz w:val="24"/>
+                        </w:rPr>
+                        <m:t>)</m:t>
+                      </m:r>
+                    </m:oMath>
+                  </m:oMathPara>
+                </w:p>
+              </w:tc>
+              <w:tc>
+                <w:tcPr>
+                  <w:tcW w:w="1311" w:type="dxa"/>
+                  <w:vAlign w:val="center"/>
+                </w:tcPr>
+                <w:p>
+                  <w:pPr>
+                    <w:jc w:val="right"/>
+                  </w:pPr>
+                  <w:r>
+                    <w:rPr>
+                      <w:rFonts w:eastAsia="FangSong"/>
+                      <w:color w:val="000000" w:themeColor="text1"/>
+                      <w:sz w:val="24"/>
+                    </w:rPr>
+                    <w:t>（</w:t>
+                  </w:r>
+                  <w:r>
+                    <w:rPr>
+                      <w:rFonts w:eastAsia="FangSong" w:hint="eastAsia"/>
+                      <w:color w:val="000000" w:themeColor="text1"/>
+                      <w:sz w:val="24"/>
+                    </w:rPr>
+                    <w:t>3</w:t>
+                  </w:r>
+                  <w:r>
+                    <w:rPr>
+                      <w:rFonts w:eastAsia="FangSong"/>
+                      <w:color w:val="000000" w:themeColor="text1"/>
+                      <w:sz w:val="24"/>
+                    </w:rPr>
+                    <w:t>-</w:t>
+                  </w:r>
+                  <w:r>
+                    <w:rPr>
+                      <w:rFonts w:eastAsia="FangSong" w:hint="eastAsia"/>
+                      <w:color w:val="000000" w:themeColor="text1"/>
+                      <w:sz w:val="24"/>
+                    </w:rPr>
+                    <w:t>5</w:t>
+                  </w:r>
+                  <w:r>
+                    <w:rPr>
+                      <w:rFonts w:eastAsia="FangSong"/>
+                      <w:color w:val="000000" w:themeColor="text1"/>
+                      <w:sz w:val="24"/>
+                    </w:rPr>
+                    <w:t>）</w:t>
+                  </w:r>
+                </w:p>
+              </w:tc>
+            </w:tr>
+          </w:tbl>
           <w:p>
             <w:pPr>
               <w:spacing w:line="400" w:lineRule="exact"/>
@@ -11946,21 +12209,10 @@
             </w:r>
             <w:r>
               <w:rPr>
-                <w:sz w:val="24"/>
-              </w:rPr>
-              <w:t>、</w:t>
-            </w:r>
-            <w:r>
-              <w:rPr>
-                <w:sz w:val="24"/>
-              </w:rPr>
-              <w:t>0.3 mW</w:t>
-            </w:r>
-            <w:r>
-              <w:rPr>
-                <w:sz w:val="24"/>
-              </w:rPr>
-              <w:t>及</w:t>
+                <w:rFonts w:hint="eastAsia"/>
+                <w:sz w:val="24"/>
+              </w:rPr>
+              <w:t>和</w:t>
             </w:r>
             <w:r>
               <w:rPr>
@@ -12318,17 +12570,16 @@
           <w:p>
             <w:pPr>
               <w:spacing w:line="400" w:lineRule="exact"/>
-              <w:ind w:firstLineChars="200" w:firstLine="482"/>
-              <w:rPr>
-                <w:sz w:val="24"/>
-              </w:rPr>
-            </w:pPr>
-            <w:r>
-              <w:rPr>
-                <w:b/>
-                <w:bCs/>
-                <w:sz w:val="24"/>
-              </w:rPr>
+              <w:ind w:firstLineChars="200" w:firstLine="480"/>
+              <w:rPr>
+                <w:sz w:val="24"/>
+              </w:rPr>
+            </w:pPr>
+            <w:r>
+              <w:rPr>
+                <w:sz w:val="24"/>
+              </w:rPr>
+              <w:lastRenderedPageBreak/>
               <w:t>第一级：峰值频率预筛选。</w:t>
             </w:r>
             <w:r>
@@ -12537,18 +12788,15 @@
           <w:p>
             <w:pPr>
               <w:spacing w:line="400" w:lineRule="exact"/>
-              <w:ind w:firstLineChars="200" w:firstLine="482"/>
-              <w:rPr>
-                <w:sz w:val="24"/>
-              </w:rPr>
-            </w:pPr>
-            <w:r>
-              <w:rPr>
-                <w:b/>
-                <w:bCs/>
-                <w:sz w:val="24"/>
-              </w:rPr>
-              <w:lastRenderedPageBreak/>
+              <w:ind w:firstLineChars="200" w:firstLine="480"/>
+              <w:rPr>
+                <w:sz w:val="24"/>
+              </w:rPr>
+            </w:pPr>
+            <w:r>
+              <w:rPr>
+                <w:sz w:val="24"/>
+              </w:rPr>
               <w:t>第二级：归一化互相关精细匹配。</w:t>
             </w:r>
             <w:r>
@@ -12676,302 +12924,400 @@
               <w:t>生成公共频率轴，分别进行线性插值对齐。随后计算归一化互相关系数：</w:t>
             </w:r>
           </w:p>
-          <w:p>
-            <w:pPr>
-              <w:spacing w:line="400" w:lineRule="exact"/>
-              <w:ind w:firstLineChars="200" w:firstLine="480"/>
-              <w:rPr>
-                <w:sz w:val="24"/>
-              </w:rPr>
-            </w:pPr>
-            <m:oMathPara>
-              <m:oMath>
-                <m:sSub>
-                  <m:sSubPr>
-                    <m:ctrlPr>
-                      <w:rPr>
-                        <w:rFonts w:ascii="Cambria Math" w:hAnsi="Cambria Math"/>
-                        <w:sz w:val="24"/>
-                      </w:rPr>
-                    </m:ctrlPr>
-                  </m:sSubPr>
-                  <m:e>
-                    <m:r>
-                      <w:rPr>
-                        <w:rFonts w:ascii="Cambria Math" w:hAnsi="Cambria Math"/>
-                        <w:sz w:val="24"/>
-                      </w:rPr>
-                      <m:t>ρ</m:t>
-                    </m:r>
-                  </m:e>
-                  <m:sub>
-                    <m:r>
-                      <w:rPr>
-                        <w:rFonts w:ascii="Cambria Math" w:hAnsi="Cambria Math"/>
-                        <w:sz w:val="24"/>
-                      </w:rPr>
-                      <m:t>jk</m:t>
-                    </m:r>
-                  </m:sub>
-                </m:sSub>
-                <m:r>
-                  <w:rPr>
-                    <w:rFonts w:ascii="Cambria Math" w:hAnsi="Cambria Math"/>
-                    <w:sz w:val="24"/>
-                  </w:rPr>
-                  <m:t>=</m:t>
-                </m:r>
-                <m:f>
-                  <m:fPr>
-                    <m:ctrlPr>
-                      <w:rPr>
-                        <w:rFonts w:ascii="Cambria Math" w:hAnsi="Cambria Math"/>
-                        <w:sz w:val="24"/>
-                      </w:rPr>
-                    </m:ctrlPr>
-                  </m:fPr>
-                  <m:num>
-                    <m:nary>
-                      <m:naryPr>
-                        <m:chr m:val="∑"/>
-                        <m:limLoc m:val="subSup"/>
-                        <m:grow m:val="1"/>
-                        <m:ctrlPr>
-                          <w:rPr>
-                            <w:rFonts w:ascii="Cambria Math" w:hAnsi="Cambria Math"/>
-                            <w:sz w:val="24"/>
-                          </w:rPr>
-                        </m:ctrlPr>
-                      </m:naryPr>
-                      <m:sub>
-                        <m:r>
-                          <w:rPr>
-                            <w:rFonts w:ascii="Cambria Math" w:hAnsi="Cambria Math"/>
-                            <w:sz w:val="24"/>
-                          </w:rPr>
-                          <m:t>i=1</m:t>
-                        </m:r>
-                      </m:sub>
-                      <m:sup>
-                        <m:r>
-                          <w:rPr>
-                            <w:rFonts w:ascii="Cambria Math" w:hAnsi="Cambria Math"/>
-                            <w:sz w:val="24"/>
-                          </w:rPr>
-                          <m:t>n</m:t>
-                        </m:r>
-                      </m:sup>
-                      <m:e>
-                        <m:r>
-                          <w:rPr>
-                            <w:rFonts w:ascii="Cambria Math" w:hAnsi="Cambria Math"/>
-                            <w:sz w:val="24"/>
-                          </w:rPr>
-                          <m:t>(</m:t>
-                        </m:r>
-                      </m:e>
-                    </m:nary>
-                    <m:sSub>
-                      <m:sSubPr>
-                        <m:ctrlPr>
-                          <w:rPr>
-                            <w:rFonts w:ascii="Cambria Math" w:hAnsi="Cambria Math"/>
-                            <w:sz w:val="24"/>
-                          </w:rPr>
-                        </m:ctrlPr>
-                      </m:sSubPr>
-                      <m:e>
-                        <m:r>
-                          <w:rPr>
-                            <w:rFonts w:ascii="Cambria Math" w:hAnsi="Cambria Math"/>
-                            <w:sz w:val="24"/>
-                          </w:rPr>
-                          <m:t>a</m:t>
-                        </m:r>
-                      </m:e>
-                      <m:sub>
-                        <m:r>
-                          <w:rPr>
-                            <w:rFonts w:ascii="Cambria Math" w:hAnsi="Cambria Math"/>
-                            <w:sz w:val="24"/>
-                          </w:rPr>
-                          <m:t>i</m:t>
-                        </m:r>
-                      </m:sub>
-                    </m:sSub>
-                    <m:r>
-                      <w:rPr>
-                        <w:rFonts w:ascii="Cambria Math" w:hAnsi="Cambria Math"/>
-                        <w:sz w:val="24"/>
-                      </w:rPr>
-                      <m:t>-</m:t>
-                    </m:r>
-                    <m:acc>
-                      <m:accPr>
-                        <m:chr m:val="ˉ"/>
-                        <m:ctrlPr>
-                          <w:rPr>
-                            <w:rFonts w:ascii="Cambria Math" w:hAnsi="Cambria Math"/>
-                            <w:sz w:val="24"/>
-                          </w:rPr>
-                        </m:ctrlPr>
-                      </m:accPr>
-                      <m:e>
-                        <m:r>
-                          <w:rPr>
-                            <w:rFonts w:ascii="Cambria Math" w:hAnsi="Cambria Math"/>
-                            <w:sz w:val="24"/>
-                          </w:rPr>
-                          <m:t>a</m:t>
-                        </m:r>
-                      </m:e>
-                    </m:acc>
-                    <m:r>
-                      <w:rPr>
-                        <w:rFonts w:ascii="Cambria Math" w:hAnsi="Cambria Math"/>
-                        <w:sz w:val="24"/>
-                      </w:rPr>
-                      <m:t>)(</m:t>
-                    </m:r>
-                    <m:sSub>
-                      <m:sSubPr>
-                        <m:ctrlPr>
-                          <w:rPr>
-                            <w:rFonts w:ascii="Cambria Math" w:hAnsi="Cambria Math"/>
-                            <w:sz w:val="24"/>
-                          </w:rPr>
-                        </m:ctrlPr>
-                      </m:sSubPr>
-                      <m:e>
-                        <m:r>
-                          <w:rPr>
-                            <w:rFonts w:ascii="Cambria Math" w:hAnsi="Cambria Math"/>
-                            <w:sz w:val="24"/>
-                          </w:rPr>
-                          <m:t>b</m:t>
-                        </m:r>
-                      </m:e>
-                      <m:sub>
-                        <m:r>
-                          <w:rPr>
-                            <w:rFonts w:ascii="Cambria Math" w:hAnsi="Cambria Math"/>
-                            <w:sz w:val="24"/>
-                          </w:rPr>
-                          <m:t>i</m:t>
-                        </m:r>
-                      </m:sub>
-                    </m:sSub>
-                    <m:r>
-                      <w:rPr>
-                        <w:rFonts w:ascii="Cambria Math" w:hAnsi="Cambria Math"/>
-                        <w:sz w:val="24"/>
-                      </w:rPr>
-                      <m:t>-</m:t>
-                    </m:r>
-                    <m:acc>
-                      <m:accPr>
-                        <m:chr m:val="ˉ"/>
-                        <m:ctrlPr>
-                          <w:rPr>
-                            <w:rFonts w:ascii="Cambria Math" w:hAnsi="Cambria Math"/>
-                            <w:sz w:val="24"/>
-                          </w:rPr>
-                        </m:ctrlPr>
-                      </m:accPr>
-                      <m:e>
-                        <m:r>
-                          <w:rPr>
-                            <w:rFonts w:ascii="Cambria Math" w:hAnsi="Cambria Math"/>
-                            <w:sz w:val="24"/>
-                          </w:rPr>
-                          <m:t>b</m:t>
-                        </m:r>
-                      </m:e>
-                    </m:acc>
-                    <m:r>
-                      <w:rPr>
-                        <w:rFonts w:ascii="Cambria Math" w:hAnsi="Cambria Math"/>
-                        <w:sz w:val="24"/>
-                      </w:rPr>
-                      <m:t>)</m:t>
-                    </m:r>
-                  </m:num>
-                  <m:den>
-                    <m:r>
-                      <w:rPr>
-                        <w:rFonts w:ascii="Cambria Math" w:hAnsi="Cambria Math"/>
-                        <w:sz w:val="24"/>
-                      </w:rPr>
-                      <m:t>n⋅</m:t>
-                    </m:r>
-                    <m:sSub>
-                      <m:sSubPr>
-                        <m:ctrlPr>
-                          <w:rPr>
-                            <w:rFonts w:ascii="Cambria Math" w:hAnsi="Cambria Math"/>
-                            <w:sz w:val="24"/>
-                          </w:rPr>
-                        </m:ctrlPr>
-                      </m:sSubPr>
-                      <m:e>
-                        <m:r>
-                          <w:rPr>
-                            <w:rFonts w:ascii="Cambria Math" w:hAnsi="Cambria Math"/>
-                            <w:sz w:val="24"/>
-                          </w:rPr>
-                          <m:t>σ</m:t>
-                        </m:r>
-                      </m:e>
-                      <m:sub>
-                        <m:r>
-                          <w:rPr>
-                            <w:rFonts w:ascii="Cambria Math" w:hAnsi="Cambria Math"/>
-                            <w:sz w:val="24"/>
-                          </w:rPr>
-                          <m:t>a</m:t>
-                        </m:r>
-                      </m:sub>
-                    </m:sSub>
-                    <m:r>
-                      <w:rPr>
-                        <w:rFonts w:ascii="Cambria Math" w:hAnsi="Cambria Math"/>
-                        <w:sz w:val="24"/>
-                      </w:rPr>
-                      <m:t>⋅</m:t>
-                    </m:r>
-                    <m:sSub>
-                      <m:sSubPr>
-                        <m:ctrlPr>
-                          <w:rPr>
-                            <w:rFonts w:ascii="Cambria Math" w:hAnsi="Cambria Math"/>
-                            <w:sz w:val="24"/>
-                          </w:rPr>
-                        </m:ctrlPr>
-                      </m:sSubPr>
-                      <m:e>
-                        <m:r>
-                          <w:rPr>
-                            <w:rFonts w:ascii="Cambria Math" w:hAnsi="Cambria Math"/>
-                            <w:sz w:val="24"/>
-                          </w:rPr>
-                          <m:t>σ</m:t>
-                        </m:r>
-                      </m:e>
-                      <m:sub>
-                        <m:r>
-                          <w:rPr>
-                            <w:rFonts w:ascii="Cambria Math" w:hAnsi="Cambria Math"/>
-                            <w:sz w:val="24"/>
-                          </w:rPr>
-                          <m:t>b</m:t>
-                        </m:r>
-                      </m:sub>
-                    </m:sSub>
-                  </m:den>
-                </m:f>
-              </m:oMath>
-            </m:oMathPara>
-          </w:p>
+          <w:tbl>
+            <w:tblPr>
+              <w:tblStyle w:val="TableGrid"/>
+              <w:tblW w:w="0" w:type="auto"/>
+              <w:tblInd w:w="5" w:type="dxa"/>
+              <w:tblBorders>
+                <w:top w:val="none" w:sz="0" w:space="0" w:color="auto"/>
+                <w:left w:val="none" w:sz="0" w:space="0" w:color="auto"/>
+                <w:bottom w:val="none" w:sz="0" w:space="0" w:color="auto"/>
+                <w:right w:val="none" w:sz="0" w:space="0" w:color="auto"/>
+                <w:insideH w:val="none" w:sz="0" w:space="0" w:color="auto"/>
+                <w:insideV w:val="none" w:sz="0" w:space="0" w:color="auto"/>
+              </w:tblBorders>
+              <w:tblLook w:val="04A0" w:firstRow="1" w:lastRow="0" w:firstColumn="1" w:lastColumn="0" w:noHBand="0" w:noVBand="1"/>
+            </w:tblPr>
+            <w:tblGrid>
+              <w:gridCol w:w="1197"/>
+              <w:gridCol w:w="7125"/>
+              <w:gridCol w:w="1311"/>
+            </w:tblGrid>
+            <w:tr>
+              <w:trPr>
+                <w:trHeight w:val="843"/>
+              </w:trPr>
+              <w:tc>
+                <w:tcPr>
+                  <w:tcW w:w="1197" w:type="dxa"/>
+                  <w:vAlign w:val="center"/>
+                </w:tcPr>
+                <w:p>
+                  <w:pPr>
+                    <w:spacing w:line="400" w:lineRule="exact"/>
+                    <w:jc w:val="center"/>
+                    <w:rPr>
+                      <w:sz w:val="24"/>
+                    </w:rPr>
+                  </w:pPr>
+                </w:p>
+              </w:tc>
+              <w:tc>
+                <w:tcPr>
+                  <w:tcW w:w="7125" w:type="dxa"/>
+                  <w:vAlign w:val="center"/>
+                </w:tcPr>
+                <w:p>
+                  <w:pPr>
+                    <w:ind w:firstLineChars="200" w:firstLine="480"/>
+                    <w:jc w:val="center"/>
+                    <w:rPr>
+                      <w:sz w:val="24"/>
+                    </w:rPr>
+                  </w:pPr>
+                  <m:oMathPara>
+                    <m:oMath>
+                      <m:sSub>
+                        <m:sSubPr>
+                          <m:ctrlPr>
+                            <w:rPr>
+                              <w:rFonts w:ascii="Cambria Math" w:hAnsi="Cambria Math"/>
+                              <w:sz w:val="24"/>
+                            </w:rPr>
+                          </m:ctrlPr>
+                        </m:sSubPr>
+                        <m:e>
+                          <m:r>
+                            <w:rPr>
+                              <w:rFonts w:ascii="Cambria Math" w:hAnsi="Cambria Math"/>
+                              <w:sz w:val="24"/>
+                            </w:rPr>
+                            <m:t>ρ</m:t>
+                          </m:r>
+                        </m:e>
+                        <m:sub>
+                          <m:r>
+                            <w:rPr>
+                              <w:rFonts w:ascii="Cambria Math" w:hAnsi="Cambria Math"/>
+                              <w:sz w:val="24"/>
+                            </w:rPr>
+                            <m:t>jk</m:t>
+                          </m:r>
+                        </m:sub>
+                      </m:sSub>
+                      <m:r>
+                        <w:rPr>
+                          <w:rFonts w:ascii="Cambria Math" w:hAnsi="Cambria Math"/>
+                          <w:sz w:val="24"/>
+                        </w:rPr>
+                        <m:t>=</m:t>
+                      </m:r>
+                      <m:f>
+                        <m:fPr>
+                          <m:ctrlPr>
+                            <w:rPr>
+                              <w:rFonts w:ascii="Cambria Math" w:hAnsi="Cambria Math"/>
+                              <w:sz w:val="24"/>
+                            </w:rPr>
+                          </m:ctrlPr>
+                        </m:fPr>
+                        <m:num>
+                          <m:nary>
+                            <m:naryPr>
+                              <m:chr m:val="∑"/>
+                              <m:limLoc m:val="subSup"/>
+                              <m:grow m:val="1"/>
+                              <m:ctrlPr>
+                                <w:rPr>
+                                  <w:rFonts w:ascii="Cambria Math" w:hAnsi="Cambria Math"/>
+                                  <w:sz w:val="24"/>
+                                </w:rPr>
+                              </m:ctrlPr>
+                            </m:naryPr>
+                            <m:sub>
+                              <m:r>
+                                <w:rPr>
+                                  <w:rFonts w:ascii="Cambria Math" w:hAnsi="Cambria Math"/>
+                                  <w:sz w:val="24"/>
+                                </w:rPr>
+                                <m:t>i=1</m:t>
+                              </m:r>
+                            </m:sub>
+                            <m:sup>
+                              <m:r>
+                                <w:rPr>
+                                  <w:rFonts w:ascii="Cambria Math" w:hAnsi="Cambria Math"/>
+                                  <w:sz w:val="24"/>
+                                </w:rPr>
+                                <m:t>n</m:t>
+                              </m:r>
+                            </m:sup>
+                            <m:e>
+                              <m:r>
+                                <w:rPr>
+                                  <w:rFonts w:ascii="Cambria Math" w:hAnsi="Cambria Math"/>
+                                  <w:sz w:val="24"/>
+                                </w:rPr>
+                                <m:t>(</m:t>
+                              </m:r>
+                            </m:e>
+                          </m:nary>
+                          <m:sSub>
+                            <m:sSubPr>
+                              <m:ctrlPr>
+                                <w:rPr>
+                                  <w:rFonts w:ascii="Cambria Math" w:hAnsi="Cambria Math"/>
+                                  <w:sz w:val="24"/>
+                                </w:rPr>
+                              </m:ctrlPr>
+                            </m:sSubPr>
+                            <m:e>
+                              <m:r>
+                                <w:rPr>
+                                  <w:rFonts w:ascii="Cambria Math" w:hAnsi="Cambria Math"/>
+                                  <w:sz w:val="24"/>
+                                </w:rPr>
+                                <m:t>a</m:t>
+                              </m:r>
+                            </m:e>
+                            <m:sub>
+                              <m:r>
+                                <w:rPr>
+                                  <w:rFonts w:ascii="Cambria Math" w:hAnsi="Cambria Math"/>
+                                  <w:sz w:val="24"/>
+                                </w:rPr>
+                                <m:t>i</m:t>
+                              </m:r>
+                            </m:sub>
+                          </m:sSub>
+                          <m:r>
+                            <w:rPr>
+                              <w:rFonts w:ascii="Cambria Math" w:hAnsi="Cambria Math"/>
+                              <w:sz w:val="24"/>
+                            </w:rPr>
+                            <m:t>-</m:t>
+                          </m:r>
+                          <m:acc>
+                            <m:accPr>
+                              <m:chr m:val="ˉ"/>
+                              <m:ctrlPr>
+                                <w:rPr>
+                                  <w:rFonts w:ascii="Cambria Math" w:hAnsi="Cambria Math"/>
+                                  <w:sz w:val="24"/>
+                                </w:rPr>
+                              </m:ctrlPr>
+                            </m:accPr>
+                            <m:e>
+                              <m:r>
+                                <w:rPr>
+                                  <w:rFonts w:ascii="Cambria Math" w:hAnsi="Cambria Math"/>
+                                  <w:sz w:val="24"/>
+                                </w:rPr>
+                                <m:t>a</m:t>
+                              </m:r>
+                            </m:e>
+                          </m:acc>
+                          <m:r>
+                            <w:rPr>
+                              <w:rFonts w:ascii="Cambria Math" w:hAnsi="Cambria Math"/>
+                              <w:sz w:val="24"/>
+                            </w:rPr>
+                            <m:t>)(</m:t>
+                          </m:r>
+                          <m:sSub>
+                            <m:sSubPr>
+                              <m:ctrlPr>
+                                <w:rPr>
+                                  <w:rFonts w:ascii="Cambria Math" w:hAnsi="Cambria Math"/>
+                                  <w:sz w:val="24"/>
+                                </w:rPr>
+                              </m:ctrlPr>
+                            </m:sSubPr>
+                            <m:e>
+                              <m:r>
+                                <w:rPr>
+                                  <w:rFonts w:ascii="Cambria Math" w:hAnsi="Cambria Math"/>
+                                  <w:sz w:val="24"/>
+                                </w:rPr>
+                                <m:t>b</m:t>
+                              </m:r>
+                            </m:e>
+                            <m:sub>
+                              <m:r>
+                                <w:rPr>
+                                  <w:rFonts w:ascii="Cambria Math" w:hAnsi="Cambria Math"/>
+                                  <w:sz w:val="24"/>
+                                </w:rPr>
+                                <m:t>i</m:t>
+                              </m:r>
+                            </m:sub>
+                          </m:sSub>
+                          <m:r>
+                            <w:rPr>
+                              <w:rFonts w:ascii="Cambria Math" w:hAnsi="Cambria Math"/>
+                              <w:sz w:val="24"/>
+                            </w:rPr>
+                            <m:t>-</m:t>
+                          </m:r>
+                          <m:acc>
+                            <m:accPr>
+                              <m:chr m:val="ˉ"/>
+                              <m:ctrlPr>
+                                <w:rPr>
+                                  <w:rFonts w:ascii="Cambria Math" w:hAnsi="Cambria Math"/>
+                                  <w:sz w:val="24"/>
+                                </w:rPr>
+                              </m:ctrlPr>
+                            </m:accPr>
+                            <m:e>
+                              <m:r>
+                                <w:rPr>
+                                  <w:rFonts w:ascii="Cambria Math" w:hAnsi="Cambria Math"/>
+                                  <w:sz w:val="24"/>
+                                </w:rPr>
+                                <m:t>b</m:t>
+                              </m:r>
+                            </m:e>
+                          </m:acc>
+                          <m:r>
+                            <w:rPr>
+                              <w:rFonts w:ascii="Cambria Math" w:hAnsi="Cambria Math"/>
+                              <w:sz w:val="24"/>
+                            </w:rPr>
+                            <m:t>)</m:t>
+                          </m:r>
+                        </m:num>
+                        <m:den>
+                          <m:r>
+                            <w:rPr>
+                              <w:rFonts w:ascii="Cambria Math" w:hAnsi="Cambria Math"/>
+                              <w:sz w:val="24"/>
+                            </w:rPr>
+                            <m:t>n⋅</m:t>
+                          </m:r>
+                          <m:sSub>
+                            <m:sSubPr>
+                              <m:ctrlPr>
+                                <w:rPr>
+                                  <w:rFonts w:ascii="Cambria Math" w:hAnsi="Cambria Math"/>
+                                  <w:sz w:val="24"/>
+                                </w:rPr>
+                              </m:ctrlPr>
+                            </m:sSubPr>
+                            <m:e>
+                              <m:r>
+                                <w:rPr>
+                                  <w:rFonts w:ascii="Cambria Math" w:hAnsi="Cambria Math"/>
+                                  <w:sz w:val="24"/>
+                                </w:rPr>
+                                <m:t>σ</m:t>
+                              </m:r>
+                            </m:e>
+                            <m:sub>
+                              <m:r>
+                                <w:rPr>
+                                  <w:rFonts w:ascii="Cambria Math" w:hAnsi="Cambria Math"/>
+                                  <w:sz w:val="24"/>
+                                </w:rPr>
+                                <m:t>a</m:t>
+                              </m:r>
+                            </m:sub>
+                          </m:sSub>
+                          <m:r>
+                            <w:rPr>
+                              <w:rFonts w:ascii="Cambria Math" w:hAnsi="Cambria Math"/>
+                              <w:sz w:val="24"/>
+                            </w:rPr>
+                            <m:t>⋅</m:t>
+                          </m:r>
+                          <m:sSub>
+                            <m:sSubPr>
+                              <m:ctrlPr>
+                                <w:rPr>
+                                  <w:rFonts w:ascii="Cambria Math" w:hAnsi="Cambria Math"/>
+                                  <w:sz w:val="24"/>
+                                </w:rPr>
+                              </m:ctrlPr>
+                            </m:sSubPr>
+                            <m:e>
+                              <m:r>
+                                <w:rPr>
+                                  <w:rFonts w:ascii="Cambria Math" w:hAnsi="Cambria Math"/>
+                                  <w:sz w:val="24"/>
+                                </w:rPr>
+                                <m:t>σ</m:t>
+                              </m:r>
+                            </m:e>
+                            <m:sub>
+                              <m:r>
+                                <w:rPr>
+                                  <w:rFonts w:ascii="Cambria Math" w:hAnsi="Cambria Math"/>
+                                  <w:sz w:val="24"/>
+                                </w:rPr>
+                                <m:t>b</m:t>
+                              </m:r>
+                            </m:sub>
+                          </m:sSub>
+                        </m:den>
+                      </m:f>
+                    </m:oMath>
+                  </m:oMathPara>
+                </w:p>
+              </w:tc>
+              <w:tc>
+                <w:tcPr>
+                  <w:tcW w:w="1311" w:type="dxa"/>
+                  <w:vAlign w:val="center"/>
+                </w:tcPr>
+                <w:p>
+                  <w:pPr>
+                    <w:jc w:val="right"/>
+                  </w:pPr>
+                  <w:r>
+                    <w:rPr>
+                      <w:rFonts w:eastAsia="FangSong"/>
+                      <w:color w:val="000000" w:themeColor="text1"/>
+                      <w:sz w:val="24"/>
+                    </w:rPr>
+                    <w:t>（</w:t>
+                  </w:r>
+                  <w:r>
+                    <w:rPr>
+                      <w:rFonts w:eastAsia="FangSong" w:hint="eastAsia"/>
+                      <w:color w:val="000000" w:themeColor="text1"/>
+                      <w:sz w:val="24"/>
+                    </w:rPr>
+                    <w:t>3</w:t>
+                  </w:r>
+                  <w:r>
+                    <w:rPr>
+                      <w:rFonts w:eastAsia="FangSong"/>
+                      <w:color w:val="000000" w:themeColor="text1"/>
+                      <w:sz w:val="24"/>
+                    </w:rPr>
+                    <w:t>-</w:t>
+                  </w:r>
+                  <w:r>
+                    <w:rPr>
+                      <w:rFonts w:eastAsia="FangSong" w:hint="eastAsia"/>
+                      <w:color w:val="000000" w:themeColor="text1"/>
+                      <w:sz w:val="24"/>
+                    </w:rPr>
+                    <w:t>6</w:t>
+                  </w:r>
+                  <w:r>
+                    <w:rPr>
+                      <w:rFonts w:eastAsia="FangSong"/>
+                      <w:color w:val="000000" w:themeColor="text1"/>
+                      <w:sz w:val="24"/>
+                    </w:rPr>
+                    <w:t>）</w:t>
+                  </w:r>
+                </w:p>
+              </w:tc>
+            </w:tr>
+          </w:tbl>
           <w:p>
             <w:pPr>
               <w:spacing w:line="400" w:lineRule="exact"/>
@@ -13385,15 +13731,13 @@
           <w:p>
             <w:pPr>
               <w:spacing w:line="400" w:lineRule="exact"/>
-              <w:ind w:firstLineChars="200" w:firstLine="482"/>
-              <w:rPr>
-                <w:sz w:val="24"/>
-              </w:rPr>
-            </w:pPr>
-            <w:r>
-              <w:rPr>
-                <w:b/>
-                <w:bCs/>
+              <w:ind w:firstLineChars="200" w:firstLine="480"/>
+              <w:rPr>
+                <w:sz w:val="24"/>
+              </w:rPr>
+            </w:pPr>
+            <w:r>
+              <w:rPr>
                 <w:sz w:val="24"/>
               </w:rPr>
               <w:t>第三级：多功率全局择优。</w:t>
@@ -13748,177 +14092,276 @@
               <w:t>由下式给出：</w:t>
             </w:r>
           </w:p>
+          <w:tbl>
+            <w:tblPr>
+              <w:tblStyle w:val="TableGrid"/>
+              <w:tblW w:w="0" w:type="auto"/>
+              <w:tblInd w:w="5" w:type="dxa"/>
+              <w:tblBorders>
+                <w:top w:val="none" w:sz="0" w:space="0" w:color="auto"/>
+                <w:left w:val="none" w:sz="0" w:space="0" w:color="auto"/>
+                <w:bottom w:val="none" w:sz="0" w:space="0" w:color="auto"/>
+                <w:right w:val="none" w:sz="0" w:space="0" w:color="auto"/>
+                <w:insideH w:val="none" w:sz="0" w:space="0" w:color="auto"/>
+                <w:insideV w:val="none" w:sz="0" w:space="0" w:color="auto"/>
+              </w:tblBorders>
+              <w:tblLook w:val="04A0" w:firstRow="1" w:lastRow="0" w:firstColumn="1" w:lastColumn="0" w:noHBand="0" w:noVBand="1"/>
+            </w:tblPr>
+            <w:tblGrid>
+              <w:gridCol w:w="1197"/>
+              <w:gridCol w:w="7125"/>
+              <w:gridCol w:w="1311"/>
+            </w:tblGrid>
+            <w:tr>
+              <w:trPr>
+                <w:trHeight w:val="843"/>
+              </w:trPr>
+              <w:tc>
+                <w:tcPr>
+                  <w:tcW w:w="1197" w:type="dxa"/>
+                  <w:vAlign w:val="center"/>
+                </w:tcPr>
+                <w:p>
+                  <w:pPr>
+                    <w:spacing w:line="400" w:lineRule="exact"/>
+                    <w:jc w:val="center"/>
+                    <w:rPr>
+                      <w:sz w:val="24"/>
+                    </w:rPr>
+                  </w:pPr>
+                </w:p>
+              </w:tc>
+              <w:tc>
+                <w:tcPr>
+                  <w:tcW w:w="7125" w:type="dxa"/>
+                  <w:vAlign w:val="center"/>
+                </w:tcPr>
+                <w:p>
+                  <w:pPr>
+                    <w:ind w:firstLineChars="200" w:firstLine="480"/>
+                    <w:jc w:val="center"/>
+                    <w:rPr>
+                      <w:sz w:val="24"/>
+                    </w:rPr>
+                  </w:pPr>
+                  <m:oMathPara>
+                    <m:oMath>
+                      <m:r>
+                        <m:rPr>
+                          <m:sty m:val="p"/>
+                        </m:rPr>
+                        <w:rPr>
+                          <w:rFonts w:ascii="Cambria Math" w:hAnsi="Cambria Math"/>
+                          <w:sz w:val="24"/>
+                        </w:rPr>
+                        <m:t>Δ</m:t>
+                      </m:r>
+                      <m:sSup>
+                        <m:sSupPr>
+                          <m:ctrlPr>
+                            <w:rPr>
+                              <w:rFonts w:ascii="Cambria Math" w:hAnsi="Cambria Math"/>
+                              <w:sz w:val="24"/>
+                            </w:rPr>
+                          </m:ctrlPr>
+                        </m:sSupPr>
+                        <m:e>
+                          <m:r>
+                            <w:rPr>
+                              <w:rFonts w:ascii="Cambria Math" w:hAnsi="Cambria Math"/>
+                              <w:sz w:val="24"/>
+                            </w:rPr>
+                            <m:t>λ</m:t>
+                          </m:r>
+                        </m:e>
+                        <m:sup>
+                          <m:r>
+                            <w:rPr>
+                              <w:rFonts w:ascii="Cambria Math" w:hAnsi="Cambria Math"/>
+                              <w:sz w:val="24"/>
+                            </w:rPr>
+                            <m:t>*</m:t>
+                          </m:r>
+                        </m:sup>
+                      </m:sSup>
+                      <m:r>
+                        <w:rPr>
+                          <w:rFonts w:ascii="Cambria Math" w:hAnsi="Cambria Math"/>
+                          <w:sz w:val="24"/>
+                        </w:rPr>
+                        <m:t>=(</m:t>
+                      </m:r>
+                      <m:sSub>
+                        <m:sSubPr>
+                          <m:ctrlPr>
+                            <w:rPr>
+                              <w:rFonts w:ascii="Cambria Math" w:hAnsi="Cambria Math"/>
+                              <w:sz w:val="24"/>
+                            </w:rPr>
+                          </m:ctrlPr>
+                        </m:sSubPr>
+                        <m:e>
+                          <m:r>
+                            <w:rPr>
+                              <w:rFonts w:ascii="Cambria Math" w:hAnsi="Cambria Math"/>
+                              <w:sz w:val="24"/>
+                            </w:rPr>
+                            <m:t>λ</m:t>
+                          </m:r>
+                        </m:e>
+                        <m:sub>
+                          <m:r>
+                            <w:rPr>
+                              <w:rFonts w:ascii="Cambria Math" w:hAnsi="Cambria Math"/>
+                              <w:sz w:val="24"/>
+                            </w:rPr>
+                            <m:t>meas</m:t>
+                          </m:r>
+                        </m:sub>
+                      </m:sSub>
+                      <m:r>
+                        <w:rPr>
+                          <w:rFonts w:ascii="Cambria Math" w:hAnsi="Cambria Math"/>
+                          <w:sz w:val="24"/>
+                        </w:rPr>
+                        <m:t>-</m:t>
+                      </m:r>
+                      <m:sSub>
+                        <m:sSubPr>
+                          <m:ctrlPr>
+                            <w:rPr>
+                              <w:rFonts w:ascii="Cambria Math" w:hAnsi="Cambria Math"/>
+                              <w:sz w:val="24"/>
+                            </w:rPr>
+                          </m:ctrlPr>
+                        </m:sSubPr>
+                        <m:e>
+                          <m:r>
+                            <w:rPr>
+                              <w:rFonts w:ascii="Cambria Math" w:hAnsi="Cambria Math"/>
+                              <w:sz w:val="24"/>
+                            </w:rPr>
+                            <m:t>λ</m:t>
+                          </m:r>
+                        </m:e>
+                        <m:sub>
+                          <m:r>
+                            <w:rPr>
+                              <w:rFonts w:ascii="Cambria Math" w:hAnsi="Cambria Math"/>
+                              <w:sz w:val="24"/>
+                            </w:rPr>
+                            <m:t>ref</m:t>
+                          </m:r>
+                        </m:sub>
+                      </m:sSub>
+                      <m:r>
+                        <w:rPr>
+                          <w:rFonts w:ascii="Cambria Math" w:hAnsi="Cambria Math"/>
+                          <w:sz w:val="24"/>
+                        </w:rPr>
+                        <m:t>)+</m:t>
+                      </m:r>
+                      <m:r>
+                        <m:rPr>
+                          <m:sty m:val="p"/>
+                        </m:rPr>
+                        <w:rPr>
+                          <w:rFonts w:ascii="Cambria Math" w:hAnsi="Cambria Math"/>
+                          <w:sz w:val="24"/>
+                        </w:rPr>
+                        <m:t>Δ</m:t>
+                      </m:r>
+                      <m:sSub>
+                        <m:sSubPr>
+                          <m:ctrlPr>
+                            <w:rPr>
+                              <w:rFonts w:ascii="Cambria Math" w:hAnsi="Cambria Math"/>
+                              <w:sz w:val="24"/>
+                            </w:rPr>
+                          </m:ctrlPr>
+                        </m:sSubPr>
+                        <m:e>
+                          <m:r>
+                            <w:rPr>
+                              <w:rFonts w:ascii="Cambria Math" w:hAnsi="Cambria Math"/>
+                              <w:sz w:val="24"/>
+                            </w:rPr>
+                            <m:t>λ</m:t>
+                          </m:r>
+                        </m:e>
+                        <m:sub>
+                          <m:r>
+                            <w:rPr>
+                              <w:rFonts w:ascii="Cambria Math" w:hAnsi="Cambria Math"/>
+                              <w:sz w:val="24"/>
+                            </w:rPr>
+                            <m:t>k</m:t>
+                          </m:r>
+                        </m:sub>
+                      </m:sSub>
+                    </m:oMath>
+                  </m:oMathPara>
+                </w:p>
+              </w:tc>
+              <w:tc>
+                <w:tcPr>
+                  <w:tcW w:w="1311" w:type="dxa"/>
+                  <w:vAlign w:val="center"/>
+                </w:tcPr>
+                <w:p>
+                  <w:pPr>
+                    <w:jc w:val="right"/>
+                  </w:pPr>
+                  <w:r>
+                    <w:rPr>
+                      <w:rFonts w:eastAsia="FangSong"/>
+                      <w:color w:val="000000" w:themeColor="text1"/>
+                      <w:sz w:val="24"/>
+                    </w:rPr>
+                    <w:t>（</w:t>
+                  </w:r>
+                  <w:r>
+                    <w:rPr>
+                      <w:rFonts w:eastAsia="FangSong" w:hint="eastAsia"/>
+                      <w:color w:val="000000" w:themeColor="text1"/>
+                      <w:sz w:val="24"/>
+                    </w:rPr>
+                    <w:t>3</w:t>
+                  </w:r>
+                  <w:r>
+                    <w:rPr>
+                      <w:rFonts w:eastAsia="FangSong"/>
+                      <w:color w:val="000000" w:themeColor="text1"/>
+                      <w:sz w:val="24"/>
+                    </w:rPr>
+                    <w:t>-</w:t>
+                  </w:r>
+                  <w:r>
+                    <w:rPr>
+                      <w:rFonts w:eastAsia="FangSong" w:hint="eastAsia"/>
+                      <w:color w:val="000000" w:themeColor="text1"/>
+                      <w:sz w:val="24"/>
+                    </w:rPr>
+                    <w:t>7</w:t>
+                  </w:r>
+                  <w:r>
+                    <w:rPr>
+                      <w:rFonts w:eastAsia="FangSong"/>
+                      <w:color w:val="000000" w:themeColor="text1"/>
+                      <w:sz w:val="24"/>
+                    </w:rPr>
+                    <w:t>）</w:t>
+                  </w:r>
+                </w:p>
+              </w:tc>
+            </w:tr>
+          </w:tbl>
           <w:p>
             <w:pPr>
               <w:spacing w:line="400" w:lineRule="exact"/>
               <w:ind w:firstLineChars="200" w:firstLine="480"/>
               <w:rPr>
-                <w:sz w:val="24"/>
-              </w:rPr>
-            </w:pPr>
-            <m:oMathPara>
-              <m:oMath>
-                <m:r>
-                  <m:rPr>
-                    <m:sty m:val="p"/>
-                  </m:rPr>
-                  <w:rPr>
-                    <w:rFonts w:ascii="Cambria Math" w:hAnsi="Cambria Math"/>
-                    <w:sz w:val="24"/>
-                  </w:rPr>
-                  <m:t>Δ</m:t>
-                </m:r>
-                <m:sSup>
-                  <m:sSupPr>
-                    <m:ctrlPr>
-                      <w:rPr>
-                        <w:rFonts w:ascii="Cambria Math" w:hAnsi="Cambria Math"/>
-                        <w:sz w:val="24"/>
-                      </w:rPr>
-                    </m:ctrlPr>
-                  </m:sSupPr>
-                  <m:e>
-                    <m:r>
-                      <w:rPr>
-                        <w:rFonts w:ascii="Cambria Math" w:hAnsi="Cambria Math"/>
-                        <w:sz w:val="24"/>
-                      </w:rPr>
-                      <m:t>λ</m:t>
-                    </m:r>
-                  </m:e>
-                  <m:sup>
-                    <m:r>
-                      <w:rPr>
-                        <w:rFonts w:ascii="Cambria Math" w:hAnsi="Cambria Math"/>
-                        <w:sz w:val="24"/>
-                      </w:rPr>
-                      <m:t>*</m:t>
-                    </m:r>
-                  </m:sup>
-                </m:sSup>
-                <m:r>
-                  <w:rPr>
-                    <w:rFonts w:ascii="Cambria Math" w:hAnsi="Cambria Math"/>
-                    <w:sz w:val="24"/>
-                  </w:rPr>
-                  <m:t>=(</m:t>
-                </m:r>
-                <m:sSub>
-                  <m:sSubPr>
-                    <m:ctrlPr>
-                      <w:rPr>
-                        <w:rFonts w:ascii="Cambria Math" w:hAnsi="Cambria Math"/>
-                        <w:sz w:val="24"/>
-                      </w:rPr>
-                    </m:ctrlPr>
-                  </m:sSubPr>
-                  <m:e>
-                    <m:r>
-                      <w:rPr>
-                        <w:rFonts w:ascii="Cambria Math" w:hAnsi="Cambria Math"/>
-                        <w:sz w:val="24"/>
-                      </w:rPr>
-                      <m:t>λ</m:t>
-                    </m:r>
-                  </m:e>
-                  <m:sub>
-                    <m:r>
-                      <w:rPr>
-                        <w:rFonts w:ascii="Cambria Math" w:hAnsi="Cambria Math"/>
-                        <w:sz w:val="24"/>
-                      </w:rPr>
-                      <m:t>meas</m:t>
-                    </m:r>
-                  </m:sub>
-                </m:sSub>
-                <m:r>
-                  <w:rPr>
-                    <w:rFonts w:ascii="Cambria Math" w:hAnsi="Cambria Math"/>
-                    <w:sz w:val="24"/>
-                  </w:rPr>
-                  <m:t>-</m:t>
-                </m:r>
-                <m:sSub>
-                  <m:sSubPr>
-                    <m:ctrlPr>
-                      <w:rPr>
-                        <w:rFonts w:ascii="Cambria Math" w:hAnsi="Cambria Math"/>
-                        <w:sz w:val="24"/>
-                      </w:rPr>
-                    </m:ctrlPr>
-                  </m:sSubPr>
-                  <m:e>
-                    <m:r>
-                      <w:rPr>
-                        <w:rFonts w:ascii="Cambria Math" w:hAnsi="Cambria Math"/>
-                        <w:sz w:val="24"/>
-                      </w:rPr>
-                      <m:t>λ</m:t>
-                    </m:r>
-                  </m:e>
-                  <m:sub>
-                    <m:r>
-                      <w:rPr>
-                        <w:rFonts w:ascii="Cambria Math" w:hAnsi="Cambria Math"/>
-                        <w:sz w:val="24"/>
-                      </w:rPr>
-                      <m:t>ref</m:t>
-                    </m:r>
-                  </m:sub>
-                </m:sSub>
-                <m:r>
-                  <w:rPr>
-                    <w:rFonts w:ascii="Cambria Math" w:hAnsi="Cambria Math"/>
-                    <w:sz w:val="24"/>
-                  </w:rPr>
-                  <m:t>)+</m:t>
-                </m:r>
-                <m:r>
-                  <m:rPr>
-                    <m:sty m:val="p"/>
-                  </m:rPr>
-                  <w:rPr>
-                    <w:rFonts w:ascii="Cambria Math" w:hAnsi="Cambria Math"/>
-                    <w:sz w:val="24"/>
-                  </w:rPr>
-                  <m:t>Δ</m:t>
-                </m:r>
-                <m:sSub>
-                  <m:sSubPr>
-                    <m:ctrlPr>
-                      <w:rPr>
-                        <w:rFonts w:ascii="Cambria Math" w:hAnsi="Cambria Math"/>
-                        <w:sz w:val="24"/>
-                      </w:rPr>
-                    </m:ctrlPr>
-                  </m:sSubPr>
-                  <m:e>
-                    <m:r>
-                      <w:rPr>
-                        <w:rFonts w:ascii="Cambria Math" w:hAnsi="Cambria Math"/>
-                        <w:sz w:val="24"/>
-                      </w:rPr>
-                      <m:t>λ</m:t>
-                    </m:r>
-                  </m:e>
-                  <m:sub>
-                    <m:r>
-                      <w:rPr>
-                        <w:rFonts w:ascii="Cambria Math" w:hAnsi="Cambria Math"/>
-                        <w:sz w:val="24"/>
-                      </w:rPr>
-                      <m:t>k</m:t>
-                    </m:r>
-                  </m:sub>
-                </m:sSub>
-              </m:oMath>
-            </m:oMathPara>
-          </w:p>
-          <w:p>
-            <w:pPr>
-              <w:spacing w:line="400" w:lineRule="exact"/>
-              <w:ind w:firstLineChars="200" w:firstLine="480"/>
-              <w:rPr>
+                <w:rFonts w:hint="eastAsia"/>
                 <w:sz w:val="24"/>
               </w:rPr>
             </w:pPr>
@@ -14308,131 +14751,6 @@
           <w:p>
             <w:pPr>
               <w:spacing w:line="400" w:lineRule="exact"/>
-              <w:ind w:firstLineChars="200" w:firstLine="480"/>
-              <w:rPr>
-                <w:sz w:val="24"/>
-              </w:rPr>
-            </w:pPr>
-            <w:r>
-              <w:rPr>
-                <w:sz w:val="24"/>
-              </w:rPr>
-              <w:t>上述算法设计具有以下特点：其一，全频段形状匹配</w:t>
-            </w:r>
-            <w:r>
-              <w:rPr>
-                <w:sz w:val="24"/>
-              </w:rPr>
-              <w:t>——</w:t>
-            </w:r>
-            <w:r>
-              <w:rPr>
-                <w:sz w:val="24"/>
-              </w:rPr>
-              <w:t>不仅依赖于峰值频率位置，更利用</w:t>
-            </w:r>
-            <w:r>
-              <w:rPr>
-                <w:sz w:val="24"/>
-              </w:rPr>
-              <w:t>S21</w:t>
-            </w:r>
-            <w:r>
-              <w:rPr>
-                <w:sz w:val="24"/>
-              </w:rPr>
-              <w:t>曲线的整体形状信息进行相关性度量，有效克服了简单比对峰值频率易受噪声干扰的局限性，显著增强了匹配鲁棒性；其二，归一化处理</w:t>
-            </w:r>
-            <w:r>
-              <w:rPr>
-                <w:sz w:val="24"/>
-              </w:rPr>
-              <w:t>——</w:t>
-            </w:r>
-            <w:r>
-              <w:rPr>
-                <w:sz w:val="24"/>
-              </w:rPr>
-              <w:t>互相关系数对幅度偏移与线性缩放不敏感，可有效适应不同测量条件下的功率波动及增益变化；其三，候选预筛选机制</w:t>
-            </w:r>
-            <w:r>
-              <w:rPr>
-                <w:sz w:val="24"/>
-              </w:rPr>
-              <w:t>——</w:t>
-            </w:r>
-            <w:r>
-              <w:rPr>
-                <w:sz w:val="24"/>
-              </w:rPr>
-              <w:t>通过峰值频率二分查找快速缩小搜索范围，将全表遍历降至局部比较，单次匹配耗时控制在</w:t>
-            </w:r>
-            <w:r>
-              <w:rPr>
-                <w:sz w:val="24"/>
-              </w:rPr>
-              <w:t>100 ms</w:t>
-            </w:r>
-            <w:r>
-              <w:rPr>
-                <w:sz w:val="24"/>
-              </w:rPr>
-              <w:t>以内；其四，多功率扫描</w:t>
-            </w:r>
-            <w:r>
-              <w:rPr>
-                <w:sz w:val="24"/>
-              </w:rPr>
-              <w:t>——</w:t>
-            </w:r>
-            <w:r>
-              <w:rPr>
-                <w:sz w:val="24"/>
-              </w:rPr>
-              <w:t>通过扫描多个微环功率点获取多条实测曲线进行逐一匹配，增加了判决空间的信息维度，提升了复杂噪声环境下的解调可靠性与抗干扰能力。匹配质量以相关系数</w:t>
-            </w:r>
-            <m:oMath>
-              <m:r>
-                <w:rPr>
-                  <w:rFonts w:ascii="Cambria Math" w:hAnsi="Cambria Math"/>
-                  <w:sz w:val="24"/>
-                </w:rPr>
-                <m:t>ρ</m:t>
-              </m:r>
-            </m:oMath>
-            <w:r>
-              <w:rPr>
-                <w:sz w:val="24"/>
-              </w:rPr>
-              <w:t>为度量指标，实验中取</w:t>
-            </w:r>
-            <m:oMath>
-              <m:r>
-                <w:rPr>
-                  <w:rFonts w:ascii="Cambria Math" w:hAnsi="Cambria Math"/>
-                  <w:sz w:val="24"/>
-                </w:rPr>
-                <m:t>ρ&gt;0.9</m:t>
-              </m:r>
-            </m:oMath>
-            <w:r>
-              <w:rPr>
-                <w:sz w:val="24"/>
-              </w:rPr>
-              <w:t>为高置信度匹配判据。</w:t>
-            </w:r>
-          </w:p>
-          <w:p>
-            <w:pPr>
-              <w:spacing w:line="400" w:lineRule="exact"/>
-              <w:rPr>
-                <w:sz w:val="24"/>
-              </w:rPr>
-            </w:pPr>
-          </w:p>
-          <w:p>
-            <w:pPr>
-              <w:spacing w:line="400" w:lineRule="exact"/>
               <w:rPr>
                 <w:b/>
                 <w:bCs/>
@@ -14774,105 +15092,19 @@
                 <w:rFonts w:hint="eastAsia"/>
                 <w:sz w:val="24"/>
               </w:rPr>
-              <w:t>所示，</w:t>
-            </w:r>
-            <w:r>
-              <w:rPr>
-                <w:sz w:val="24"/>
-              </w:rPr>
-              <w:t>对测量数据点进行线性拟合，得到</w:t>
-            </w:r>
-            <w:r>
-              <w:rPr>
-                <w:sz w:val="24"/>
-              </w:rPr>
-              <w:t>FBG</w:t>
-            </w:r>
-            <w:r>
-              <w:rPr>
-                <w:sz w:val="24"/>
-              </w:rPr>
-              <w:t>的温度灵敏度系数</w:t>
-            </w:r>
-            <m:oMath>
-              <m:r>
-                <w:rPr>
-                  <w:rFonts w:ascii="Cambria Math" w:hAnsi="Cambria Math"/>
-                  <w:sz w:val="24"/>
-                </w:rPr>
-                <m:t>α=10.62</m:t>
-              </m:r>
-            </m:oMath>
-            <w:r>
-              <w:rPr>
-                <w:sz w:val="24"/>
-              </w:rPr>
-              <w:t> pm/°C</w:t>
-            </w:r>
-            <w:r>
-              <w:rPr>
-                <w:sz w:val="24"/>
-              </w:rPr>
-              <w:t>，线性拟合相关系数</w:t>
-            </w:r>
-            <m:oMath>
-              <m:sSup>
-                <m:sSupPr>
-                  <m:ctrlPr>
-                    <w:rPr>
-                      <w:rFonts w:ascii="Cambria Math" w:hAnsi="Cambria Math"/>
-                      <w:sz w:val="24"/>
-                    </w:rPr>
-                  </m:ctrlPr>
-                </m:sSupPr>
-                <m:e>
-                  <m:r>
-                    <w:rPr>
-                      <w:rFonts w:ascii="Cambria Math" w:hAnsi="Cambria Math"/>
-                      <w:sz w:val="24"/>
-                    </w:rPr>
-                    <m:t>R</m:t>
-                  </m:r>
-                </m:e>
-                <m:sup>
-                  <m:r>
-                    <w:rPr>
-                      <w:rFonts w:ascii="Cambria Math" w:hAnsi="Cambria Math"/>
-                      <w:sz w:val="24"/>
-                    </w:rPr>
-                    <m:t>2</m:t>
-                  </m:r>
-                </m:sup>
-              </m:sSup>
-              <m:r>
-                <w:rPr>
-                  <w:rFonts w:ascii="Cambria Math" w:hAnsi="Cambria Math"/>
-                  <w:sz w:val="24"/>
-                </w:rPr>
-                <m:t>&gt;0.99</m:t>
-              </m:r>
-            </m:oMath>
-            <w:r>
-              <w:rPr>
-                <w:sz w:val="24"/>
-              </w:rPr>
-              <w:t>，表明</w:t>
-            </w:r>
-            <w:r>
-              <w:rPr>
-                <w:sz w:val="24"/>
-              </w:rPr>
-              <w:t>FBG</w:t>
-            </w:r>
-            <w:r>
-              <w:rPr>
-                <w:sz w:val="24"/>
-              </w:rPr>
-              <w:t>中心波长与环境温度之间具有良好的线性响应特性。</w:t>
-            </w:r>
-          </w:p>
-          <w:p>
-            <w:pPr>
+              <w:t>所示</w:t>
+            </w:r>
+            <w:r>
+              <w:rPr>
+                <w:rFonts w:hint="eastAsia"/>
+                <w:sz w:val="24"/>
+              </w:rPr>
+              <w:t>。</w:t>
+            </w:r>
+          </w:p>
+          <w:p>
+            <w:pPr>
+              <w:jc w:val="center"/>
               <w:rPr>
                 <w:sz w:val="24"/>
               </w:rPr>
@@ -14885,8 +15117,8 @@
               </w:rPr>
               <w:lastRenderedPageBreak/>
               <w:drawing>
-                <wp:inline distT="0" distB="0" distL="0" distR="0" wp14:anchorId="07B09CB7" wp14:editId="03E0774C">
-                  <wp:extent cx="6120130" cy="2387600"/>
+                <wp:inline distT="0" distB="0" distL="0" distR="0" wp14:anchorId="060B94E5" wp14:editId="383A7000">
+                  <wp:extent cx="6019800" cy="2293257"/>
                   <wp:effectExtent l="0" t="0" r="0" b="0"/>
                   <wp:docPr id="660546409" name="Picture 1"/>
                   <wp:cNvGraphicFramePr>
@@ -14897,17 +15129,19 @@
                       <pic:pic xmlns:pic="http://schemas.openxmlformats.org/drawingml/2006/picture">
                         <pic:nvPicPr>
                           <pic:cNvPr id="660546409" name="Picture 1"/>
-                          <pic:cNvPicPr/>
+                          <pic:cNvPicPr>
+                            <a:picLocks noChangeAspect="1"/>
+                          </pic:cNvPicPr>
                         </pic:nvPicPr>
-                        <pic:blipFill>
-                          <a:blip r:embed="rId14">
+                        <pic:blipFill rotWithShape="1">
+                          <a:blip r:embed="rId15" cstate="print">
                             <a:extLst>
                               <a:ext uri="{28A0092B-C50C-407E-A947-70E740481C1C}">
                                 <a14:useLocalDpi xmlns:a14="http://schemas.microsoft.com/office/drawing/2010/main" val="0"/>
                               </a:ext>
                             </a:extLst>
                           </a:blip>
-                          <a:srcRect t="1088" b="1088"/>
+                          <a:srcRect l="-56" r="-178"/>
                           <a:stretch>
                             <a:fillRect/>
                           </a:stretch>
@@ -14915,7 +15149,7 @@
                         <pic:spPr bwMode="auto">
                           <a:xfrm>
                             <a:off x="0" y="0"/>
-                            <a:ext cx="6120130" cy="2387600"/>
+                            <a:ext cx="6022143" cy="2294149"/>
                           </a:xfrm>
                           <a:prstGeom prst="rect">
                             <a:avLst/>
@@ -14953,7 +15187,29 @@
               <w:rPr>
                 <w:sz w:val="24"/>
               </w:rPr>
-              <w:t xml:space="preserve">3.x </w:t>
+              <w:t>3.x FBG</w:t>
+            </w:r>
+            <w:r>
+              <w:rPr>
+                <w:sz w:val="24"/>
+              </w:rPr>
+              <w:t>温度灵敏度标定结果</w:t>
+            </w:r>
+          </w:p>
+          <w:p>
+            <w:pPr>
+              <w:spacing w:line="400" w:lineRule="exact"/>
+              <w:ind w:firstLineChars="200" w:firstLine="480"/>
+              <w:rPr>
+                <w:rFonts w:hint="eastAsia"/>
+                <w:sz w:val="24"/>
+              </w:rPr>
+            </w:pPr>
+            <w:r>
+              <w:rPr>
+                <w:sz w:val="24"/>
+              </w:rPr>
+              <w:t>对测量数据点进行线性拟合，得到</w:t>
             </w:r>
             <w:r>
               <w:rPr>
@@ -14965,7 +15221,83 @@
               <w:rPr>
                 <w:sz w:val="24"/>
               </w:rPr>
-              <w:t>温度灵敏度标定结果</w:t>
+              <w:t>的温度灵敏度系数</w:t>
+            </w:r>
+            <m:oMath>
+              <m:r>
+                <w:rPr>
+                  <w:rFonts w:ascii="Cambria Math" w:hAnsi="Cambria Math"/>
+                  <w:sz w:val="24"/>
+                </w:rPr>
+                <m:t>α=10.62</m:t>
+              </m:r>
+            </m:oMath>
+            <w:r>
+              <w:rPr>
+                <w:sz w:val="24"/>
+              </w:rPr>
+              <w:t> pm/°C</w:t>
+            </w:r>
+            <w:r>
+              <w:rPr>
+                <w:sz w:val="24"/>
+              </w:rPr>
+              <w:t>，线性拟合相关系数</w:t>
+            </w:r>
+            <m:oMath>
+              <m:sSup>
+                <m:sSupPr>
+                  <m:ctrlPr>
+                    <w:rPr>
+                      <w:rFonts w:ascii="Cambria Math" w:hAnsi="Cambria Math"/>
+                      <w:sz w:val="24"/>
+                    </w:rPr>
+                  </m:ctrlPr>
+                </m:sSupPr>
+                <m:e>
+                  <m:r>
+                    <w:rPr>
+                      <w:rFonts w:ascii="Cambria Math" w:hAnsi="Cambria Math"/>
+                      <w:sz w:val="24"/>
+                    </w:rPr>
+                    <m:t>R</m:t>
+                  </m:r>
+                </m:e>
+                <m:sup>
+                  <m:r>
+                    <w:rPr>
+                      <w:rFonts w:ascii="Cambria Math" w:hAnsi="Cambria Math"/>
+                      <w:sz w:val="24"/>
+                    </w:rPr>
+                    <m:t>2</m:t>
+                  </m:r>
+                </m:sup>
+              </m:sSup>
+              <m:r>
+                <w:rPr>
+                  <w:rFonts w:ascii="Cambria Math" w:hAnsi="Cambria Math"/>
+                  <w:sz w:val="24"/>
+                </w:rPr>
+                <m:t>&gt;0.99</m:t>
+              </m:r>
+            </m:oMath>
+            <w:r>
+              <w:rPr>
+                <w:sz w:val="24"/>
+              </w:rPr>
+              <w:t>，表明</w:t>
+            </w:r>
+            <w:r>
+              <w:rPr>
+                <w:sz w:val="24"/>
+              </w:rPr>
+              <w:t>FBG</w:t>
+            </w:r>
+            <w:r>
+              <w:rPr>
+                <w:sz w:val="24"/>
+              </w:rPr>
+              <w:t>中心波长与环境温度之间具有良好的线性响应特性。</w:t>
             </w:r>
           </w:p>
           <w:p>
@@ -15006,26 +15338,21 @@
               <w:spacing w:line="400" w:lineRule="exact"/>
               <w:ind w:firstLineChars="200" w:firstLine="480"/>
               <w:rPr>
-                <w:sz w:val="24"/>
-              </w:rPr>
-            </w:pPr>
-            <w:r>
-              <w:rPr>
-                <w:sz w:val="24"/>
-              </w:rPr>
-              <w:t>为验证所提解调系统在实际温度传感中的可行性，开展了温度传感功能验证实验。将</w:t>
-            </w:r>
-            <w:r>
-              <w:rPr>
-                <w:sz w:val="24"/>
-              </w:rPr>
-              <w:t>FBG</w:t>
-            </w:r>
-            <w:r>
-              <w:rPr>
-                <w:sz w:val="24"/>
-              </w:rPr>
-              <w:t>温度从基准温度</w:t>
+                <w:rFonts w:hint="eastAsia"/>
+                <w:sz w:val="24"/>
+              </w:rPr>
+            </w:pPr>
+            <w:r>
+              <w:rPr>
+                <w:sz w:val="24"/>
+              </w:rPr>
+              <w:t>为验证所提解调系统在实际温度传感中的可行性，开展了温度传感功能验证实验。实验首先在基准温度</w:t>
+            </w:r>
+            <w:r>
+              <w:rPr>
+                <w:sz w:val="24"/>
+              </w:rPr>
+              <w:t> </w:t>
             </w:r>
             <m:oMath>
               <m:sSub>
@@ -15102,6 +15429,405 @@
               <w:rPr>
                 <w:sz w:val="24"/>
               </w:rPr>
+              <w:t>下执行完整的定标流程：确定最接近</w:t>
+            </w:r>
+            <w:r>
+              <w:rPr>
+                <w:sz w:val="24"/>
+              </w:rPr>
+              <w:t>FBG</w:t>
+            </w:r>
+            <w:r>
+              <w:rPr>
+                <w:sz w:val="24"/>
+              </w:rPr>
+              <w:t>中心波长的微环谐振峰所对应的参考电压</w:t>
+            </w:r>
+            <m:oMath>
+              <m:sSub>
+                <m:sSubPr>
+                  <m:ctrlPr>
+                    <w:rPr>
+                      <w:rFonts w:ascii="Cambria Math" w:hAnsi="Cambria Math"/>
+                      <w:sz w:val="24"/>
+                    </w:rPr>
+                  </m:ctrlPr>
+                </m:sSubPr>
+                <m:e>
+                  <m:r>
+                    <w:rPr>
+                      <w:rFonts w:ascii="Cambria Math" w:hAnsi="Cambria Math"/>
+                      <w:sz w:val="24"/>
+                    </w:rPr>
+                    <m:t>V</m:t>
+                  </m:r>
+                </m:e>
+                <m:sub>
+                  <m:r>
+                    <w:rPr>
+                      <w:rFonts w:ascii="Cambria Math" w:hAnsi="Cambria Math"/>
+                      <w:sz w:val="24"/>
+                    </w:rPr>
+                    <m:t>ref</m:t>
+                  </m:r>
+                </m:sub>
+              </m:sSub>
+              <m:r>
+                <m:rPr>
+                  <m:sty m:val="p"/>
+                </m:rPr>
+                <w:rPr>
+                  <w:rFonts w:ascii="Cambria Math" w:hAnsi="Cambria Math"/>
+                  <w:sz w:val="24"/>
+                </w:rPr>
+                <m:t>=1.183 V</m:t>
+              </m:r>
+            </m:oMath>
+            <w:r>
+              <w:rPr>
+                <w:sz w:val="24"/>
+              </w:rPr>
+              <w:t>，将微环电压固定于</w:t>
+            </w:r>
+            <m:oMath>
+              <m:sSub>
+                <m:sSubPr>
+                  <m:ctrlPr>
+                    <w:rPr>
+                      <w:rFonts w:ascii="Cambria Math" w:hAnsi="Cambria Math"/>
+                      <w:sz w:val="24"/>
+                    </w:rPr>
+                  </m:ctrlPr>
+                </m:sSubPr>
+                <m:e>
+                  <m:r>
+                    <w:rPr>
+                      <w:rFonts w:ascii="Cambria Math" w:hAnsi="Cambria Math"/>
+                      <w:sz w:val="24"/>
+                    </w:rPr>
+                    <m:t>V</m:t>
+                  </m:r>
+                </m:e>
+                <m:sub>
+                  <m:r>
+                    <w:rPr>
+                      <w:rFonts w:ascii="Cambria Math" w:hAnsi="Cambria Math"/>
+                      <w:sz w:val="24"/>
+                    </w:rPr>
+                    <m:t>ref</m:t>
+                  </m:r>
+                </m:sub>
+              </m:sSub>
+            </m:oMath>
+            <w:r>
+              <w:rPr>
+                <w:sz w:val="24"/>
+              </w:rPr>
+              <w:t>后，步进改变激光器波长采集</w:t>
+            </w:r>
+            <w:r>
+              <w:rPr>
+                <w:sz w:val="24"/>
+              </w:rPr>
+              <w:t>S21</w:t>
+            </w:r>
+            <w:r>
+              <w:rPr>
+                <w:sz w:val="24"/>
+              </w:rPr>
+              <w:t>曲线，经移动平均平滑提取各曲线的谐振峰频率，构建波长偏移量</w:t>
+            </w:r>
+            <m:oMath>
+              <m:r>
+                <m:rPr>
+                  <m:sty m:val="p"/>
+                </m:rPr>
+                <w:rPr>
+                  <w:rFonts w:ascii="Cambria Math" w:hAnsi="Cambria Math"/>
+                  <w:sz w:val="24"/>
+                </w:rPr>
+                <m:t>Δ</m:t>
+              </m:r>
+              <m:sSub>
+                <m:sSubPr>
+                  <m:ctrlPr>
+                    <w:rPr>
+                      <w:rFonts w:ascii="Cambria Math" w:hAnsi="Cambria Math"/>
+                      <w:sz w:val="24"/>
+                    </w:rPr>
+                  </m:ctrlPr>
+                </m:sSubPr>
+                <m:e>
+                  <m:r>
+                    <w:rPr>
+                      <w:rFonts w:ascii="Cambria Math" w:hAnsi="Cambria Math"/>
+                      <w:sz w:val="24"/>
+                    </w:rPr>
+                    <m:t>λ</m:t>
+                  </m:r>
+                </m:e>
+                <m:sub>
+                  <m:r>
+                    <w:rPr>
+                      <w:rFonts w:ascii="Cambria Math" w:hAnsi="Cambria Math"/>
+                      <w:sz w:val="24"/>
+                    </w:rPr>
+                    <m:t>k</m:t>
+                  </m:r>
+                </m:sub>
+              </m:sSub>
+            </m:oMath>
+            <w:r>
+              <w:rPr>
+                <w:sz w:val="24"/>
+              </w:rPr>
+              <w:t>与</w:t>
+            </w:r>
+            <w:r>
+              <w:rPr>
+                <w:sz w:val="24"/>
+              </w:rPr>
+              <w:t>S21</w:t>
+            </w:r>
+            <w:r>
+              <w:rPr>
+                <w:sz w:val="24"/>
+              </w:rPr>
+              <w:t>曲线的定标映射表</w:t>
+            </w:r>
+            <w:r>
+              <w:rPr>
+                <w:sz w:val="24"/>
+              </w:rPr>
+              <w:t> </w:t>
+            </w:r>
+            <m:oMath>
+              <m:r>
+                <m:rPr>
+                  <m:scr m:val="script"/>
+                  <m:sty m:val="p"/>
+                </m:rPr>
+                <w:rPr>
+                  <w:rFonts w:ascii="Cambria Math" w:hAnsi="Cambria Math"/>
+                  <w:sz w:val="24"/>
+                </w:rPr>
+                <m:t>T</m:t>
+              </m:r>
+            </m:oMath>
+            <w:r>
+              <w:rPr>
+                <w:rFonts w:hint="eastAsia"/>
+                <w:sz w:val="24"/>
+              </w:rPr>
+              <w:t>，其定标曲线图如图</w:t>
+            </w:r>
+            <w:r>
+              <w:rPr>
+                <w:rFonts w:hint="eastAsia"/>
+                <w:sz w:val="24"/>
+              </w:rPr>
+              <w:t>3.x</w:t>
+            </w:r>
+            <w:r>
+              <w:rPr>
+                <w:rFonts w:hint="eastAsia"/>
+                <w:sz w:val="24"/>
+              </w:rPr>
+              <w:t>所示。</w:t>
+            </w:r>
+          </w:p>
+          <w:p>
+            <w:pPr>
+              <w:jc w:val="center"/>
+              <w:rPr>
+                <w:sz w:val="24"/>
+              </w:rPr>
+            </w:pPr>
+            <w:r>
+              <w:rPr>
+                <w:rFonts w:hint="eastAsia"/>
+                <w:noProof/>
+                <w:sz w:val="24"/>
+              </w:rPr>
+              <w:drawing>
+                <wp:inline distT="0" distB="0" distL="0" distR="0" wp14:anchorId="062C13E4" wp14:editId="7BA9B2B9">
+                  <wp:extent cx="4318000" cy="2647340"/>
+                  <wp:effectExtent l="0" t="0" r="6350" b="635"/>
+                  <wp:docPr id="301384475" name="Picture 4"/>
+                  <wp:cNvGraphicFramePr>
+                    <a:graphicFrameLocks xmlns:a="http://schemas.openxmlformats.org/drawingml/2006/main" noChangeAspect="1"/>
+                  </wp:cNvGraphicFramePr>
+                  <a:graphic xmlns:a="http://schemas.openxmlformats.org/drawingml/2006/main">
+                    <a:graphicData uri="http://schemas.openxmlformats.org/drawingml/2006/picture">
+                      <pic:pic xmlns:pic="http://schemas.openxmlformats.org/drawingml/2006/picture">
+                        <pic:nvPicPr>
+                          <pic:cNvPr id="301384475" name="Picture 301384475"/>
+                          <pic:cNvPicPr/>
+                        </pic:nvPicPr>
+                        <pic:blipFill>
+                          <a:blip r:embed="rId16" cstate="print">
+                            <a:extLst>
+                              <a:ext uri="{28A0092B-C50C-407E-A947-70E740481C1C}">
+                                <a14:useLocalDpi xmlns:a14="http://schemas.microsoft.com/office/drawing/2010/main" val="0"/>
+                              </a:ext>
+                            </a:extLst>
+                          </a:blip>
+                          <a:stretch>
+                            <a:fillRect/>
+                          </a:stretch>
+                        </pic:blipFill>
+                        <pic:spPr>
+                          <a:xfrm>
+                            <a:off x="0" y="0"/>
+                            <a:ext cx="4327175" cy="2652965"/>
+                          </a:xfrm>
+                          <a:prstGeom prst="rect">
+                            <a:avLst/>
+                          </a:prstGeom>
+                        </pic:spPr>
+                      </pic:pic>
+                    </a:graphicData>
+                  </a:graphic>
+                </wp:inline>
+              </w:drawing>
+            </w:r>
+          </w:p>
+          <w:p>
+            <w:pPr>
+              <w:jc w:val="center"/>
+              <w:rPr>
+                <w:rFonts w:hint="eastAsia"/>
+                <w:sz w:val="24"/>
+              </w:rPr>
+            </w:pPr>
+            <w:r>
+              <w:rPr>
+                <w:sz w:val="24"/>
+              </w:rPr>
+              <w:t>图</w:t>
+            </w:r>
+            <w:r>
+              <w:rPr>
+                <w:sz w:val="24"/>
+              </w:rPr>
+              <w:t xml:space="preserve">3.x </w:t>
+            </w:r>
+            <w:r>
+              <w:rPr>
+                <w:sz w:val="24"/>
+              </w:rPr>
+              <w:t>波长偏移量</w:t>
+            </w:r>
+            <w:r>
+              <w:rPr>
+                <w:rFonts w:hint="eastAsia"/>
+                <w:sz w:val="24"/>
+              </w:rPr>
+              <w:t>定标曲线图</w:t>
+            </w:r>
+          </w:p>
+          <w:p>
+            <w:pPr>
+              <w:spacing w:line="400" w:lineRule="exact"/>
+              <w:ind w:firstLineChars="200" w:firstLine="480"/>
+              <w:rPr>
+                <w:rFonts w:hint="eastAsia"/>
+                <w:sz w:val="24"/>
+              </w:rPr>
+            </w:pPr>
+            <w:r>
+              <w:rPr>
+                <w:sz w:val="24"/>
+              </w:rPr>
+              <w:t>随后，将</w:t>
+            </w:r>
+            <w:r>
+              <w:rPr>
+                <w:sz w:val="24"/>
+              </w:rPr>
+              <w:t>FBG</w:t>
+            </w:r>
+            <w:r>
+              <w:rPr>
+                <w:sz w:val="24"/>
+              </w:rPr>
+              <w:t>温度从基准温度</w:t>
+            </w:r>
+            <m:oMath>
+              <m:sSub>
+                <m:sSubPr>
+                  <m:ctrlPr>
+                    <w:rPr>
+                      <w:rFonts w:ascii="Cambria Math" w:hAnsi="Cambria Math"/>
+                      <w:sz w:val="24"/>
+                    </w:rPr>
+                  </m:ctrlPr>
+                </m:sSubPr>
+                <m:e>
+                  <m:r>
+                    <w:rPr>
+                      <w:rFonts w:ascii="Cambria Math" w:hAnsi="Cambria Math"/>
+                      <w:sz w:val="24"/>
+                    </w:rPr>
+                    <m:t>T</m:t>
+                  </m:r>
+                </m:e>
+                <m:sub>
+                  <m:r>
+                    <w:rPr>
+                      <w:rFonts w:ascii="Cambria Math" w:hAnsi="Cambria Math"/>
+                      <w:sz w:val="24"/>
+                    </w:rPr>
+                    <m:t>0</m:t>
+                  </m:r>
+                </m:sub>
+              </m:sSub>
+              <m:r>
+                <w:rPr>
+                  <w:rFonts w:ascii="Cambria Math" w:hAnsi="Cambria Math"/>
+                  <w:sz w:val="24"/>
+                </w:rPr>
+                <m:t>=</m:t>
+              </m:r>
+              <m:sSup>
+                <m:sSupPr>
+                  <m:ctrlPr>
+                    <w:rPr>
+                      <w:rFonts w:ascii="Cambria Math" w:hAnsi="Cambria Math"/>
+                      <w:sz w:val="24"/>
+                    </w:rPr>
+                  </m:ctrlPr>
+                </m:sSupPr>
+                <m:e>
+                  <m:r>
+                    <w:rPr>
+                      <w:rFonts w:ascii="Cambria Math" w:hAnsi="Cambria Math"/>
+                      <w:sz w:val="24"/>
+                    </w:rPr>
+                    <m:t>20</m:t>
+                  </m:r>
+                </m:e>
+                <m:sup>
+                  <m:r>
+                    <w:rPr>
+                      <w:rFonts w:ascii="Cambria Math" w:hAnsi="Cambria Math"/>
+                      <w:sz w:val="24"/>
+                    </w:rPr>
+                    <m:t>∘</m:t>
+                  </m:r>
+                </m:sup>
+              </m:sSup>
+            </m:oMath>
+            <w:r>
+              <w:rPr>
+                <w:sz w:val="24"/>
+              </w:rPr>
+              <w:t>C</w:t>
+            </w:r>
+            <w:r>
+              <w:rPr>
+                <w:sz w:val="24"/>
+              </w:rPr>
               <w:t>升高至</w:t>
             </w:r>
             <w:r>
@@ -15118,10 +15844,51 @@
             </w:r>
             <w:r>
               <w:rPr>
-                <w:sz w:val="24"/>
-              </w:rPr>
-              <w:t>1551.8 nm</w:t>
-            </w:r>
+                <w:rFonts w:hint="eastAsia"/>
+                <w:sz w:val="24"/>
+              </w:rPr>
+              <w:t>参考波长</w:t>
+            </w:r>
+            <m:oMath>
+              <m:sSub>
+                <m:sSubPr>
+                  <m:ctrlPr>
+                    <w:rPr>
+                      <w:rFonts w:ascii="Cambria Math" w:hAnsi="Cambria Math"/>
+                      <w:sz w:val="24"/>
+                    </w:rPr>
+                  </m:ctrlPr>
+                </m:sSubPr>
+                <m:e>
+                  <m:r>
+                    <w:rPr>
+                      <w:rFonts w:ascii="Cambria Math" w:hAnsi="Cambria Math"/>
+                      <w:sz w:val="24"/>
+                    </w:rPr>
+                    <m:t>λ</m:t>
+                  </m:r>
+                </m:e>
+                <m:sub>
+                  <m:r>
+                    <w:rPr>
+                      <w:rFonts w:ascii="Cambria Math" w:hAnsi="Cambria Math"/>
+                      <w:sz w:val="24"/>
+                    </w:rPr>
+                    <m:t>ref</m:t>
+                  </m:r>
+                </m:sub>
+              </m:sSub>
+              <m:r>
+                <m:rPr>
+                  <m:sty m:val="p"/>
+                </m:rPr>
+                <w:rPr>
+                  <w:rFonts w:ascii="Cambria Math" w:hAnsi="Cambria Math"/>
+                  <w:sz w:val="24"/>
+                </w:rPr>
+                <m:t>=1551.87 nm</m:t>
+              </m:r>
+            </m:oMath>
             <w:r>
               <w:rPr>
                 <w:sz w:val="24"/>
@@ -15150,13 +15917,222 @@
               <w:rPr>
                 <w:sz w:val="24"/>
               </w:rPr>
-              <w:t>下定标曲线库进行归一化互相关匹配，实验结果显示：当微环电压约</w:t>
-            </w:r>
-            <w:r>
-              <w:rPr>
-                <w:sz w:val="24"/>
-              </w:rPr>
-              <w:t>1.02 V</w:t>
+              <w:t>下定标曲线库进行归一化互相关匹配，</w:t>
+            </w:r>
+            <w:r>
+              <w:rPr>
+                <w:rFonts w:hint="eastAsia"/>
+                <w:sz w:val="24"/>
+              </w:rPr>
+              <w:t>实验结果如图</w:t>
+            </w:r>
+            <w:r>
+              <w:rPr>
+                <w:rFonts w:hint="eastAsia"/>
+                <w:sz w:val="24"/>
+              </w:rPr>
+              <w:t>3.x</w:t>
+            </w:r>
+            <w:r>
+              <w:rPr>
+                <w:rFonts w:hint="eastAsia"/>
+                <w:sz w:val="24"/>
+              </w:rPr>
+              <w:t>所示。</w:t>
+            </w:r>
+          </w:p>
+          <w:p>
+            <w:pPr>
+              <w:jc w:val="center"/>
+              <w:rPr>
+                <w:sz w:val="24"/>
+              </w:rPr>
+            </w:pPr>
+            <w:r>
+              <w:rPr>
+                <w:noProof/>
+                <w:sz w:val="24"/>
+              </w:rPr>
+              <w:lastRenderedPageBreak/>
+              <w:drawing>
+                <wp:inline distT="0" distB="0" distL="0" distR="0" wp14:anchorId="2237B17C" wp14:editId="09582039">
+                  <wp:extent cx="5734050" cy="2502132"/>
+                  <wp:effectExtent l="0" t="0" r="0" b="0"/>
+                  <wp:docPr id="276094245" name="Picture 1"/>
+                  <wp:cNvGraphicFramePr>
+                    <a:graphicFrameLocks xmlns:a="http://schemas.openxmlformats.org/drawingml/2006/main" noChangeAspect="1"/>
+                  </wp:cNvGraphicFramePr>
+                  <a:graphic xmlns:a="http://schemas.openxmlformats.org/drawingml/2006/main">
+                    <a:graphicData uri="http://schemas.openxmlformats.org/drawingml/2006/picture">
+                      <pic:pic xmlns:pic="http://schemas.openxmlformats.org/drawingml/2006/picture">
+                        <pic:nvPicPr>
+                          <pic:cNvPr id="276094245" name="Picture 1"/>
+                          <pic:cNvPicPr/>
+                        </pic:nvPicPr>
+                        <pic:blipFill>
+                          <a:blip r:embed="rId17" cstate="print">
+                            <a:extLst>
+                              <a:ext uri="{28A0092B-C50C-407E-A947-70E740481C1C}">
+                                <a14:useLocalDpi xmlns:a14="http://schemas.microsoft.com/office/drawing/2010/main" val="0"/>
+                              </a:ext>
+                            </a:extLst>
+                          </a:blip>
+                          <a:stretch>
+                            <a:fillRect/>
+                          </a:stretch>
+                        </pic:blipFill>
+                        <pic:spPr>
+                          <a:xfrm>
+                            <a:off x="0" y="0"/>
+                            <a:ext cx="5763365" cy="2514924"/>
+                          </a:xfrm>
+                          <a:prstGeom prst="rect">
+                            <a:avLst/>
+                          </a:prstGeom>
+                        </pic:spPr>
+                      </pic:pic>
+                    </a:graphicData>
+                  </a:graphic>
+                </wp:inline>
+              </w:drawing>
+            </w:r>
+          </w:p>
+          <w:p>
+            <w:pPr>
+              <w:jc w:val="center"/>
+              <w:rPr>
+                <w:sz w:val="24"/>
+              </w:rPr>
+            </w:pPr>
+            <w:r>
+              <w:rPr>
+                <w:sz w:val="24"/>
+              </w:rPr>
+              <w:t>图</w:t>
+            </w:r>
+            <w:r>
+              <w:rPr>
+                <w:sz w:val="24"/>
+              </w:rPr>
+              <w:t xml:space="preserve">3.x </w:t>
+            </w:r>
+            <w:r>
+              <w:rPr>
+                <w:sz w:val="24"/>
+              </w:rPr>
+              <w:t> </w:t>
+            </w:r>
+            <w:r>
+              <w:rPr>
+                <w:sz w:val="24"/>
+              </w:rPr>
+              <w:t>温度传感功能验证实验</w:t>
+            </w:r>
+            <w:r>
+              <w:rPr>
+                <w:rFonts w:hint="eastAsia"/>
+                <w:sz w:val="24"/>
+              </w:rPr>
+              <w:t>结果图：</w:t>
+            </w:r>
+          </w:p>
+          <w:p>
+            <w:pPr>
+              <w:jc w:val="center"/>
+              <w:rPr>
+                <w:rFonts w:hint="eastAsia"/>
+                <w:sz w:val="24"/>
+              </w:rPr>
+            </w:pPr>
+            <w:r>
+              <w:rPr>
+                <w:rFonts w:hint="eastAsia"/>
+                <w:sz w:val="24"/>
+              </w:rPr>
+              <w:t xml:space="preserve">(a) </w:t>
+            </w:r>
+            <w:r>
+              <w:rPr>
+                <w:sz w:val="24"/>
+              </w:rPr>
+              <w:t>FBG</w:t>
+            </w:r>
+            <w:r>
+              <w:rPr>
+                <w:sz w:val="24"/>
+              </w:rPr>
+              <w:t>在</w:t>
+            </w:r>
+            <w:r>
+              <w:rPr>
+                <w:sz w:val="24"/>
+              </w:rPr>
+              <w:t>20°C</w:t>
+            </w:r>
+            <w:r>
+              <w:rPr>
+                <w:sz w:val="24"/>
+              </w:rPr>
+              <w:t>和</w:t>
+            </w:r>
+            <w:r>
+              <w:rPr>
+                <w:sz w:val="24"/>
+              </w:rPr>
+              <w:t>25°C</w:t>
+            </w:r>
+            <w:r>
+              <w:rPr>
+                <w:sz w:val="24"/>
+              </w:rPr>
+              <w:t>时的反射谱；</w:t>
+            </w:r>
+            <w:r>
+              <w:rPr>
+                <w:rFonts w:hint="eastAsia"/>
+                <w:sz w:val="24"/>
+              </w:rPr>
+              <w:t xml:space="preserve">(b) </w:t>
+            </w:r>
+            <w:r>
+              <w:rPr>
+                <w:sz w:val="24"/>
+              </w:rPr>
+              <w:t>最大相关系数匹配图</w:t>
+            </w:r>
+          </w:p>
+          <w:p>
+            <w:pPr>
+              <w:spacing w:line="400" w:lineRule="exact"/>
+              <w:ind w:firstLineChars="200" w:firstLine="480"/>
+              <w:rPr>
+                <w:sz w:val="24"/>
+              </w:rPr>
+            </w:pPr>
+            <w:r>
+              <w:rPr>
+                <w:sz w:val="24"/>
+              </w:rPr>
+              <w:t>实验结果显示：当微环电压约</w:t>
+            </w:r>
+            <w:r>
+              <w:rPr>
+                <w:sz w:val="24"/>
+              </w:rPr>
+              <w:t>1.0</w:t>
+            </w:r>
+            <w:r>
+              <w:rPr>
+                <w:rFonts w:hint="eastAsia"/>
+                <w:sz w:val="24"/>
+              </w:rPr>
+              <w:t>7</w:t>
+            </w:r>
+            <w:r>
+              <w:rPr>
+                <w:sz w:val="24"/>
+              </w:rPr>
+              <w:t xml:space="preserve"> V</w:t>
             </w:r>
             <w:r>
               <w:rPr>
@@ -15192,7 +16168,7 @@
                   <w:rFonts w:ascii="Cambria Math" w:hAnsi="Cambria Math"/>
                   <w:sz w:val="24"/>
                 </w:rPr>
-                <m:t>λ=56</m:t>
+                <m:t>λ=52</m:t>
               </m:r>
             </m:oMath>
             <w:r>
@@ -15228,6 +16204,20 @@
                 <m:t>ρ&gt;0.9</m:t>
               </m:r>
             </m:oMath>
+            <w:r>
+              <w:rPr>
+                <w:rFonts w:hAnsi="Cambria Math" w:hint="eastAsia"/>
+                <w:sz w:val="24"/>
+              </w:rPr>
+              <w:t>，波长误差为</w:t>
+            </w:r>
+            <w:r>
+              <w:rPr>
+                <w:rFonts w:hAnsi="Cambria Math" w:hint="eastAsia"/>
+                <w:sz w:val="24"/>
+              </w:rPr>
+              <w:t>1.7 pm</w:t>
+            </w:r>
             <w:r>
               <w:rPr>
                 <w:sz w:val="24"/>
@@ -15316,9 +16306,16 @@
             </w:r>
             <w:r>
               <w:rPr>
-                <w:sz w:val="24"/>
-              </w:rPr>
-              <w:t>6.16°C</w:t>
+                <w:rFonts w:hint="eastAsia"/>
+                <w:sz w:val="24"/>
+              </w:rPr>
+              <w:t>4.896</w:t>
+            </w:r>
+            <w:r>
+              <w:rPr>
+                <w:sz w:val="24"/>
+              </w:rPr>
+              <w:t>°C</w:t>
             </w:r>
             <w:r>
               <w:rPr>
@@ -15332,7 +16329,7 @@
                   <w:rFonts w:ascii="Cambria Math" w:hAnsi="Cambria Math"/>
                   <w:sz w:val="24"/>
                 </w:rPr>
-                <m:t>T=20+6.16=</m:t>
+                <m:t>T=20+4.896=</m:t>
               </m:r>
               <m:sSup>
                 <m:sSupPr>
@@ -15349,7 +16346,7 @@
                       <w:rFonts w:ascii="Cambria Math" w:hAnsi="Cambria Math"/>
                       <w:sz w:val="24"/>
                     </w:rPr>
-                    <m:t>26.16</m:t>
+                    <m:t>24.896</m:t>
                   </m:r>
                 </m:e>
                 <m:sup>
@@ -15385,7 +16382,33 @@
               <w:rPr>
                 <w:sz w:val="24"/>
               </w:rPr>
-              <w:t>基本吻合。该实验验证了所提解调系统用于温度传感的可行性。</w:t>
+              <w:t>吻合</w:t>
+            </w:r>
+            <w:r>
+              <w:rPr>
+                <w:rFonts w:hint="eastAsia"/>
+                <w:sz w:val="24"/>
+              </w:rPr>
+              <w:t>，温度误差</w:t>
+            </w:r>
+            <w:r>
+              <w:rPr>
+                <w:rFonts w:hint="eastAsia"/>
+                <w:sz w:val="24"/>
+              </w:rPr>
+              <w:t>0.104</w:t>
+            </w:r>
+            <w:r>
+              <w:rPr>
+                <w:sz w:val="24"/>
+              </w:rPr>
+              <w:t>°C</w:t>
+            </w:r>
+            <w:r>
+              <w:rPr>
+                <w:sz w:val="24"/>
+              </w:rPr>
+              <w:t>。该实验验证了所提解调系统用于温度传感的可行性。</w:t>
             </w:r>
           </w:p>
           <w:p>
@@ -15426,14 +16449,67 @@
               <w:spacing w:line="400" w:lineRule="exact"/>
               <w:ind w:firstLineChars="200" w:firstLine="480"/>
               <w:rPr>
-                <w:sz w:val="24"/>
-              </w:rPr>
-            </w:pPr>
-            <w:r>
-              <w:rPr>
-                <w:sz w:val="24"/>
-              </w:rPr>
-              <w:t>为验证定标方法对不同参考波长的适应性，开展了参考波长可变性验证实验。将前期定标阶段采用的参考波长</w:t>
+                <w:rFonts w:hint="eastAsia"/>
+                <w:sz w:val="24"/>
+              </w:rPr>
+            </w:pPr>
+            <w:r>
+              <w:rPr>
+                <w:sz w:val="24"/>
+              </w:rPr>
+              <w:t>为验证定标方法对不同</w:t>
+            </w:r>
+            <w:r>
+              <w:rPr>
+                <w:rFonts w:hint="eastAsia"/>
+                <w:sz w:val="24"/>
+              </w:rPr>
+              <w:t>光载波</w:t>
+            </w:r>
+            <w:r>
+              <w:rPr>
+                <w:sz w:val="24"/>
+              </w:rPr>
+              <w:t>波长的适应性，开展了</w:t>
+            </w:r>
+            <w:r>
+              <w:rPr>
+                <w:rFonts w:hint="eastAsia"/>
+                <w:sz w:val="24"/>
+              </w:rPr>
+              <w:t>光载波</w:t>
+            </w:r>
+            <w:r>
+              <w:rPr>
+                <w:sz w:val="24"/>
+              </w:rPr>
+              <w:t>波长可变性验证实验。将</w:t>
+            </w:r>
+            <w:r>
+              <w:rPr>
+                <w:rFonts w:hint="eastAsia"/>
+                <w:sz w:val="24"/>
+              </w:rPr>
+              <w:t>测量</w:t>
+            </w:r>
+            <w:r>
+              <w:rPr>
+                <w:sz w:val="24"/>
+              </w:rPr>
+              <w:t>阶段采用的</w:t>
+            </w:r>
+            <w:r>
+              <w:rPr>
+                <w:rFonts w:hint="eastAsia"/>
+                <w:sz w:val="24"/>
+              </w:rPr>
+              <w:t>光载波波长（</w:t>
+            </w:r>
+            <w:r>
+              <w:rPr>
+                <w:sz w:val="24"/>
+              </w:rPr>
+              <w:t>参考波长</w:t>
             </w:r>
             <w:r>
               <w:rPr>
@@ -15443,6 +16519,13 @@
             </w:r>
             <w:r>
               <w:rPr>
+                <w:rFonts w:hint="eastAsia"/>
+                <w:sz w:val="24"/>
+              </w:rPr>
+              <w:t>）</w:t>
+            </w:r>
+            <w:r>
+              <w:rPr>
                 <w:sz w:val="24"/>
               </w:rPr>
               <w:t>分别改变为</w:t>
@@ -15469,25 +16552,310 @@
               <w:rPr>
                 <w:sz w:val="24"/>
               </w:rPr>
-              <w:t>，重新执行定标流程并进行独立的测量匹配测试。实验结果表明，两次不同参考波长条件下的匹配结果均为</w:t>
+              <w:t>，重新执行测量匹配测试</w:t>
+            </w:r>
+            <w:r>
+              <w:rPr>
+                <w:rFonts w:hint="eastAsia"/>
+                <w:sz w:val="24"/>
+              </w:rPr>
+              <w:t>，实验结果如图</w:t>
+            </w:r>
+            <w:r>
+              <w:rPr>
+                <w:rFonts w:hint="eastAsia"/>
+                <w:sz w:val="24"/>
+              </w:rPr>
+              <w:t>3.x</w:t>
+            </w:r>
+            <w:r>
+              <w:rPr>
+                <w:rFonts w:hint="eastAsia"/>
+                <w:sz w:val="24"/>
+              </w:rPr>
+              <w:t>所示。</w:t>
+            </w:r>
+          </w:p>
+          <w:p>
+            <w:pPr>
+              <w:jc w:val="center"/>
+              <w:rPr>
+                <w:sz w:val="24"/>
+              </w:rPr>
+            </w:pPr>
+            <w:r>
+              <w:rPr>
+                <w:noProof/>
+              </w:rPr>
+              <w:drawing>
+                <wp:inline distT="0" distB="0" distL="114300" distR="114300" wp14:anchorId="2FFDA429" wp14:editId="2FEBE6F8">
+                  <wp:extent cx="2952000" cy="2520000"/>
+                  <wp:effectExtent l="0" t="0" r="0" b="0"/>
+                  <wp:docPr id="5" name="图片 4"/>
+                  <wp:cNvGraphicFramePr>
+                    <a:graphicFrameLocks xmlns:a="http://schemas.openxmlformats.org/drawingml/2006/main"/>
+                  </wp:cNvGraphicFramePr>
+                  <a:graphic xmlns:a="http://schemas.openxmlformats.org/drawingml/2006/main">
+                    <a:graphicData uri="http://schemas.openxmlformats.org/drawingml/2006/picture">
+                      <pic:pic xmlns:pic="http://schemas.openxmlformats.org/drawingml/2006/picture">
+                        <pic:nvPicPr>
+                          <pic:cNvPr id="5" name="图片 4"/>
+                          <pic:cNvPicPr>
+                            <a:picLocks noChangeAspect="1"/>
+                          </pic:cNvPicPr>
+                        </pic:nvPicPr>
+                        <pic:blipFill rotWithShape="1">
+                          <a:blip r:embed="rId18" cstate="print">
+                            <a:extLst>
+                              <a:ext uri="{28A0092B-C50C-407E-A947-70E740481C1C}">
+                                <a14:useLocalDpi xmlns:a14="http://schemas.microsoft.com/office/drawing/2010/main" val="0"/>
+                              </a:ext>
+                            </a:extLst>
+                          </a:blip>
+                          <a:srcRect l="49479" r="-1554"/>
+                          <a:stretch>
+                            <a:fillRect/>
+                          </a:stretch>
+                        </pic:blipFill>
+                        <pic:spPr bwMode="auto">
+                          <a:xfrm>
+                            <a:off x="0" y="0"/>
+                            <a:ext cx="2952000" cy="2520000"/>
+                          </a:xfrm>
+                          <a:prstGeom prst="rect">
+                            <a:avLst/>
+                          </a:prstGeom>
+                          <a:noFill/>
+                          <a:ln>
+                            <a:noFill/>
+                          </a:ln>
+                          <a:extLst>
+                            <a:ext uri="{53640926-AAD7-44D8-BBD7-CCE9431645EC}">
+                              <a14:shadowObscured xmlns:a14="http://schemas.microsoft.com/office/drawing/2010/main"/>
+                            </a:ext>
+                          </a:extLst>
+                        </pic:spPr>
+                      </pic:pic>
+                    </a:graphicData>
+                  </a:graphic>
+                </wp:inline>
+              </w:drawing>
+            </w:r>
+            <w:r>
+              <w:rPr>
+                <w:noProof/>
+                <w:sz w:val="24"/>
+              </w:rPr>
+              <w:drawing>
+                <wp:inline distT="0" distB="0" distL="0" distR="0" wp14:anchorId="55284616" wp14:editId="4DC6B8C1">
+                  <wp:extent cx="2952000" cy="2520000"/>
+                  <wp:effectExtent l="0" t="0" r="1270" b="0"/>
+                  <wp:docPr id="429424027" name="Picture 3"/>
+                  <wp:cNvGraphicFramePr>
+                    <a:graphicFrameLocks xmlns:a="http://schemas.openxmlformats.org/drawingml/2006/main"/>
+                  </wp:cNvGraphicFramePr>
+                  <a:graphic xmlns:a="http://schemas.openxmlformats.org/drawingml/2006/main">
+                    <a:graphicData uri="http://schemas.openxmlformats.org/drawingml/2006/picture">
+                      <pic:pic xmlns:pic="http://schemas.openxmlformats.org/drawingml/2006/picture">
+                        <pic:nvPicPr>
+                          <pic:cNvPr id="429424027" name="Picture 429424027"/>
+                          <pic:cNvPicPr/>
+                        </pic:nvPicPr>
+                        <pic:blipFill rotWithShape="1">
+                          <a:blip r:embed="rId19" cstate="print">
+                            <a:extLst>
+                              <a:ext uri="{28A0092B-C50C-407E-A947-70E740481C1C}">
+                                <a14:useLocalDpi xmlns:a14="http://schemas.microsoft.com/office/drawing/2010/main" val="0"/>
+                              </a:ext>
+                            </a:extLst>
+                          </a:blip>
+                          <a:srcRect l="50425"/>
+                          <a:stretch>
+                            <a:fillRect/>
+                          </a:stretch>
+                        </pic:blipFill>
+                        <pic:spPr bwMode="auto">
+                          <a:xfrm>
+                            <a:off x="0" y="0"/>
+                            <a:ext cx="2952000" cy="2520000"/>
+                          </a:xfrm>
+                          <a:prstGeom prst="rect">
+                            <a:avLst/>
+                          </a:prstGeom>
+                          <a:ln>
+                            <a:noFill/>
+                          </a:ln>
+                          <a:extLst>
+                            <a:ext uri="{53640926-AAD7-44D8-BBD7-CCE9431645EC}">
+                              <a14:shadowObscured xmlns:a14="http://schemas.microsoft.com/office/drawing/2010/main"/>
+                            </a:ext>
+                          </a:extLst>
+                        </pic:spPr>
+                      </pic:pic>
+                    </a:graphicData>
+                  </a:graphic>
+                </wp:inline>
+              </w:drawing>
+            </w:r>
+          </w:p>
+          <w:p>
+            <w:pPr>
+              <w:jc w:val="center"/>
+              <w:rPr>
+                <w:sz w:val="24"/>
+              </w:rPr>
+            </w:pPr>
+            <w:r>
+              <w:rPr>
+                <w:sz w:val="24"/>
+              </w:rPr>
+              <w:t>图</w:t>
+            </w:r>
+            <w:r>
+              <w:rPr>
+                <w:sz w:val="24"/>
+              </w:rPr>
+              <w:t xml:space="preserve">3.x </w:t>
+            </w:r>
+            <w:r>
+              <w:rPr>
+                <w:sz w:val="24"/>
+              </w:rPr>
+              <w:t> </w:t>
+            </w:r>
+            <w:r>
+              <w:rPr>
+                <w:rFonts w:hint="eastAsia"/>
+                <w:sz w:val="24"/>
+              </w:rPr>
+              <w:t>不同光载波的</w:t>
+            </w:r>
+            <w:r>
+              <w:rPr>
+                <w:sz w:val="24"/>
+              </w:rPr>
+              <w:t>最大相关系数</w:t>
+            </w:r>
+            <w:r>
+              <w:rPr>
+                <w:rFonts w:hint="eastAsia"/>
+                <w:sz w:val="24"/>
+              </w:rPr>
+              <w:t>匹配结果图</w:t>
+            </w:r>
+            <w:r>
+              <w:rPr>
+                <w:rFonts w:hint="eastAsia"/>
+                <w:sz w:val="24"/>
+              </w:rPr>
+              <w:t>：</w:t>
+            </w:r>
+          </w:p>
+          <w:p>
+            <w:pPr>
+              <w:jc w:val="center"/>
+              <w:rPr>
+                <w:sz w:val="24"/>
+              </w:rPr>
+            </w:pPr>
+            <w:r>
+              <w:rPr>
+                <w:rFonts w:hint="eastAsia"/>
+                <w:sz w:val="24"/>
+              </w:rPr>
+              <w:t xml:space="preserve">(a) </w:t>
+            </w:r>
+            <w:r>
+              <w:rPr>
+                <w:rFonts w:hint="eastAsia"/>
+                <w:sz w:val="24"/>
+              </w:rPr>
+              <w:t>光载波为</w:t>
+            </w:r>
+            <w:r>
+              <w:rPr>
+                <w:rFonts w:hint="eastAsia"/>
+                <w:sz w:val="24"/>
+              </w:rPr>
+              <w:t>1551.88 nm</w:t>
+            </w:r>
+            <w:r>
+              <w:rPr>
+                <w:sz w:val="24"/>
+              </w:rPr>
+              <w:t>；</w:t>
+            </w:r>
+            <w:r>
+              <w:rPr>
+                <w:rFonts w:hint="eastAsia"/>
+                <w:sz w:val="24"/>
+              </w:rPr>
+              <w:t xml:space="preserve">(b) </w:t>
+            </w:r>
+            <w:r>
+              <w:rPr>
+                <w:rFonts w:hint="eastAsia"/>
+                <w:sz w:val="24"/>
+              </w:rPr>
+              <w:t>光载波为</w:t>
+            </w:r>
+            <w:r>
+              <w:rPr>
+                <w:rFonts w:hint="eastAsia"/>
+                <w:sz w:val="24"/>
+              </w:rPr>
+              <w:t>1551.</w:t>
+            </w:r>
+            <w:r>
+              <w:rPr>
+                <w:rFonts w:hint="eastAsia"/>
+                <w:sz w:val="24"/>
+              </w:rPr>
+              <w:t>9</w:t>
+            </w:r>
+            <w:r>
+              <w:rPr>
+                <w:rFonts w:hint="eastAsia"/>
+                <w:sz w:val="24"/>
+              </w:rPr>
+              <w:t xml:space="preserve"> nm</w:t>
+            </w:r>
+          </w:p>
+          <w:p>
+            <w:pPr>
+              <w:spacing w:line="400" w:lineRule="exact"/>
+              <w:ind w:firstLineChars="200" w:firstLine="480"/>
+              <w:rPr>
+                <w:rFonts w:hint="eastAsia"/>
+                <w:sz w:val="24"/>
+              </w:rPr>
+            </w:pPr>
+            <w:r>
+              <w:rPr>
+                <w:sz w:val="24"/>
+              </w:rPr>
+              <w:t>实验结果表明，两次不同参考波长条件下的匹配结果</w:t>
+            </w:r>
+            <w:r>
+              <w:rPr>
+                <w:rFonts w:hint="eastAsia"/>
+                <w:sz w:val="24"/>
+              </w:rPr>
+              <w:t>误差分别</w:t>
+            </w:r>
+            <w:r>
+              <w:rPr>
+                <w:sz w:val="24"/>
+              </w:rPr>
+              <w:t>为</w:t>
             </w:r>
             <m:oMath>
-              <m:r>
-                <m:rPr>
-                  <m:sty m:val="p"/>
-                </m:rPr>
-                <w:rPr>
-                  <w:rFonts w:ascii="Cambria Math" w:hAnsi="Cambria Math"/>
-                  <w:sz w:val="24"/>
-                </w:rPr>
-                <m:t>Δ</m:t>
-              </m:r>
               <m:r>
                 <w:rPr>
                   <w:rFonts w:ascii="Cambria Math" w:hAnsi="Cambria Math"/>
                   <w:sz w:val="24"/>
                 </w:rPr>
-                <m:t>λ=2.3</m:t>
+                <m:t>2.3</m:t>
               </m:r>
             </m:oMath>
             <w:r>
@@ -15498,9 +16866,43 @@
             </w:r>
             <w:r>
               <w:rPr>
-                <w:sz w:val="24"/>
-              </w:rPr>
-              <w:t>，验证了定标方法对不同参考波长具有良好的适应性和一致性。该结果也表明，定标过程中建立的波长偏移量</w:t>
+                <w:rFonts w:hint="eastAsia"/>
+                <w:sz w:val="24"/>
+              </w:rPr>
+              <w:t>和</w:t>
+            </w:r>
+            <m:oMath>
+              <m:r>
+                <w:rPr>
+                  <w:rFonts w:ascii="Cambria Math" w:hAnsi="Cambria Math"/>
+                  <w:sz w:val="24"/>
+                </w:rPr>
+                <m:t>0.3</m:t>
+              </m:r>
+            </m:oMath>
+            <w:r>
+              <w:rPr>
+                <w:sz w:val="24"/>
+              </w:rPr>
+              <w:t> pm</w:t>
+            </w:r>
+            <w:r>
+              <w:rPr>
+                <w:sz w:val="24"/>
+              </w:rPr>
+              <w:t>，</w:t>
+            </w:r>
+            <w:r>
+              <w:rPr>
+                <w:sz w:val="24"/>
+              </w:rPr>
+              <w:t>验证了所建定标曲线库对测量光载波波长变化具有良好的适应性和一致性。该结果也表明，定标过程中建立的波长偏移量</w:t>
+            </w:r>
+            <w:r>
+              <w:rPr>
+                <w:sz w:val="24"/>
+              </w:rPr>
+              <w:t> </w:t>
             </w:r>
             <m:oMath>
               <m:r>
@@ -15525,6 +16927,12 @@
               <w:rPr>
                 <w:sz w:val="24"/>
               </w:rPr>
+              <w:t> </w:t>
+            </w:r>
+            <w:r>
+              <w:rPr>
+                <w:sz w:val="24"/>
+              </w:rPr>
               <w:t>与</w:t>
             </w:r>
             <w:r>
@@ -15537,7 +16945,66 @@
               <w:rPr>
                 <w:sz w:val="24"/>
               </w:rPr>
-              <w:t>曲线形状之间的映射关系仅取决于相对偏移量，对绝对参考波长的选取不敏感。</w:t>
+              <w:t>曲线形状之间的映射关系仅取决于相对偏移量，对</w:t>
+            </w:r>
+            <w:r>
+              <w:rPr>
+                <w:rFonts w:hint="eastAsia"/>
+                <w:sz w:val="24"/>
+              </w:rPr>
+              <w:t>测量</w:t>
+            </w:r>
+            <w:r>
+              <w:rPr>
+                <w:rFonts w:hint="eastAsia"/>
+                <w:sz w:val="24"/>
+              </w:rPr>
+              <w:lastRenderedPageBreak/>
+              <w:t>时</w:t>
+            </w:r>
+            <w:r>
+              <w:rPr>
+                <w:sz w:val="24"/>
+              </w:rPr>
+              <w:t>光载波波长的选取不敏感。系统的测量范围不受定标参考波长的严格约束。当测量阶段采用的光载波波长与定标参考波长存在偏差时，定标曲线库仍能通过归一化互相关匹配准确解调出</w:t>
+            </w:r>
+            <w:r>
+              <w:rPr>
+                <w:sz w:val="24"/>
+              </w:rPr>
+              <w:t>FBG</w:t>
+            </w:r>
+            <w:r>
+              <w:rPr>
+                <w:sz w:val="24"/>
+              </w:rPr>
+              <w:t>的波长偏移量</w:t>
+            </w:r>
+            <w:r>
+              <w:rPr>
+                <w:rFonts w:hint="eastAsia"/>
+                <w:sz w:val="24"/>
+              </w:rPr>
+              <w:t>。</w:t>
+            </w:r>
+            <w:r>
+              <w:rPr>
+                <w:sz w:val="24"/>
+              </w:rPr>
+              <w:t>可通过切换光载波波长实现跨波段测量，将单次定标的有效解调范围从固定波长点扩展至</w:t>
+            </w:r>
+            <w:r>
+              <w:rPr>
+                <w:rFonts w:hint="eastAsia"/>
+                <w:sz w:val="24"/>
+              </w:rPr>
+              <w:t>更大的</w:t>
+            </w:r>
+            <w:r>
+              <w:rPr>
+                <w:sz w:val="24"/>
+              </w:rPr>
+              <w:t>波长区间。</w:t>
             </w:r>
           </w:p>
           <w:p>
@@ -15570,7 +17037,7 @@
                 <w:bCs/>
                 <w:sz w:val="24"/>
               </w:rPr>
-              <w:t>）多温度系统定标与解调性能分析</w:t>
+              <w:t>）多温度解调性能分析</w:t>
             </w:r>
           </w:p>
           <w:p>
@@ -15585,7 +17052,7 @@
               <w:rPr>
                 <w:sz w:val="24"/>
               </w:rPr>
-              <w:t>为全面评估系统在不同温度条件下的解调性能，在</w:t>
+              <w:t>为全面评估系统在不同温度条件下的解调性能与稳定性，在</w:t>
             </w:r>
             <w:r>
               <w:rPr>
@@ -15603,43 +17070,65 @@
               <w:rPr>
                 <w:sz w:val="24"/>
               </w:rPr>
-              <w:t>55°C</w:t>
-            </w:r>
-            <w:r>
-              <w:rPr>
-                <w:sz w:val="24"/>
-              </w:rPr>
-              <w:t>温度范围内，以约</w:t>
-            </w:r>
-            <w:r>
-              <w:rPr>
-                <w:sz w:val="24"/>
-              </w:rPr>
-              <w:t>5°C</w:t>
-            </w:r>
-            <w:r>
-              <w:rPr>
-                <w:sz w:val="24"/>
-              </w:rPr>
-              <w:t>为步进（共</w:t>
-            </w:r>
-            <w:r>
-              <w:rPr>
-                <w:sz w:val="24"/>
-              </w:rPr>
-              <w:t>8</w:t>
-            </w:r>
-            <w:r>
-              <w:rPr>
-                <w:sz w:val="24"/>
-              </w:rPr>
-              <w:t>个温度点），以</w:t>
-            </w:r>
-            <w:r>
-              <w:rPr>
-                <w:sz w:val="24"/>
-              </w:rPr>
-              <w:t>25°C</w:t>
+              <w:t>50°C</w:t>
+            </w:r>
+            <w:r>
+              <w:rPr>
+                <w:sz w:val="24"/>
+              </w:rPr>
+              <w:t>温度范围内开展了全温度范围的功率步进测试</w:t>
+            </w:r>
+            <w:r>
+              <w:rPr>
+                <w:rFonts w:hint="eastAsia"/>
+                <w:sz w:val="24"/>
+              </w:rPr>
+              <w:t>。</w:t>
+            </w:r>
+            <w:r>
+              <w:rPr>
+                <w:rFonts w:hint="eastAsia"/>
+                <w:sz w:val="24"/>
+              </w:rPr>
+              <w:t>25</w:t>
+            </w:r>
+            <w:r>
+              <w:rPr>
+                <w:sz w:val="24"/>
+              </w:rPr>
+              <w:t>°C</w:t>
+            </w:r>
+            <w:r>
+              <w:rPr>
+                <w:rFonts w:hint="eastAsia"/>
+                <w:sz w:val="24"/>
+              </w:rPr>
+              <w:t>为定标温度，</w:t>
+            </w:r>
+            <w:r>
+              <w:rPr>
+                <w:sz w:val="24"/>
+              </w:rPr>
+              <w:t>在</w:t>
+            </w:r>
+            <w:r>
+              <w:rPr>
+                <w:rFonts w:hint="eastAsia"/>
+                <w:sz w:val="24"/>
+              </w:rPr>
+              <w:t>除了定标温度的</w:t>
+            </w:r>
+            <w:r>
+              <w:rPr>
+                <w:sz w:val="24"/>
+              </w:rPr>
+              <w:t>每个温度点处，分别采用</w:t>
+            </w:r>
+            <w:r>
+              <w:rPr>
+                <w:sz w:val="24"/>
+              </w:rPr>
+              <w:t>0.1 mW</w:t>
             </w:r>
             <w:r>
               <w:rPr>
@@ -15651,13 +17140,253 @@
               <w:rPr>
                 <w:sz w:val="24"/>
               </w:rPr>
-              <w:t>30°C</w:t>
-            </w:r>
-            <w:r>
-              <w:rPr>
-                <w:sz w:val="24"/>
-              </w:rPr>
-              <w:t>作为参考基准温度，开展了全温度范围的功率步进定标与稳定性测试。</w:t>
+              <w:t>0.5 mW</w:t>
+            </w:r>
+            <w:r>
+              <w:rPr>
+                <w:sz w:val="24"/>
+              </w:rPr>
+              <w:t>两种功率步进值进行定标，记录</w:t>
+            </w:r>
+            <w:r>
+              <w:rPr>
+                <w:rFonts w:hint="eastAsia"/>
+                <w:sz w:val="24"/>
+              </w:rPr>
+              <w:t>各温度点的波长误差并计算相应的温度误差，如图</w:t>
+            </w:r>
+            <w:r>
+              <w:rPr>
+                <w:rFonts w:hint="eastAsia"/>
+                <w:sz w:val="24"/>
+              </w:rPr>
+              <w:t>3.x</w:t>
+            </w:r>
+            <w:r>
+              <w:rPr>
+                <w:rFonts w:hint="eastAsia"/>
+                <w:sz w:val="24"/>
+              </w:rPr>
+              <w:t>所示。</w:t>
+            </w:r>
+          </w:p>
+          <w:p>
+            <w:pPr>
+              <w:jc w:val="center"/>
+              <w:rPr>
+                <w:sz w:val="24"/>
+              </w:rPr>
+            </w:pPr>
+            <w:r>
+              <w:rPr>
+                <w:rFonts w:hint="eastAsia"/>
+                <w:noProof/>
+                <w:sz w:val="24"/>
+              </w:rPr>
+              <w:drawing>
+                <wp:inline distT="0" distB="0" distL="114300" distR="114300" wp14:anchorId="0BC9CCD5" wp14:editId="0FC7B244">
+                  <wp:extent cx="4521200" cy="2763435"/>
+                  <wp:effectExtent l="0" t="0" r="0" b="0"/>
+                  <wp:docPr id="7" name="图片 7" descr="D:/Graduate_year/Azzx/WPF-FBG/others/tem.pngtem"/>
+                  <wp:cNvGraphicFramePr>
+                    <a:graphicFrameLocks xmlns:a="http://schemas.openxmlformats.org/drawingml/2006/main" noChangeAspect="1"/>
+                  </wp:cNvGraphicFramePr>
+                  <a:graphic xmlns:a="http://schemas.openxmlformats.org/drawingml/2006/main">
+                    <a:graphicData uri="http://schemas.openxmlformats.org/drawingml/2006/picture">
+                      <pic:pic xmlns:pic="http://schemas.openxmlformats.org/drawingml/2006/picture">
+                        <pic:nvPicPr>
+                          <pic:cNvPr id="7" name="图片 7" descr="D:/Graduate_year/Azzx/WPF-FBG/others/tem.pngtem"/>
+                          <pic:cNvPicPr>
+                            <a:picLocks noChangeAspect="1"/>
+                          </pic:cNvPicPr>
+                        </pic:nvPicPr>
+                        <pic:blipFill>
+                          <a:blip r:embed="rId20"/>
+                          <a:srcRect l="9" r="9"/>
+                          <a:stretch>
+                            <a:fillRect/>
+                          </a:stretch>
+                        </pic:blipFill>
+                        <pic:spPr>
+                          <a:xfrm>
+                            <a:off x="0" y="0"/>
+                            <a:ext cx="4539611" cy="2774688"/>
+                          </a:xfrm>
+                          <a:prstGeom prst="rect">
+                            <a:avLst/>
+                          </a:prstGeom>
+                        </pic:spPr>
+                      </pic:pic>
+                    </a:graphicData>
+                  </a:graphic>
+                </wp:inline>
+              </w:drawing>
+            </w:r>
+          </w:p>
+          <w:p>
+            <w:pPr>
+              <w:jc w:val="center"/>
+              <w:rPr>
+                <w:sz w:val="24"/>
+              </w:rPr>
+            </w:pPr>
+            <w:r>
+              <w:rPr>
+                <w:sz w:val="24"/>
+              </w:rPr>
+              <w:t>图</w:t>
+            </w:r>
+            <w:r>
+              <w:rPr>
+                <w:sz w:val="24"/>
+              </w:rPr>
+              <w:t xml:space="preserve">3.x </w:t>
+            </w:r>
+            <w:r>
+              <w:rPr>
+                <w:rFonts w:hint="eastAsia"/>
+                <w:sz w:val="24"/>
+              </w:rPr>
+              <w:t>各温度点</w:t>
+            </w:r>
+            <w:r>
+              <w:rPr>
+                <w:rFonts w:hint="eastAsia"/>
+                <w:sz w:val="24"/>
+              </w:rPr>
+              <w:t>测量</w:t>
+            </w:r>
+            <w:r>
+              <w:rPr>
+                <w:rFonts w:hint="eastAsia"/>
+                <w:sz w:val="24"/>
+              </w:rPr>
+              <w:t>的波长误差</w:t>
+            </w:r>
+            <w:r>
+              <w:rPr>
+                <w:rFonts w:hint="eastAsia"/>
+                <w:sz w:val="24"/>
+              </w:rPr>
+              <w:t>和温度误差</w:t>
+            </w:r>
+          </w:p>
+          <w:p>
+            <w:pPr>
+              <w:spacing w:line="400" w:lineRule="exact"/>
+              <w:ind w:firstLineChars="200" w:firstLine="480"/>
+              <w:rPr>
+                <w:sz w:val="24"/>
+              </w:rPr>
+            </w:pPr>
+            <w:r>
+              <w:rPr>
+                <w:sz w:val="24"/>
+              </w:rPr>
+              <w:t>0.1 mW</w:t>
+            </w:r>
+            <w:r>
+              <w:rPr>
+                <w:sz w:val="24"/>
+              </w:rPr>
+              <w:t>功率步进在</w:t>
+            </w:r>
+            <w:r>
+              <w:rPr>
+                <w:sz w:val="24"/>
+              </w:rPr>
+              <w:t>20°C–50°C</w:t>
+            </w:r>
+            <w:r>
+              <w:rPr>
+                <w:sz w:val="24"/>
+              </w:rPr>
+              <w:t>温度范围内展现出优于</w:t>
+            </w:r>
+            <w:r>
+              <w:rPr>
+                <w:sz w:val="24"/>
+              </w:rPr>
+              <w:t>0.5 mW</w:t>
+            </w:r>
+            <w:r>
+              <w:rPr>
+                <w:sz w:val="24"/>
+              </w:rPr>
+              <w:t>步进的解调精度，验证了小步进功率调谐在提高解调分辨率方面的有效性。系统在</w:t>
+            </w:r>
+            <w:r>
+              <w:rPr>
+                <w:sz w:val="24"/>
+              </w:rPr>
+              <w:t>30°C–45°C</w:t>
+            </w:r>
+            <w:r>
+              <w:rPr>
+                <w:sz w:val="24"/>
+              </w:rPr>
+              <w:t>的宽温度区间内</w:t>
+            </w:r>
+            <w:r>
+              <w:rPr>
+                <w:sz w:val="24"/>
+              </w:rPr>
+              <w:t>0.1 mW</w:t>
+            </w:r>
+            <w:r>
+              <w:rPr>
+                <w:sz w:val="24"/>
+              </w:rPr>
+              <w:t>步进分辨率均保持在</w:t>
+            </w:r>
+            <w:r>
+              <w:rPr>
+                <w:sz w:val="24"/>
+              </w:rPr>
+              <w:t>1 pm</w:t>
+            </w:r>
+            <w:r>
+              <w:rPr>
+                <w:sz w:val="24"/>
+              </w:rPr>
+              <w:t>以内，在</w:t>
+            </w:r>
+            <w:r>
+              <w:rPr>
+                <w:sz w:val="24"/>
+              </w:rPr>
+              <w:t>45°C</w:t>
+            </w:r>
+            <w:r>
+              <w:rPr>
+                <w:sz w:val="24"/>
+              </w:rPr>
+              <w:t>处达到最优分辨率</w:t>
+            </w:r>
+            <w:r>
+              <w:rPr>
+                <w:sz w:val="24"/>
+              </w:rPr>
+              <w:t>0.2 pm</w:t>
+            </w:r>
+            <w:r>
+              <w:rPr>
+                <w:sz w:val="24"/>
+              </w:rPr>
+              <w:t>，对应温度误差仅</w:t>
+            </w:r>
+            <w:r>
+              <w:rPr>
+                <w:sz w:val="24"/>
+              </w:rPr>
+              <w:t>0.02°C</w:t>
+            </w:r>
+            <w:r>
+              <w:rPr>
+                <w:rFonts w:hint="eastAsia"/>
+                <w:sz w:val="24"/>
+              </w:rPr>
+              <w:t>。</w:t>
             </w:r>
           </w:p>
           <w:p>
@@ -15849,7 +17578,6 @@
                 <w:rFonts w:hint="eastAsia"/>
                 <w:sz w:val="24"/>
               </w:rPr>
-              <w:lastRenderedPageBreak/>
               <w:t xml:space="preserve">3. </w:t>
             </w:r>
             <w:r>
@@ -15975,6 +17703,7 @@
                 <w:rFonts w:hint="eastAsia"/>
                 <w:sz w:val="24"/>
               </w:rPr>
+              <w:lastRenderedPageBreak/>
               <w:t xml:space="preserve">3. </w:t>
             </w:r>
           </w:p>
@@ -16295,7 +18024,6 @@
                 <w:rFonts w:ascii="SimSun" w:hint="eastAsia"/>
                 <w:sz w:val="24"/>
               </w:rPr>
-              <w:lastRenderedPageBreak/>
               <w:t>（注：本页不够可附页）</w:t>
             </w:r>
           </w:p>
@@ -17206,15 +18934,7 @@
                 <w:color w:val="000000"/>
                 <w:kern w:val="0"/>
               </w:rPr>
-              <w:t>2026.05–</w:t>
-            </w:r>
-            <w:r>
-              <w:rPr>
-                <w:color w:val="000000"/>
-                <w:kern w:val="0"/>
-              </w:rPr>
-              <w:lastRenderedPageBreak/>
-              <w:t>2026.06</w:t>
+              <w:t>2026.05–2026.06</w:t>
             </w:r>
           </w:p>
         </w:tc>
@@ -17238,7 +18958,6 @@
                 <w:color w:val="000000"/>
                 <w:kern w:val="0"/>
               </w:rPr>
-              <w:lastRenderedPageBreak/>
               <w:t>完成开题报告及中期检查；</w:t>
             </w:r>
             <w:r>
@@ -17284,7 +19003,6 @@
                 <w:color w:val="000000"/>
                 <w:kern w:val="0"/>
               </w:rPr>
-              <w:lastRenderedPageBreak/>
               <w:t>电路测试与优化</w:t>
             </w:r>
           </w:p>
@@ -17309,7 +19027,6 @@
                 <w:color w:val="000000"/>
                 <w:kern w:val="0"/>
               </w:rPr>
-              <w:lastRenderedPageBreak/>
               <w:t>进行中</w:t>
             </w:r>
           </w:p>
@@ -17429,7 +19146,15 @@
                 <w:color w:val="000000"/>
                 <w:kern w:val="0"/>
               </w:rPr>
-              <w:t>2026.09–2026.10</w:t>
+              <w:t>2026.09–</w:t>
+            </w:r>
+            <w:r>
+              <w:rPr>
+                <w:color w:val="000000"/>
+                <w:kern w:val="0"/>
+              </w:rPr>
+              <w:lastRenderedPageBreak/>
+              <w:t>2026.10</w:t>
             </w:r>
           </w:p>
         </w:tc>
@@ -17454,6 +19179,7 @@
                 <w:color w:val="000000"/>
                 <w:kern w:val="0"/>
               </w:rPr>
+              <w:lastRenderedPageBreak/>
               <w:t>AWG</w:t>
             </w:r>
             <w:r>
@@ -17461,7 +19187,15 @@
                 <w:color w:val="000000"/>
                 <w:kern w:val="0"/>
               </w:rPr>
-              <w:t>补偿方案多温度对比实验；补偿前后解调精度对比分析</w:t>
+              <w:t>补偿方案多温度对比实验；补偿前后解调精度对</w:t>
+            </w:r>
+            <w:r>
+              <w:rPr>
+                <w:color w:val="000000"/>
+                <w:kern w:val="0"/>
+              </w:rPr>
+              <w:lastRenderedPageBreak/>
+              <w:t>比分析</w:t>
             </w:r>
           </w:p>
         </w:tc>
@@ -17486,6 +19220,7 @@
                 <w:color w:val="000000"/>
                 <w:kern w:val="0"/>
               </w:rPr>
+              <w:lastRenderedPageBreak/>
               <w:t>未完成</w:t>
             </w:r>
           </w:p>
@@ -18279,6 +20014,7 @@
                 <w:rFonts w:ascii="SimSun" w:hint="eastAsia"/>
                 <w:sz w:val="24"/>
               </w:rPr>
+              <w:lastRenderedPageBreak/>
               <w:t>开</w:t>
             </w:r>
           </w:p>
@@ -18821,7 +20557,7 @@
     </w:tbl>
     <w:p/>
     <w:sectPr>
-      <w:footerReference w:type="default" r:id="rId15"/>
+      <w:footerReference w:type="default" r:id="rId21"/>
       <w:pgSz w:w="11906" w:h="16838"/>
       <w:pgMar w:top="1134" w:right="1134" w:bottom="1134" w:left="1134" w:header="851" w:footer="992" w:gutter="0"/>
       <w:pgNumType w:start="0"/>
@@ -18954,95 +20690,6 @@
     </w:lvl>
   </w:abstractNum>
   <w:abstractNum w:abstractNumId="2" w15:restartNumberingAfterBreak="0">
-    <w:nsid w:val="23133976"/>
-    <w:multiLevelType w:val="hybridMultilevel"/>
-    <w:tmpl w:val="87428D4C"/>
-    <w:lvl w:ilvl="0" w:tplc="DBCCABF6">
-      <w:start w:val="1"/>
-      <w:numFmt w:val="decimal"/>
-      <w:lvlText w:val="（%1）"/>
-      <w:lvlJc w:val="left"/>
-      <w:pPr>
-        <w:ind w:left="1200" w:hanging="720"/>
-      </w:pPr>
-      <w:rPr>
-        <w:rFonts w:hint="default"/>
-      </w:rPr>
-    </w:lvl>
-    <w:lvl w:ilvl="1" w:tplc="04090019" w:tentative="1">
-      <w:start w:val="1"/>
-      <w:numFmt w:val="lowerLetter"/>
-      <w:lvlText w:val="%2."/>
-      <w:lvlJc w:val="left"/>
-      <w:pPr>
-        <w:ind w:left="1560" w:hanging="360"/>
-      </w:pPr>
-    </w:lvl>
-    <w:lvl w:ilvl="2" w:tplc="0409001B" w:tentative="1">
-      <w:start w:val="1"/>
-      <w:numFmt w:val="lowerRoman"/>
-      <w:lvlText w:val="%3."/>
-      <w:lvlJc w:val="right"/>
-      <w:pPr>
-        <w:ind w:left="2280" w:hanging="180"/>
-      </w:pPr>
-    </w:lvl>
-    <w:lvl w:ilvl="3" w:tplc="0409000F" w:tentative="1">
-      <w:start w:val="1"/>
-      <w:numFmt w:val="decimal"/>
-      <w:lvlText w:val="%4."/>
-      <w:lvlJc w:val="left"/>
-      <w:pPr>
-        <w:ind w:left="3000" w:hanging="360"/>
-      </w:pPr>
-    </w:lvl>
-    <w:lvl w:ilvl="4" w:tplc="04090019" w:tentative="1">
-      <w:start w:val="1"/>
-      <w:numFmt w:val="lowerLetter"/>
-      <w:lvlText w:val="%5."/>
-      <w:lvlJc w:val="left"/>
-      <w:pPr>
-        <w:ind w:left="3720" w:hanging="360"/>
-      </w:pPr>
-    </w:lvl>
-    <w:lvl w:ilvl="5" w:tplc="0409001B" w:tentative="1">
-      <w:start w:val="1"/>
-      <w:numFmt w:val="lowerRoman"/>
-      <w:lvlText w:val="%6."/>
-      <w:lvlJc w:val="right"/>
-      <w:pPr>
-        <w:ind w:left="4440" w:hanging="180"/>
-      </w:pPr>
-    </w:lvl>
-    <w:lvl w:ilvl="6" w:tplc="0409000F" w:tentative="1">
-      <w:start w:val="1"/>
-      <w:numFmt w:val="decimal"/>
-      <w:lvlText w:val="%7."/>
-      <w:lvlJc w:val="left"/>
-      <w:pPr>
-        <w:ind w:left="5160" w:hanging="360"/>
-      </w:pPr>
-    </w:lvl>
-    <w:lvl w:ilvl="7" w:tplc="04090019" w:tentative="1">
-      <w:start w:val="1"/>
-      <w:numFmt w:val="lowerLetter"/>
-      <w:lvlText w:val="%8."/>
-      <w:lvlJc w:val="left"/>
-      <w:pPr>
-        <w:ind w:left="5880" w:hanging="360"/>
-      </w:pPr>
-    </w:lvl>
-    <w:lvl w:ilvl="8" w:tplc="0409001B" w:tentative="1">
-      <w:start w:val="1"/>
-      <w:numFmt w:val="lowerRoman"/>
-      <w:lvlText w:val="%9."/>
-      <w:lvlJc w:val="right"/>
-      <w:pPr>
-        <w:ind w:left="6600" w:hanging="180"/>
-      </w:pPr>
-    </w:lvl>
-  </w:abstractNum>
-  <w:abstractNum w:abstractNumId="3" w15:restartNumberingAfterBreak="0">
     <w:nsid w:val="3A5632B3"/>
     <w:multiLevelType w:val="multilevel"/>
     <w:tmpl w:val="3A5632B3"/>
@@ -19158,7 +20805,7 @@
       </w:pPr>
     </w:lvl>
   </w:abstractNum>
-  <w:abstractNum w:abstractNumId="4" w15:restartNumberingAfterBreak="0">
+  <w:abstractNum w:abstractNumId="3" w15:restartNumberingAfterBreak="0">
     <w:nsid w:val="77C65C3F"/>
     <w:multiLevelType w:val="singleLevel"/>
     <w:tmpl w:val="77C65C3F"/>
@@ -19173,20 +20820,17 @@
       </w:rPr>
     </w:lvl>
   </w:abstractNum>
-  <w:num w:numId="1" w16cid:durableId="614168537">
+  <w:num w:numId="1" w16cid:durableId="1102919161">
+    <w:abstractNumId w:val="2"/>
+  </w:num>
+  <w:num w:numId="2" w16cid:durableId="821702529">
+    <w:abstractNumId w:val="1"/>
+  </w:num>
+  <w:num w:numId="3" w16cid:durableId="1357465884">
     <w:abstractNumId w:val="3"/>
   </w:num>
-  <w:num w:numId="2" w16cid:durableId="1593969404">
-    <w:abstractNumId w:val="1"/>
-  </w:num>
-  <w:num w:numId="3" w16cid:durableId="1724593803">
-    <w:abstractNumId w:val="4"/>
-  </w:num>
-  <w:num w:numId="4" w16cid:durableId="694581686">
+  <w:num w:numId="4" w16cid:durableId="1040130724">
     <w:abstractNumId w:val="0"/>
-  </w:num>
-  <w:num w:numId="5" w16cid:durableId="711197568">
-    <w:abstractNumId w:val="2"/>
   </w:num>
 </w:numbering>
 </file>
@@ -19213,15 +20857,22 @@
     <w:lsdException w:name="heading 7" w:semiHidden="1" w:unhideWhenUsed="1" w:qFormat="1"/>
     <w:lsdException w:name="heading 8" w:semiHidden="1" w:unhideWhenUsed="1" w:qFormat="1"/>
     <w:lsdException w:name="heading 9" w:semiHidden="1" w:unhideWhenUsed="1" w:qFormat="1"/>
+    <w:lsdException w:name="footer" w:qFormat="1"/>
     <w:lsdException w:name="caption" w:semiHidden="1" w:unhideWhenUsed="1" w:qFormat="1"/>
+    <w:lsdException w:name="annotation reference" w:qFormat="1"/>
+    <w:lsdException w:name="page number" w:qFormat="1"/>
     <w:lsdException w:name="Title" w:qFormat="1"/>
-    <w:lsdException w:name="Default Paragraph Font" w:semiHidden="1"/>
+    <w:lsdException w:name="Default Paragraph Font" w:semiHidden="1" w:uiPriority="1" w:unhideWhenUsed="1"/>
     <w:lsdException w:name="Subtitle" w:qFormat="1"/>
+    <w:lsdException w:name="Hyperlink" w:qFormat="1"/>
     <w:lsdException w:name="Strong" w:qFormat="1"/>
     <w:lsdException w:name="Emphasis" w:qFormat="1"/>
+    <w:lsdException w:name="Plain Text" w:qFormat="1"/>
     <w:lsdException w:name="HTML Top of Form" w:semiHidden="1" w:uiPriority="99" w:unhideWhenUsed="1"/>
     <w:lsdException w:name="HTML Bottom of Form" w:semiHidden="1" w:uiPriority="99" w:unhideWhenUsed="1"/>
-    <w:lsdException w:name="Normal Table" w:semiHidden="1" w:unhideWhenUsed="1"/>
+    <w:lsdException w:name="Normal (Web)" w:qFormat="1"/>
+    <w:lsdException w:name="Normal Table" w:semiHidden="1" w:uiPriority="99" w:unhideWhenUsed="1" w:qFormat="1"/>
+    <w:lsdException w:name="annotation subject" w:qFormat="1"/>
     <w:lsdException w:name="No List" w:semiHidden="1" w:uiPriority="99" w:unhideWhenUsed="1"/>
     <w:lsdException w:name="Outline List 1" w:semiHidden="1" w:uiPriority="99" w:unhideWhenUsed="1"/>
     <w:lsdException w:name="Outline List 2" w:semiHidden="1" w:uiPriority="99" w:unhideWhenUsed="1"/>
@@ -19269,7 +20920,7 @@
     <w:lsdException w:name="Table Web 2" w:semiHidden="1" w:unhideWhenUsed="1"/>
     <w:lsdException w:name="Table Web 3" w:semiHidden="1" w:unhideWhenUsed="1"/>
     <w:lsdException w:name="Table Theme" w:semiHidden="1" w:unhideWhenUsed="1"/>
-    <w:lsdException w:name="Placeholder Text" w:semiHidden="1" w:uiPriority="99" w:unhideWhenUsed="1"/>
+    <w:lsdException w:name="Placeholder Text" w:uiPriority="99" w:unhideWhenUsed="1"/>
     <w:lsdException w:name="No Spacing" w:semiHidden="1" w:uiPriority="99" w:unhideWhenUsed="1"/>
     <w:lsdException w:name="Light Shading" w:uiPriority="60"/>
     <w:lsdException w:name="Light List" w:uiPriority="61"/>
@@ -19292,7 +20943,7 @@
     <w:lsdException w:name="Medium Shading 2 Accent 1" w:uiPriority="64"/>
     <w:lsdException w:name="Medium List 1 Accent 1" w:uiPriority="65"/>
     <w:lsdException w:name="Revision" w:semiHidden="1" w:uiPriority="99" w:unhideWhenUsed="1"/>
-    <w:lsdException w:name="List Paragraph" w:semiHidden="1" w:uiPriority="99" w:unhideWhenUsed="1"/>
+    <w:lsdException w:name="List Paragraph" w:uiPriority="99" w:unhideWhenUsed="1"/>
     <w:lsdException w:name="Quote" w:semiHidden="1" w:uiPriority="99" w:unhideWhenUsed="1"/>
     <w:lsdException w:name="Intense Quote" w:semiHidden="1" w:uiPriority="99" w:unhideWhenUsed="1"/>
     <w:lsdException w:name="Medium List 2 Accent 1" w:uiPriority="66"/>
@@ -19525,7 +21176,6 @@
   <w:style w:type="character" w:default="1" w:styleId="DefaultParagraphFont">
     <w:name w:val="Default Paragraph Font"/>
     <w:uiPriority w:val="1"/>
-    <w:semiHidden/>
     <w:unhideWhenUsed/>
   </w:style>
   <w:style w:type="table" w:default="1" w:styleId="TableNormal">
@@ -19581,6 +21231,7 @@
   <w:style w:type="paragraph" w:styleId="Footer">
     <w:name w:val="footer"/>
     <w:basedOn w:val="Normal"/>
+    <w:qFormat/>
     <w:pPr>
       <w:tabs>
         <w:tab w:val="center" w:pos="4153"/>
@@ -19617,6 +21268,7 @@
   <w:style w:type="paragraph" w:styleId="NormalWeb">
     <w:name w:val="Normal (Web)"/>
     <w:basedOn w:val="Normal"/>
+    <w:qFormat/>
     <w:rPr>
       <w:sz w:val="24"/>
     </w:rPr>
@@ -19626,10 +21278,29 @@
     <w:basedOn w:val="CommentText"/>
     <w:next w:val="CommentText"/>
     <w:link w:val="CommentSubjectChar"/>
+    <w:qFormat/>
     <w:rPr>
       <w:b/>
       <w:bCs/>
     </w:rPr>
+  </w:style>
+  <w:style w:type="table" w:styleId="TableGrid">
+    <w:name w:val="Table Grid"/>
+    <w:basedOn w:val="TableNormal"/>
+    <w:pPr>
+      <w:widowControl w:val="0"/>
+      <w:jc w:val="both"/>
+    </w:pPr>
+    <w:tblPr>
+      <w:tblBorders>
+        <w:top w:val="single" w:sz="4" w:space="0" w:color="auto"/>
+        <w:left w:val="single" w:sz="4" w:space="0" w:color="auto"/>
+        <w:bottom w:val="single" w:sz="4" w:space="0" w:color="auto"/>
+        <w:right w:val="single" w:sz="4" w:space="0" w:color="auto"/>
+        <w:insideH w:val="single" w:sz="4" w:space="0" w:color="auto"/>
+        <w:insideV w:val="single" w:sz="4" w:space="0" w:color="auto"/>
+      </w:tblBorders>
+    </w:tblPr>
   </w:style>
   <w:style w:type="character" w:styleId="Strong">
     <w:name w:val="Strong"/>
@@ -19642,9 +21313,11 @@
   <w:style w:type="character" w:styleId="PageNumber">
     <w:name w:val="page number"/>
     <w:basedOn w:val="DefaultParagraphFont"/>
+    <w:qFormat/>
   </w:style>
   <w:style w:type="character" w:styleId="Hyperlink">
     <w:name w:val="Hyperlink"/>
+    <w:qFormat/>
     <w:rPr>
       <w:color w:val="0000FF"/>
       <w:u w:val="single"/>
@@ -19652,6 +21325,7 @@
   </w:style>
   <w:style w:type="character" w:styleId="CommentReference">
     <w:name w:val="annotation reference"/>
+    <w:qFormat/>
     <w:rPr>
       <w:sz w:val="21"/>
       <w:szCs w:val="21"/>
@@ -19669,6 +21343,7 @@
   <w:style w:type="character" w:customStyle="1" w:styleId="BalloonTextChar">
     <w:name w:val="Balloon Text Char"/>
     <w:link w:val="BalloonText"/>
+    <w:qFormat/>
     <w:rPr>
       <w:kern w:val="2"/>
       <w:sz w:val="18"/>
@@ -19678,6 +21353,7 @@
   <w:style w:type="character" w:customStyle="1" w:styleId="HeaderChar">
     <w:name w:val="Header Char"/>
     <w:link w:val="Header"/>
+    <w:qFormat/>
     <w:rPr>
       <w:kern w:val="2"/>
       <w:sz w:val="18"/>
@@ -19687,6 +21363,7 @@
   <w:style w:type="character" w:customStyle="1" w:styleId="CommentSubjectChar">
     <w:name w:val="Comment Subject Char"/>
     <w:link w:val="CommentSubject"/>
+    <w:qFormat/>
     <w:rPr>
       <w:b/>
       <w:bCs/>
@@ -19711,7 +21388,6 @@
     <w:basedOn w:val="Normal"/>
     <w:uiPriority w:val="99"/>
     <w:unhideWhenUsed/>
-    <w:rsid w:val="00E25635"/>
     <w:pPr>
       <w:ind w:left="720"/>
       <w:contextualSpacing/>
@@ -19722,7 +21398,6 @@
     <w:basedOn w:val="DefaultParagraphFont"/>
     <w:uiPriority w:val="99"/>
     <w:unhideWhenUsed/>
-    <w:rsid w:val="00803C55"/>
     <w:rPr>
       <w:color w:val="666666"/>
     </w:rPr>
@@ -20013,4 +21688,16 @@
   <a:objectDefaults/>
   <a:extraClrSchemeLst/>
 </a:theme>
+</file>
+
+<file path=customXml/item1.xml><?xml version="1.0" encoding="utf-8"?>
+<b:Sources xmlns:b="http://schemas.openxmlformats.org/officeDocument/2006/bibliography" xmlns="http://schemas.openxmlformats.org/officeDocument/2006/bibliography" SelectedStyle="\APASixthEditionOfficeOnline.xsl" StyleName="APA" Version="6"/>
+</file>
+
+<file path=customXml/itemProps1.xml><?xml version="1.0" encoding="utf-8"?>
+<ds:datastoreItem xmlns:ds="http://schemas.openxmlformats.org/officeDocument/2006/customXml" ds:itemID="{1F3D6038-EA3C-4566-93D5-2BF959F9D188}">
+  <ds:schemaRefs>
+    <ds:schemaRef ds:uri="http://schemas.openxmlformats.org/officeDocument/2006/bibliography"/>
+  </ds:schemaRefs>
+</ds:datastoreItem>
 </file>